--- a/src/main/resources/templates/NhapKho/PNK.docx
+++ b/src/main/resources/templates/NhapKho/PNK.docx
@@ -437,91 +437,6 @@
           </w:p>
         </w:tc>
       </w:tr>
-      <w:tr>
-        <w:trPr>
-          <w:trHeight w:val="440"/>
-        </w:trPr>
-        <w:tc>
-          <w:tcPr>
-            <w:tcW w:w="5670" w:type="dxa"/>
-          </w:tcPr>
-          <w:p>
-            <w:pPr>
-              <w:pStyle w:val="Title"/>
-              <w:spacing w:line="268" w:lineRule="auto"/>
-              <w:ind w:left="0" w:right="60" w:firstLine="0"/>
-              <w:jc w:val="center"/>
-              <w:rPr>
-                <w:position w:val="-5"/>
-                <w:sz w:val="22"/>
-                <w:szCs w:val="22"/>
-                <w:lang w:val="en-US"/>
-              </w:rPr>
-            </w:pPr>
-          </w:p>
-        </w:tc>
-        <w:tc>
-          <w:tcPr>
-            <w:tcW w:w="5310" w:type="dxa"/>
-          </w:tcPr>
-          <w:p>
-            <w:pPr>
-              <w:pStyle w:val="Title"/>
-              <w:spacing w:line="268" w:lineRule="auto"/>
-              <w:ind w:left="2561" w:right="-14" w:firstLine="0"/>
-              <w:rPr>
-                <w:sz w:val="22"/>
-                <w:szCs w:val="22"/>
-                <w:lang w:val="en-US"/>
-              </w:rPr>
-            </w:pPr>
-            <w:r>
-              <w:rPr>
-                <w:b w:val="0"/>
-                <w:bCs w:val="0"/>
-                <w:sz w:val="22"/>
-                <w:szCs w:val="22"/>
-                <w:lang w:val="en-US"/>
-              </w:rPr>
-              <w:t>Phường Cao Lãnh</w:t>
-            </w:r>
-            <w:r>
-              <w:rPr>
-                <w:b w:val="0"/>
-                <w:bCs w:val="0"/>
-                <w:sz w:val="22"/>
-                <w:szCs w:val="22"/>
-                <w:lang w:val="en-US"/>
-              </w:rPr>
-              <w:t xml:space="preserve">, ngày </w:t>
-            </w:r>
-            <w:r>
-              <w:rPr>
-                <w:sz w:val="22"/>
-                <w:szCs w:val="22"/>
-                <w:lang w:val="en-US"/>
-              </w:rPr>
-              <w:t>{{</w:t>
-            </w:r>
-            <w:r>
-              <w:rPr>
-                <w:sz w:val="22"/>
-                <w:szCs w:val="22"/>
-                <w:lang w:val="en-US"/>
-              </w:rPr>
-              <w:t>CURRENT</w:t>
-            </w:r>
-            <w:r>
-              <w:rPr>
-                <w:sz w:val="22"/>
-                <w:szCs w:val="22"/>
-                <w:lang w:val="en-US"/>
-              </w:rPr>
-              <w:t xml:space="preserve"> _DATE}}</w:t>
-            </w:r>
-          </w:p>
-        </w:tc>
-      </w:tr>
     </w:tbl>
     <w:p>
       <w:pPr>
@@ -534,6 +449,97 @@
           <w:lang w:val="en-US"/>
         </w:rPr>
       </w:pPr>
+      <w:r>
+        <w:rPr>
+          <w:sz w:val="22"/>
+          <w:szCs w:val="22"/>
+          <w:lang w:val="en-US"/>
+        </w:rPr>
+        <w:tab/>
+      </w:r>
+      <w:r>
+        <w:rPr>
+          <w:sz w:val="22"/>
+          <w:szCs w:val="22"/>
+          <w:lang w:val="en-US"/>
+        </w:rPr>
+        <w:tab/>
+      </w:r>
+      <w:r>
+        <w:rPr>
+          <w:sz w:val="22"/>
+          <w:szCs w:val="22"/>
+          <w:lang w:val="en-US"/>
+        </w:rPr>
+        <w:tab/>
+      </w:r>
+      <w:r>
+        <w:rPr>
+          <w:sz w:val="22"/>
+          <w:szCs w:val="22"/>
+          <w:lang w:val="en-US"/>
+        </w:rPr>
+        <w:tab/>
+      </w:r>
+      <w:r>
+        <w:rPr>
+          <w:sz w:val="22"/>
+          <w:szCs w:val="22"/>
+          <w:lang w:val="en-US"/>
+        </w:rPr>
+        <w:tab/>
+      </w:r>
+      <w:r>
+        <w:rPr>
+          <w:sz w:val="22"/>
+          <w:szCs w:val="22"/>
+          <w:lang w:val="en-US"/>
+        </w:rPr>
+        <w:tab/>
+      </w:r>
+      <w:r>
+        <w:rPr>
+          <w:sz w:val="22"/>
+          <w:szCs w:val="22"/>
+          <w:lang w:val="en-US"/>
+        </w:rPr>
+        <w:tab/>
+        <w:t xml:space="preserve">                              </w:t>
+      </w:r>
+      <w:r>
+        <w:rPr>
+          <w:b w:val="0"/>
+          <w:bCs w:val="0"/>
+          <w:sz w:val="22"/>
+          <w:szCs w:val="22"/>
+          <w:lang w:val="en-US"/>
+        </w:rPr>
+        <w:t xml:space="preserve">Phường Cao Lãnh, ngày </w:t>
+      </w:r>
+      <w:r>
+        <w:rPr>
+          <w:sz w:val="22"/>
+          <w:szCs w:val="22"/>
+          <w:lang w:val="en-US"/>
+        </w:rPr>
+        <w:t>{{</w:t>
+      </w:r>
+      <w:r>
+        <w:rPr>
+          <w:sz w:val="22"/>
+          <w:szCs w:val="22"/>
+          <w:lang w:val="en-US"/>
+        </w:rPr>
+        <w:t>CURRENT</w:t>
+      </w:r>
+      <w:r>
+        <w:rPr>
+          <w:sz w:val="22"/>
+          <w:szCs w:val="22"/>
+          <w:lang w:val="en-US"/>
+        </w:rPr>
+        <w:t xml:space="preserve"> _DATE}}</w:t>
+      </w:r>
     </w:p>
     <w:p>
       <w:pPr>
@@ -773,6 +779,7 @@
           <w:b/>
           <w:sz w:val="26"/>
           <w:szCs w:val="26"/>
+          <w:lang w:val="en-US"/>
         </w:rPr>
       </w:pPr>
       <w:r>
@@ -821,33 +828,31 @@
     </w:p>
     <w:p>
       <w:pPr>
-        <w:tabs>
-          <w:tab w:val="left" w:pos="549"/>
-        </w:tabs>
-        <w:ind w:hanging="141"/>
+        <w:spacing w:before="84"/>
+        <w:ind w:left="743"/>
         <w:jc w:val="both"/>
         <w:rPr>
           <w:b/>
-          <w:position w:val="3"/>
-          <w:sz w:val="26"/>
-          <w:szCs w:val="26"/>
+          <w:sz w:val="26"/>
+          <w:szCs w:val="26"/>
+          <w:lang w:val="en-US"/>
         </w:rPr>
       </w:pPr>
       <w:r>
         <w:rPr>
+          <w:b/>
           <w:sz w:val="26"/>
           <w:szCs w:val="26"/>
           <w:lang w:val="en-US"/>
         </w:rPr>
-        <w:tab/>
-        <w:t xml:space="preserve">  </w:t>
-      </w:r>
-      <w:r>
-        <w:rPr>
-          <w:sz w:val="26"/>
-          <w:szCs w:val="26"/>
-        </w:rPr>
-        <w:t>- Mã</w:t>
+        <w:t xml:space="preserve">- </w:t>
+      </w:r>
+      <w:r>
+        <w:rPr>
+          <w:sz w:val="26"/>
+          <w:szCs w:val="26"/>
+        </w:rPr>
+        <w:t>Mã</w:t>
       </w:r>
       <w:r>
         <w:rPr>
@@ -1058,33 +1063,61 @@
           <w:sz w:val="26"/>
           <w:szCs w:val="26"/>
         </w:rPr>
-        <w:t>có):…..</w:t>
+        <w:t>có</w:t>
+      </w:r>
+      <w:proofErr w:type="gramStart"/>
+      <w:r>
+        <w:rPr>
+          <w:spacing w:val="-2"/>
+          <w:sz w:val="26"/>
+          <w:szCs w:val="26"/>
+        </w:rPr>
+        <w:t>):…</w:t>
+      </w:r>
+      <w:proofErr w:type="gramEnd"/>
+      <w:r>
+        <w:rPr>
+          <w:spacing w:val="-2"/>
+          <w:sz w:val="26"/>
+          <w:szCs w:val="26"/>
+        </w:rPr>
+        <w:t>..</w:t>
       </w:r>
     </w:p>
     <w:p>
       <w:pPr>
-        <w:pStyle w:val="ListParagraph"/>
-        <w:numPr>
-          <w:ilvl w:val="0"/>
-          <w:numId w:val="1"/>
-        </w:numPr>
-        <w:tabs>
-          <w:tab w:val="left" w:pos="291"/>
-        </w:tabs>
-        <w:spacing w:before="197"/>
-        <w:ind w:left="291" w:hanging="150"/>
+        <w:spacing w:before="84"/>
+        <w:ind w:left="743"/>
         <w:jc w:val="both"/>
         <w:rPr>
+          <w:b/>
           <w:sz w:val="26"/>
           <w:szCs w:val="26"/>
         </w:rPr>
       </w:pPr>
       <w:r>
         <w:rPr>
-          <w:sz w:val="26"/>
-          <w:szCs w:val="26"/>
-        </w:rPr>
-        <w:t>Căn</w:t>
+          <w:b/>
+          <w:sz w:val="26"/>
+          <w:szCs w:val="26"/>
+          <w:lang w:val="en-US"/>
+        </w:rPr>
+        <w:t>-</w:t>
+      </w:r>
+      <w:r>
+        <w:rPr>
+          <w:sz w:val="26"/>
+          <w:szCs w:val="26"/>
+          <w:lang w:val="en-US"/>
+        </w:rPr>
+        <w:t xml:space="preserve"> C</w:t>
+      </w:r>
+      <w:r>
+        <w:rPr>
+          <w:sz w:val="26"/>
+          <w:szCs w:val="26"/>
+        </w:rPr>
+        <w:t>ăn</w:t>
       </w:r>
       <w:r>
         <w:rPr>
@@ -1208,21 +1241,6 @@
       </w:r>
       <w:r>
         <w:rPr>
-          <w:spacing w:val="8"/>
-          <w:sz w:val="26"/>
-          <w:szCs w:val="26"/>
-        </w:rPr>
-        <w:t xml:space="preserve"> </w:t>
-      </w:r>
-      <w:r>
-        <w:rPr>
-          <w:sz w:val="26"/>
-          <w:szCs w:val="26"/>
-        </w:rPr>
-        <w:t>ngày</w:t>
-      </w:r>
-      <w:r>
-        <w:rPr>
           <w:spacing w:val="2"/>
           <w:sz w:val="26"/>
           <w:szCs w:val="26"/>
@@ -1235,7 +1253,23 @@
           <w:szCs w:val="26"/>
           <w:lang w:val="en-US"/>
         </w:rPr>
-        <w:t>{{CURRENT _DATE_TITLE}}</w:t>
+        <w:t>{{C</w:t>
+      </w:r>
+      <w:r>
+        <w:rPr>
+          <w:sz w:val="26"/>
+          <w:szCs w:val="26"/>
+          <w:lang w:val="en-US"/>
+        </w:rPr>
+        <w:t>REATE</w:t>
+      </w:r>
+      <w:r>
+        <w:rPr>
+          <w:sz w:val="26"/>
+          <w:szCs w:val="26"/>
+          <w:lang w:val="en-US"/>
+        </w:rPr>
+        <w:t xml:space="preserve"> _DATE_TITLE}}</w:t>
       </w:r>
       <w:r>
         <w:rPr>
@@ -1248,23 +1282,23 @@
     </w:p>
     <w:p>
       <w:pPr>
-        <w:pStyle w:val="ListParagraph"/>
-        <w:numPr>
-          <w:ilvl w:val="0"/>
-          <w:numId w:val="1"/>
-        </w:numPr>
-        <w:tabs>
-          <w:tab w:val="left" w:pos="291"/>
-        </w:tabs>
-        <w:spacing w:before="150" w:line="271" w:lineRule="auto"/>
-        <w:ind w:right="321" w:firstLine="0"/>
+        <w:spacing w:before="197"/>
+        <w:ind w:right="810" w:firstLine="720"/>
         <w:jc w:val="both"/>
         <w:rPr>
+          <w:sz w:val="26"/>
+          <w:szCs w:val="26"/>
+        </w:rPr>
+      </w:pPr>
+      <w:r>
+        <w:rPr>
           <w:color w:val="FF0000"/>
           <w:sz w:val="26"/>
           <w:szCs w:val="26"/>
-        </w:rPr>
-      </w:pPr>
+          <w:lang w:val="en-US"/>
+        </w:rPr>
+        <w:t xml:space="preserve">- </w:t>
+      </w:r>
       <w:r>
         <w:rPr>
           <w:color w:val="FF0000"/>
@@ -2603,6 +2637,7 @@
               <w:pStyle w:val="TableParagraph"/>
               <w:spacing w:line="224" w:lineRule="exact"/>
               <w:ind w:left="34"/>
+              <w:jc w:val="center"/>
               <w:rPr>
                 <w:rFonts w:asciiTheme="majorHAnsi" w:hAnsiTheme="majorHAnsi" w:cstheme="majorHAnsi"/>
                 <w:lang w:val="en-US"/>
@@ -2679,6 +2714,7 @@
               <w:pStyle w:val="TableParagraph"/>
               <w:spacing w:line="271" w:lineRule="auto"/>
               <w:ind w:left="39"/>
+              <w:jc w:val="center"/>
               <w:rPr>
                 <w:rFonts w:asciiTheme="majorHAnsi" w:hAnsiTheme="majorHAnsi" w:cstheme="majorHAnsi"/>
                 <w:spacing w:val="-2"/>
@@ -2781,6 +2817,7 @@
             <w:pPr>
               <w:pStyle w:val="TableParagraph"/>
               <w:spacing w:before="59"/>
+              <w:jc w:val="center"/>
               <w:rPr>
                 <w:rFonts w:asciiTheme="majorHAnsi" w:hAnsiTheme="majorHAnsi" w:cstheme="majorHAnsi"/>
               </w:rPr>
@@ -2879,6 +2916,7 @@
               <w:pStyle w:val="TableParagraph"/>
               <w:spacing w:before="1"/>
               <w:ind w:left="38"/>
+              <w:jc w:val="center"/>
               <w:rPr>
                 <w:rFonts w:asciiTheme="majorHAnsi" w:hAnsiTheme="majorHAnsi" w:cstheme="majorHAnsi"/>
               </w:rPr>
@@ -2922,6 +2960,7 @@
               <w:pStyle w:val="TableParagraph"/>
               <w:spacing w:before="23"/>
               <w:ind w:left="38"/>
+              <w:jc w:val="center"/>
               <w:rPr>
                 <w:rFonts w:asciiTheme="majorHAnsi" w:hAnsiTheme="majorHAnsi" w:cstheme="majorHAnsi"/>
               </w:rPr>
@@ -2945,6 +2984,7 @@
               <w:pStyle w:val="TableParagraph"/>
               <w:spacing w:before="23"/>
               <w:ind w:left="38"/>
+              <w:jc w:val="center"/>
               <w:rPr>
                 <w:rFonts w:asciiTheme="majorHAnsi" w:hAnsiTheme="majorHAnsi" w:cstheme="majorHAnsi"/>
               </w:rPr>
@@ -3028,7 +3068,7 @@
             <w:pPr>
               <w:pStyle w:val="TableParagraph"/>
               <w:ind w:right="19"/>
-              <w:jc w:val="right"/>
+              <w:jc w:val="center"/>
               <w:rPr>
                 <w:rFonts w:asciiTheme="majorHAnsi" w:hAnsiTheme="majorHAnsi" w:cstheme="majorHAnsi"/>
               </w:rPr>
@@ -3113,6 +3153,7 @@
             <w:pPr>
               <w:pStyle w:val="TableParagraph"/>
               <w:ind w:right="26"/>
+              <w:jc w:val="center"/>
               <w:rPr>
                 <w:rFonts w:asciiTheme="majorHAnsi" w:hAnsiTheme="majorHAnsi" w:cstheme="majorHAnsi"/>
                 <w:spacing w:val="-2"/>
@@ -3287,9 +3328,9 @@
       <w:tblGrid>
         <w:gridCol w:w="408"/>
         <w:gridCol w:w="2866"/>
-        <w:gridCol w:w="1389"/>
-        <w:gridCol w:w="854"/>
-        <w:gridCol w:w="1390"/>
+        <w:gridCol w:w="2288"/>
+        <w:gridCol w:w="720"/>
+        <w:gridCol w:w="625"/>
         <w:gridCol w:w="1217"/>
         <w:gridCol w:w="783"/>
         <w:gridCol w:w="1452"/>
@@ -3380,13 +3421,14 @@
         </w:tc>
         <w:tc>
           <w:tcPr>
-            <w:tcW w:w="1389" w:type="dxa"/>
+            <w:tcW w:w="2288" w:type="dxa"/>
           </w:tcPr>
           <w:p>
             <w:pPr>
               <w:pStyle w:val="TableParagraph"/>
               <w:spacing w:before="22"/>
               <w:ind w:left="34"/>
+              <w:jc w:val="center"/>
             </w:pPr>
             <w:r>
               <w:t>(</w:t>
@@ -3410,7 +3452,7 @@
         </w:tc>
         <w:tc>
           <w:tcPr>
-            <w:tcW w:w="854" w:type="dxa"/>
+            <w:tcW w:w="720" w:type="dxa"/>
           </w:tcPr>
           <w:p>
             <w:pPr>
@@ -3420,7 +3462,7 @@
         </w:tc>
         <w:tc>
           <w:tcPr>
-            <w:tcW w:w="1390" w:type="dxa"/>
+            <w:tcW w:w="625" w:type="dxa"/>
           </w:tcPr>
           <w:p>
             <w:pPr>
@@ -3580,7 +3622,7 @@
         </w:tc>
         <w:tc>
           <w:tcPr>
-            <w:tcW w:w="1389" w:type="dxa"/>
+            <w:tcW w:w="2288" w:type="dxa"/>
           </w:tcPr>
           <w:p>
             <w:pPr>
@@ -3590,7 +3632,7 @@
         </w:tc>
         <w:tc>
           <w:tcPr>
-            <w:tcW w:w="854" w:type="dxa"/>
+            <w:tcW w:w="720" w:type="dxa"/>
           </w:tcPr>
           <w:p>
             <w:pPr>
@@ -3600,7 +3642,7 @@
         </w:tc>
         <w:tc>
           <w:tcPr>
-            <w:tcW w:w="1390" w:type="dxa"/>
+            <w:tcW w:w="625" w:type="dxa"/>
           </w:tcPr>
           <w:p>
             <w:pPr>
@@ -3733,7 +3775,7 @@
         </w:tc>
         <w:tc>
           <w:tcPr>
-            <w:tcW w:w="1389" w:type="dxa"/>
+            <w:tcW w:w="2288" w:type="dxa"/>
           </w:tcPr>
           <w:p>
             <w:pPr>
@@ -3743,7 +3785,7 @@
         </w:tc>
         <w:tc>
           <w:tcPr>
-            <w:tcW w:w="854" w:type="dxa"/>
+            <w:tcW w:w="720" w:type="dxa"/>
           </w:tcPr>
           <w:p>
             <w:pPr>
@@ -3753,7 +3795,7 @@
         </w:tc>
         <w:tc>
           <w:tcPr>
-            <w:tcW w:w="1390" w:type="dxa"/>
+            <w:tcW w:w="625" w:type="dxa"/>
           </w:tcPr>
           <w:p>
             <w:pPr>
@@ -3882,6 +3924,7 @@
               <w:pStyle w:val="TableParagraph"/>
               <w:spacing w:before="90"/>
               <w:ind w:left="104"/>
+              <w:jc w:val="center"/>
               <w:rPr>
                 <w:b/>
                 <w:lang w:val="en-US"/>
@@ -5454,7 +5497,7 @@
       <w:lvlText w:val="-"/>
       <w:lvlJc w:val="left"/>
       <w:pPr>
-        <w:ind w:left="141" w:hanging="414"/>
+        <w:ind w:left="591" w:hanging="414"/>
       </w:pPr>
       <w:rPr>
         <w:rFonts w:ascii="Times New Roman" w:eastAsia="Times New Roman" w:hAnsi="Times New Roman" w:cs="Times New Roman" w:hint="default"/>
@@ -5468,7 +5511,7 @@
       <w:lvlText w:val="•"/>
       <w:lvlJc w:val="left"/>
       <w:pPr>
-        <w:ind w:left="1278" w:hanging="414"/>
+        <w:ind w:left="1728" w:hanging="414"/>
       </w:pPr>
       <w:rPr>
         <w:rFonts w:hint="default"/>
@@ -5480,7 +5523,7 @@
       <w:lvlText w:val="•"/>
       <w:lvlJc w:val="left"/>
       <w:pPr>
-        <w:ind w:left="2416" w:hanging="414"/>
+        <w:ind w:left="2866" w:hanging="414"/>
       </w:pPr>
       <w:rPr>
         <w:rFonts w:hint="default"/>
@@ -5492,7 +5535,7 @@
       <w:lvlText w:val="•"/>
       <w:lvlJc w:val="left"/>
       <w:pPr>
-        <w:ind w:left="3554" w:hanging="414"/>
+        <w:ind w:left="4004" w:hanging="414"/>
       </w:pPr>
       <w:rPr>
         <w:rFonts w:hint="default"/>
@@ -5504,7 +5547,7 @@
       <w:lvlText w:val="•"/>
       <w:lvlJc w:val="left"/>
       <w:pPr>
-        <w:ind w:left="4692" w:hanging="414"/>
+        <w:ind w:left="5142" w:hanging="414"/>
       </w:pPr>
       <w:rPr>
         <w:rFonts w:hint="default"/>
@@ -5516,7 +5559,7 @@
       <w:lvlText w:val="•"/>
       <w:lvlJc w:val="left"/>
       <w:pPr>
-        <w:ind w:left="5830" w:hanging="414"/>
+        <w:ind w:left="6280" w:hanging="414"/>
       </w:pPr>
       <w:rPr>
         <w:rFonts w:hint="default"/>
@@ -5528,7 +5571,7 @@
       <w:lvlText w:val="•"/>
       <w:lvlJc w:val="left"/>
       <w:pPr>
-        <w:ind w:left="6968" w:hanging="414"/>
+        <w:ind w:left="7418" w:hanging="414"/>
       </w:pPr>
       <w:rPr>
         <w:rFonts w:hint="default"/>
@@ -5540,7 +5583,7 @@
       <w:lvlText w:val="•"/>
       <w:lvlJc w:val="left"/>
       <w:pPr>
-        <w:ind w:left="8106" w:hanging="414"/>
+        <w:ind w:left="8556" w:hanging="414"/>
       </w:pPr>
       <w:rPr>
         <w:rFonts w:hint="default"/>
@@ -5552,7 +5595,7 @@
       <w:lvlText w:val="•"/>
       <w:lvlJc w:val="left"/>
       <w:pPr>
-        <w:ind w:left="9244" w:hanging="414"/>
+        <w:ind w:left="9694" w:hanging="414"/>
       </w:pPr>
       <w:rPr>
         <w:rFonts w:hint="default"/>
@@ -6100,6 +6143,56 @@
       <w:lang w:val="vi"/>
     </w:rPr>
   </w:style>
+  <w:style w:type="paragraph" w:styleId="Header">
+    <w:name w:val="header"/>
+    <w:basedOn w:val="Normal"/>
+    <w:link w:val="HeaderChar"/>
+    <w:uiPriority w:val="99"/>
+    <w:unhideWhenUsed/>
+    <w:rsid w:val="00580238"/>
+    <w:pPr>
+      <w:tabs>
+        <w:tab w:val="center" w:pos="4680"/>
+        <w:tab w:val="right" w:pos="9360"/>
+      </w:tabs>
+    </w:pPr>
+  </w:style>
+  <w:style w:type="character" w:customStyle="1" w:styleId="HeaderChar">
+    <w:name w:val="Header Char"/>
+    <w:basedOn w:val="DefaultParagraphFont"/>
+    <w:link w:val="Header"/>
+    <w:uiPriority w:val="99"/>
+    <w:rsid w:val="00580238"/>
+    <w:rPr>
+      <w:rFonts w:ascii="Times New Roman" w:eastAsia="Times New Roman" w:hAnsi="Times New Roman" w:cs="Times New Roman"/>
+      <w:lang w:val="vi"/>
+    </w:rPr>
+  </w:style>
+  <w:style w:type="paragraph" w:styleId="Footer">
+    <w:name w:val="footer"/>
+    <w:basedOn w:val="Normal"/>
+    <w:link w:val="FooterChar"/>
+    <w:uiPriority w:val="99"/>
+    <w:unhideWhenUsed/>
+    <w:rsid w:val="00580238"/>
+    <w:pPr>
+      <w:tabs>
+        <w:tab w:val="center" w:pos="4680"/>
+        <w:tab w:val="right" w:pos="9360"/>
+      </w:tabs>
+    </w:pPr>
+  </w:style>
+  <w:style w:type="character" w:customStyle="1" w:styleId="FooterChar">
+    <w:name w:val="Footer Char"/>
+    <w:basedOn w:val="DefaultParagraphFont"/>
+    <w:link w:val="Footer"/>
+    <w:uiPriority w:val="99"/>
+    <w:rsid w:val="00580238"/>
+    <w:rPr>
+      <w:rFonts w:ascii="Times New Roman" w:eastAsia="Times New Roman" w:hAnsi="Times New Roman" w:cs="Times New Roman"/>
+      <w:lang w:val="vi"/>
+    </w:rPr>
+  </w:style>
 </w:styles>
 </file>
 

--- a/src/main/resources/templates/NhapKho/PNK.docx
+++ b/src/main/resources/templates/NhapKho/PNK.docx
@@ -36,6 +36,7 @@
               <w:ind w:left="0" w:right="60" w:firstLine="0"/>
               <w:jc w:val="center"/>
               <w:rPr>
+                <w:rFonts w:asciiTheme="majorHAnsi" w:hAnsiTheme="majorHAnsi" w:cstheme="majorHAnsi"/>
                 <w:sz w:val="22"/>
                 <w:szCs w:val="22"/>
                 <w:lang w:val="en-US"/>
@@ -43,6 +44,7 @@
             </w:pPr>
             <w:r>
               <w:rPr>
+                <w:rFonts w:asciiTheme="majorHAnsi" w:hAnsiTheme="majorHAnsi" w:cstheme="majorHAnsi"/>
                 <w:position w:val="-5"/>
                 <w:sz w:val="22"/>
                 <w:szCs w:val="22"/>
@@ -51,6 +53,7 @@
             </w:r>
             <w:r>
               <w:rPr>
+                <w:rFonts w:asciiTheme="majorHAnsi" w:hAnsiTheme="majorHAnsi" w:cstheme="majorHAnsi"/>
                 <w:spacing w:val="11"/>
                 <w:position w:val="-5"/>
                 <w:sz w:val="22"/>
@@ -60,6 +63,7 @@
             </w:r>
             <w:r>
               <w:rPr>
+                <w:rFonts w:asciiTheme="majorHAnsi" w:hAnsiTheme="majorHAnsi" w:cstheme="majorHAnsi"/>
                 <w:position w:val="-5"/>
                 <w:sz w:val="22"/>
                 <w:szCs w:val="22"/>
@@ -68,6 +72,7 @@
             </w:r>
             <w:r>
               <w:rPr>
+                <w:rFonts w:asciiTheme="majorHAnsi" w:hAnsiTheme="majorHAnsi" w:cstheme="majorHAnsi"/>
                 <w:spacing w:val="12"/>
                 <w:position w:val="-5"/>
                 <w:sz w:val="22"/>
@@ -77,6 +82,7 @@
             </w:r>
             <w:r>
               <w:rPr>
+                <w:rFonts w:asciiTheme="majorHAnsi" w:hAnsiTheme="majorHAnsi" w:cstheme="majorHAnsi"/>
                 <w:position w:val="-5"/>
                 <w:sz w:val="22"/>
                 <w:szCs w:val="22"/>
@@ -85,6 +91,7 @@
             </w:r>
             <w:r>
               <w:rPr>
+                <w:rFonts w:asciiTheme="majorHAnsi" w:hAnsiTheme="majorHAnsi" w:cstheme="majorHAnsi"/>
                 <w:spacing w:val="12"/>
                 <w:position w:val="-5"/>
                 <w:sz w:val="22"/>
@@ -94,6 +101,7 @@
             </w:r>
             <w:r>
               <w:rPr>
+                <w:rFonts w:asciiTheme="majorHAnsi" w:hAnsiTheme="majorHAnsi" w:cstheme="majorHAnsi"/>
                 <w:position w:val="-5"/>
                 <w:sz w:val="22"/>
                 <w:szCs w:val="22"/>
@@ -102,6 +110,7 @@
             </w:r>
             <w:r>
               <w:rPr>
+                <w:rFonts w:asciiTheme="majorHAnsi" w:hAnsiTheme="majorHAnsi" w:cstheme="majorHAnsi"/>
                 <w:spacing w:val="11"/>
                 <w:position w:val="-5"/>
                 <w:sz w:val="22"/>
@@ -111,6 +120,7 @@
             </w:r>
             <w:r>
               <w:rPr>
+                <w:rFonts w:asciiTheme="majorHAnsi" w:hAnsiTheme="majorHAnsi" w:cstheme="majorHAnsi"/>
                 <w:spacing w:val="-5"/>
                 <w:position w:val="-5"/>
                 <w:sz w:val="22"/>
@@ -120,6 +130,7 @@
             </w:r>
             <w:r>
               <w:rPr>
+                <w:rFonts w:asciiTheme="majorHAnsi" w:hAnsiTheme="majorHAnsi" w:cstheme="majorHAnsi"/>
                 <w:spacing w:val="-5"/>
                 <w:position w:val="-5"/>
                 <w:sz w:val="22"/>
@@ -141,6 +152,7 @@
               <w:ind w:left="0" w:right="-14" w:firstLine="0"/>
               <w:jc w:val="center"/>
               <w:rPr>
+                <w:rFonts w:asciiTheme="majorHAnsi" w:hAnsiTheme="majorHAnsi" w:cstheme="majorHAnsi"/>
                 <w:sz w:val="22"/>
                 <w:szCs w:val="22"/>
                 <w:lang w:val="en-US"/>
@@ -148,6 +160,7 @@
             </w:pPr>
             <w:r>
               <w:rPr>
+                <w:rFonts w:asciiTheme="majorHAnsi" w:hAnsiTheme="majorHAnsi" w:cstheme="majorHAnsi"/>
                 <w:sz w:val="22"/>
                 <w:szCs w:val="22"/>
               </w:rPr>
@@ -155,6 +168,7 @@
             </w:r>
             <w:r>
               <w:rPr>
+                <w:rFonts w:asciiTheme="majorHAnsi" w:hAnsiTheme="majorHAnsi" w:cstheme="majorHAnsi"/>
                 <w:spacing w:val="-7"/>
                 <w:sz w:val="22"/>
                 <w:szCs w:val="22"/>
@@ -163,6 +177,7 @@
             </w:r>
             <w:r>
               <w:rPr>
+                <w:rFonts w:asciiTheme="majorHAnsi" w:hAnsiTheme="majorHAnsi" w:cstheme="majorHAnsi"/>
                 <w:sz w:val="22"/>
                 <w:szCs w:val="22"/>
               </w:rPr>
@@ -170,6 +185,7 @@
             </w:r>
             <w:r>
               <w:rPr>
+                <w:rFonts w:asciiTheme="majorHAnsi" w:hAnsiTheme="majorHAnsi" w:cstheme="majorHAnsi"/>
                 <w:spacing w:val="-5"/>
                 <w:sz w:val="22"/>
                 <w:szCs w:val="22"/>
@@ -178,6 +194,7 @@
             </w:r>
             <w:r>
               <w:rPr>
+                <w:rFonts w:asciiTheme="majorHAnsi" w:hAnsiTheme="majorHAnsi" w:cstheme="majorHAnsi"/>
                 <w:sz w:val="22"/>
                 <w:szCs w:val="22"/>
               </w:rPr>
@@ -185,6 +202,7 @@
             </w:r>
             <w:r>
               <w:rPr>
+                <w:rFonts w:asciiTheme="majorHAnsi" w:hAnsiTheme="majorHAnsi" w:cstheme="majorHAnsi"/>
                 <w:spacing w:val="-6"/>
                 <w:sz w:val="22"/>
                 <w:szCs w:val="22"/>
@@ -193,6 +211,7 @@
             </w:r>
             <w:r>
               <w:rPr>
+                <w:rFonts w:asciiTheme="majorHAnsi" w:hAnsiTheme="majorHAnsi" w:cstheme="majorHAnsi"/>
                 <w:sz w:val="22"/>
                 <w:szCs w:val="22"/>
               </w:rPr>
@@ -200,6 +219,7 @@
             </w:r>
             <w:r>
               <w:rPr>
+                <w:rFonts w:asciiTheme="majorHAnsi" w:hAnsiTheme="majorHAnsi" w:cstheme="majorHAnsi"/>
                 <w:spacing w:val="-6"/>
                 <w:sz w:val="22"/>
                 <w:szCs w:val="22"/>
@@ -208,6 +228,7 @@
             </w:r>
             <w:r>
               <w:rPr>
+                <w:rFonts w:asciiTheme="majorHAnsi" w:hAnsiTheme="majorHAnsi" w:cstheme="majorHAnsi"/>
                 <w:sz w:val="22"/>
                 <w:szCs w:val="22"/>
               </w:rPr>
@@ -215,6 +236,7 @@
             </w:r>
             <w:r>
               <w:rPr>
+                <w:rFonts w:asciiTheme="majorHAnsi" w:hAnsiTheme="majorHAnsi" w:cstheme="majorHAnsi"/>
                 <w:spacing w:val="-5"/>
                 <w:sz w:val="22"/>
                 <w:szCs w:val="22"/>
@@ -223,6 +245,7 @@
             </w:r>
             <w:r>
               <w:rPr>
+                <w:rFonts w:asciiTheme="majorHAnsi" w:hAnsiTheme="majorHAnsi" w:cstheme="majorHAnsi"/>
                 <w:sz w:val="22"/>
                 <w:szCs w:val="22"/>
               </w:rPr>
@@ -230,6 +253,7 @@
             </w:r>
             <w:r>
               <w:rPr>
+                <w:rFonts w:asciiTheme="majorHAnsi" w:hAnsiTheme="majorHAnsi" w:cstheme="majorHAnsi"/>
                 <w:spacing w:val="-6"/>
                 <w:sz w:val="22"/>
                 <w:szCs w:val="22"/>
@@ -238,6 +262,7 @@
             </w:r>
             <w:r>
               <w:rPr>
+                <w:rFonts w:asciiTheme="majorHAnsi" w:hAnsiTheme="majorHAnsi" w:cstheme="majorHAnsi"/>
                 <w:sz w:val="22"/>
                 <w:szCs w:val="22"/>
               </w:rPr>
@@ -245,6 +270,7 @@
             </w:r>
             <w:r>
               <w:rPr>
+                <w:rFonts w:asciiTheme="majorHAnsi" w:hAnsiTheme="majorHAnsi" w:cstheme="majorHAnsi"/>
                 <w:spacing w:val="-6"/>
                 <w:sz w:val="22"/>
                 <w:szCs w:val="22"/>
@@ -253,6 +279,7 @@
             </w:r>
             <w:r>
               <w:rPr>
+                <w:rFonts w:asciiTheme="majorHAnsi" w:hAnsiTheme="majorHAnsi" w:cstheme="majorHAnsi"/>
                 <w:spacing w:val="-5"/>
                 <w:sz w:val="22"/>
                 <w:szCs w:val="22"/>
@@ -277,6 +304,7 @@
               <w:ind w:left="0" w:right="60" w:firstLine="0"/>
               <w:jc w:val="center"/>
               <w:rPr>
+                <w:rFonts w:asciiTheme="majorHAnsi" w:hAnsiTheme="majorHAnsi" w:cstheme="majorHAnsi"/>
                 <w:position w:val="-5"/>
                 <w:sz w:val="22"/>
                 <w:szCs w:val="22"/>
@@ -285,6 +313,7 @@
             </w:pPr>
             <w:r>
               <w:rPr>
+                <w:rFonts w:asciiTheme="majorHAnsi" w:hAnsiTheme="majorHAnsi" w:cstheme="majorHAnsi"/>
                 <w:position w:val="-5"/>
                 <w:sz w:val="22"/>
                 <w:szCs w:val="22"/>
@@ -305,6 +334,7 @@
               <w:ind w:left="0" w:right="-14" w:firstLine="0"/>
               <w:jc w:val="center"/>
               <w:rPr>
+                <w:rFonts w:asciiTheme="majorHAnsi" w:hAnsiTheme="majorHAnsi" w:cstheme="majorHAnsi"/>
                 <w:sz w:val="22"/>
                 <w:szCs w:val="22"/>
                 <w:lang w:val="en-US"/>
@@ -312,6 +342,7 @@
             </w:pPr>
             <w:r>
               <w:rPr>
+                <w:rFonts w:asciiTheme="majorHAnsi" w:hAnsiTheme="majorHAnsi" w:cstheme="majorHAnsi"/>
                 <w:sz w:val="22"/>
                 <w:szCs w:val="22"/>
               </w:rPr>
@@ -319,6 +350,7 @@
             </w:r>
             <w:r>
               <w:rPr>
+                <w:rFonts w:asciiTheme="majorHAnsi" w:hAnsiTheme="majorHAnsi" w:cstheme="majorHAnsi"/>
                 <w:spacing w:val="7"/>
                 <w:sz w:val="22"/>
                 <w:szCs w:val="22"/>
@@ -327,6 +359,7 @@
             </w:r>
             <w:r>
               <w:rPr>
+                <w:rFonts w:asciiTheme="majorHAnsi" w:hAnsiTheme="majorHAnsi" w:cstheme="majorHAnsi"/>
                 <w:sz w:val="22"/>
                 <w:szCs w:val="22"/>
                 <w:u w:val="single"/>
@@ -335,6 +368,7 @@
             </w:r>
             <w:r>
               <w:rPr>
+                <w:rFonts w:asciiTheme="majorHAnsi" w:hAnsiTheme="majorHAnsi" w:cstheme="majorHAnsi"/>
                 <w:spacing w:val="8"/>
                 <w:sz w:val="22"/>
                 <w:szCs w:val="22"/>
@@ -344,6 +378,7 @@
             </w:r>
             <w:r>
               <w:rPr>
+                <w:rFonts w:asciiTheme="majorHAnsi" w:hAnsiTheme="majorHAnsi" w:cstheme="majorHAnsi"/>
                 <w:sz w:val="22"/>
                 <w:szCs w:val="22"/>
                 <w:u w:val="single"/>
@@ -352,6 +387,7 @@
             </w:r>
             <w:r>
               <w:rPr>
+                <w:rFonts w:asciiTheme="majorHAnsi" w:hAnsiTheme="majorHAnsi" w:cstheme="majorHAnsi"/>
                 <w:spacing w:val="9"/>
                 <w:sz w:val="22"/>
                 <w:szCs w:val="22"/>
@@ -361,6 +397,7 @@
             </w:r>
             <w:r>
               <w:rPr>
+                <w:rFonts w:asciiTheme="majorHAnsi" w:hAnsiTheme="majorHAnsi" w:cstheme="majorHAnsi"/>
                 <w:sz w:val="22"/>
                 <w:szCs w:val="22"/>
                 <w:u w:val="single"/>
@@ -369,6 +406,7 @@
             </w:r>
             <w:r>
               <w:rPr>
+                <w:rFonts w:asciiTheme="majorHAnsi" w:hAnsiTheme="majorHAnsi" w:cstheme="majorHAnsi"/>
                 <w:spacing w:val="8"/>
                 <w:sz w:val="22"/>
                 <w:szCs w:val="22"/>
@@ -378,6 +416,7 @@
             </w:r>
             <w:r>
               <w:rPr>
+                <w:rFonts w:asciiTheme="majorHAnsi" w:hAnsiTheme="majorHAnsi" w:cstheme="majorHAnsi"/>
                 <w:sz w:val="22"/>
                 <w:szCs w:val="22"/>
                 <w:u w:val="single"/>
@@ -386,6 +425,7 @@
             </w:r>
             <w:r>
               <w:rPr>
+                <w:rFonts w:asciiTheme="majorHAnsi" w:hAnsiTheme="majorHAnsi" w:cstheme="majorHAnsi"/>
                 <w:spacing w:val="8"/>
                 <w:sz w:val="22"/>
                 <w:szCs w:val="22"/>
@@ -395,6 +435,7 @@
             </w:r>
             <w:r>
               <w:rPr>
+                <w:rFonts w:asciiTheme="majorHAnsi" w:hAnsiTheme="majorHAnsi" w:cstheme="majorHAnsi"/>
                 <w:sz w:val="22"/>
                 <w:szCs w:val="22"/>
                 <w:u w:val="single"/>
@@ -403,6 +444,7 @@
             </w:r>
             <w:r>
               <w:rPr>
+                <w:rFonts w:asciiTheme="majorHAnsi" w:hAnsiTheme="majorHAnsi" w:cstheme="majorHAnsi"/>
                 <w:spacing w:val="9"/>
                 <w:sz w:val="22"/>
                 <w:szCs w:val="22"/>
@@ -412,6 +454,7 @@
             </w:r>
             <w:r>
               <w:rPr>
+                <w:rFonts w:asciiTheme="majorHAnsi" w:hAnsiTheme="majorHAnsi" w:cstheme="majorHAnsi"/>
                 <w:sz w:val="22"/>
                 <w:szCs w:val="22"/>
                 <w:u w:val="single"/>
@@ -420,6 +463,7 @@
             </w:r>
             <w:r>
               <w:rPr>
+                <w:rFonts w:asciiTheme="majorHAnsi" w:hAnsiTheme="majorHAnsi" w:cstheme="majorHAnsi"/>
                 <w:spacing w:val="12"/>
                 <w:sz w:val="22"/>
                 <w:szCs w:val="22"/>
@@ -428,6 +472,7 @@
             </w:r>
             <w:r>
               <w:rPr>
+                <w:rFonts w:asciiTheme="majorHAnsi" w:hAnsiTheme="majorHAnsi" w:cstheme="majorHAnsi"/>
                 <w:spacing w:val="-4"/>
                 <w:sz w:val="22"/>
                 <w:szCs w:val="22"/>
@@ -443,7 +488,9 @@
         <w:pStyle w:val="Title"/>
         <w:spacing w:line="268" w:lineRule="auto"/>
         <w:ind w:left="0" w:firstLine="0"/>
-        <w:rPr>
+        <w:jc w:val="right"/>
+        <w:rPr>
+          <w:rFonts w:asciiTheme="majorHAnsi" w:hAnsiTheme="majorHAnsi" w:cstheme="majorHAnsi"/>
           <w:sz w:val="22"/>
           <w:szCs w:val="22"/>
           <w:lang w:val="en-US"/>
@@ -451,6 +498,7 @@
       </w:pPr>
       <w:r>
         <w:rPr>
+          <w:rFonts w:asciiTheme="majorHAnsi" w:hAnsiTheme="majorHAnsi" w:cstheme="majorHAnsi"/>
           <w:sz w:val="22"/>
           <w:szCs w:val="22"/>
           <w:lang w:val="en-US"/>
@@ -459,6 +507,7 @@
       </w:r>
       <w:r>
         <w:rPr>
+          <w:rFonts w:asciiTheme="majorHAnsi" w:hAnsiTheme="majorHAnsi" w:cstheme="majorHAnsi"/>
           <w:sz w:val="22"/>
           <w:szCs w:val="22"/>
           <w:lang w:val="en-US"/>
@@ -467,6 +516,7 @@
       </w:r>
       <w:r>
         <w:rPr>
+          <w:rFonts w:asciiTheme="majorHAnsi" w:hAnsiTheme="majorHAnsi" w:cstheme="majorHAnsi"/>
           <w:sz w:val="22"/>
           <w:szCs w:val="22"/>
           <w:lang w:val="en-US"/>
@@ -475,6 +525,7 @@
       </w:r>
       <w:r>
         <w:rPr>
+          <w:rFonts w:asciiTheme="majorHAnsi" w:hAnsiTheme="majorHAnsi" w:cstheme="majorHAnsi"/>
           <w:sz w:val="22"/>
           <w:szCs w:val="22"/>
           <w:lang w:val="en-US"/>
@@ -483,6 +534,7 @@
       </w:r>
       <w:r>
         <w:rPr>
+          <w:rFonts w:asciiTheme="majorHAnsi" w:hAnsiTheme="majorHAnsi" w:cstheme="majorHAnsi"/>
           <w:sz w:val="22"/>
           <w:szCs w:val="22"/>
           <w:lang w:val="en-US"/>
@@ -491,54 +543,34 @@
       </w:r>
       <w:r>
         <w:rPr>
+          <w:rFonts w:asciiTheme="majorHAnsi" w:hAnsiTheme="majorHAnsi" w:cstheme="majorHAnsi"/>
           <w:sz w:val="22"/>
           <w:szCs w:val="22"/>
           <w:lang w:val="en-US"/>
         </w:rPr>
         <w:tab/>
-      </w:r>
-      <w:r>
-        <w:rPr>
-          <w:sz w:val="22"/>
-          <w:szCs w:val="22"/>
-          <w:lang w:val="en-US"/>
-        </w:rPr>
-        <w:tab/>
-        <w:t xml:space="preserve">                              </w:t>
-      </w:r>
-      <w:r>
-        <w:rPr>
+        <w:t xml:space="preserve"> </w:t>
+      </w:r>
+      <w:r>
+        <w:rPr>
+          <w:rFonts w:asciiTheme="majorHAnsi" w:hAnsiTheme="majorHAnsi" w:cstheme="majorHAnsi"/>
           <w:b w:val="0"/>
           <w:bCs w:val="0"/>
           <w:sz w:val="22"/>
           <w:szCs w:val="22"/>
           <w:lang w:val="en-US"/>
         </w:rPr>
-        <w:t xml:space="preserve">Phường Cao Lãnh, ngày </w:t>
-      </w:r>
-      <w:r>
-        <w:rPr>
+        <w:t xml:space="preserve">Phường Cao Lãnh, </w:t>
+      </w:r>
+      <w:r>
+        <w:rPr>
+          <w:rFonts w:asciiTheme="majorHAnsi" w:hAnsiTheme="majorHAnsi" w:cstheme="majorHAnsi"/>
+          <w:color w:val="1F497D" w:themeColor="text2"/>
           <w:sz w:val="22"/>
           <w:szCs w:val="22"/>
           <w:lang w:val="en-US"/>
         </w:rPr>
-        <w:t>{{</w:t>
-      </w:r>
-      <w:r>
-        <w:rPr>
-          <w:sz w:val="22"/>
-          <w:szCs w:val="22"/>
-          <w:lang w:val="en-US"/>
-        </w:rPr>
-        <w:t>CURRENT</w:t>
-      </w:r>
-      <w:r>
-        <w:rPr>
-          <w:sz w:val="22"/>
-          <w:szCs w:val="22"/>
-          <w:lang w:val="en-US"/>
-        </w:rPr>
-        <w:t xml:space="preserve"> _DATE}}</w:t>
+        <w:t>{{CURRENT_DATE_TITLE}}</w:t>
       </w:r>
     </w:p>
     <w:p>
@@ -547,6 +579,7 @@
         <w:spacing w:line="268" w:lineRule="auto"/>
         <w:jc w:val="center"/>
         <w:rPr>
+          <w:rFonts w:asciiTheme="majorHAnsi" w:hAnsiTheme="majorHAnsi" w:cstheme="majorHAnsi"/>
           <w:sz w:val="26"/>
           <w:szCs w:val="26"/>
           <w:lang w:val="en-US"/>
@@ -554,6 +587,7 @@
       </w:pPr>
       <w:r>
         <w:rPr>
+          <w:rFonts w:asciiTheme="majorHAnsi" w:hAnsiTheme="majorHAnsi" w:cstheme="majorHAnsi"/>
           <w:sz w:val="26"/>
           <w:szCs w:val="26"/>
         </w:rPr>
@@ -566,6 +600,7 @@
         <w:spacing w:line="268" w:lineRule="auto"/>
         <w:jc w:val="center"/>
         <w:rPr>
+          <w:rFonts w:asciiTheme="majorHAnsi" w:hAnsiTheme="majorHAnsi" w:cstheme="majorHAnsi"/>
           <w:sz w:val="26"/>
           <w:szCs w:val="26"/>
           <w:lang w:val="en-US"/>
@@ -577,12 +612,14 @@
         <w:pStyle w:val="Heading1"/>
         <w:jc w:val="both"/>
         <w:rPr>
+          <w:rFonts w:asciiTheme="majorHAnsi" w:hAnsiTheme="majorHAnsi" w:cstheme="majorHAnsi"/>
           <w:sz w:val="26"/>
           <w:szCs w:val="26"/>
         </w:rPr>
       </w:pPr>
       <w:r>
         <w:rPr>
+          <w:rFonts w:asciiTheme="majorHAnsi" w:hAnsiTheme="majorHAnsi" w:cstheme="majorHAnsi"/>
           <w:sz w:val="26"/>
           <w:szCs w:val="26"/>
         </w:rPr>
@@ -590,6 +627,7 @@
       </w:r>
       <w:r>
         <w:rPr>
+          <w:rFonts w:asciiTheme="majorHAnsi" w:hAnsiTheme="majorHAnsi" w:cstheme="majorHAnsi"/>
           <w:spacing w:val="10"/>
           <w:sz w:val="26"/>
           <w:szCs w:val="26"/>
@@ -598,6 +636,7 @@
       </w:r>
       <w:r>
         <w:rPr>
+          <w:rFonts w:asciiTheme="majorHAnsi" w:hAnsiTheme="majorHAnsi" w:cstheme="majorHAnsi"/>
           <w:sz w:val="26"/>
           <w:szCs w:val="26"/>
         </w:rPr>
@@ -605,6 +644,7 @@
       </w:r>
       <w:r>
         <w:rPr>
+          <w:rFonts w:asciiTheme="majorHAnsi" w:hAnsiTheme="majorHAnsi" w:cstheme="majorHAnsi"/>
           <w:spacing w:val="10"/>
           <w:sz w:val="26"/>
           <w:szCs w:val="26"/>
@@ -613,6 +653,7 @@
       </w:r>
       <w:r>
         <w:rPr>
+          <w:rFonts w:asciiTheme="majorHAnsi" w:hAnsiTheme="majorHAnsi" w:cstheme="majorHAnsi"/>
           <w:sz w:val="26"/>
           <w:szCs w:val="26"/>
         </w:rPr>
@@ -620,6 +661,7 @@
       </w:r>
       <w:r>
         <w:rPr>
+          <w:rFonts w:asciiTheme="majorHAnsi" w:hAnsiTheme="majorHAnsi" w:cstheme="majorHAnsi"/>
           <w:spacing w:val="8"/>
           <w:sz w:val="26"/>
           <w:szCs w:val="26"/>
@@ -628,6 +670,7 @@
       </w:r>
       <w:r>
         <w:rPr>
+          <w:rFonts w:asciiTheme="majorHAnsi" w:hAnsiTheme="majorHAnsi" w:cstheme="majorHAnsi"/>
           <w:sz w:val="26"/>
           <w:szCs w:val="26"/>
         </w:rPr>
@@ -635,6 +678,7 @@
       </w:r>
       <w:r>
         <w:rPr>
+          <w:rFonts w:asciiTheme="majorHAnsi" w:hAnsiTheme="majorHAnsi" w:cstheme="majorHAnsi"/>
           <w:spacing w:val="11"/>
           <w:sz w:val="26"/>
           <w:szCs w:val="26"/>
@@ -643,6 +687,7 @@
       </w:r>
       <w:r>
         <w:rPr>
+          <w:rFonts w:asciiTheme="majorHAnsi" w:hAnsiTheme="majorHAnsi" w:cstheme="majorHAnsi"/>
           <w:sz w:val="26"/>
           <w:szCs w:val="26"/>
         </w:rPr>
@@ -650,6 +695,7 @@
       </w:r>
       <w:r>
         <w:rPr>
+          <w:rFonts w:asciiTheme="majorHAnsi" w:hAnsiTheme="majorHAnsi" w:cstheme="majorHAnsi"/>
           <w:spacing w:val="10"/>
           <w:sz w:val="26"/>
           <w:szCs w:val="26"/>
@@ -658,6 +704,7 @@
       </w:r>
       <w:r>
         <w:rPr>
+          <w:rFonts w:asciiTheme="majorHAnsi" w:hAnsiTheme="majorHAnsi" w:cstheme="majorHAnsi"/>
           <w:sz w:val="26"/>
           <w:szCs w:val="26"/>
         </w:rPr>
@@ -665,6 +712,7 @@
       </w:r>
       <w:r>
         <w:rPr>
+          <w:rFonts w:asciiTheme="majorHAnsi" w:hAnsiTheme="majorHAnsi" w:cstheme="majorHAnsi"/>
           <w:spacing w:val="8"/>
           <w:sz w:val="26"/>
           <w:szCs w:val="26"/>
@@ -673,6 +721,7 @@
       </w:r>
       <w:r>
         <w:rPr>
+          <w:rFonts w:asciiTheme="majorHAnsi" w:hAnsiTheme="majorHAnsi" w:cstheme="majorHAnsi"/>
           <w:sz w:val="26"/>
           <w:szCs w:val="26"/>
         </w:rPr>
@@ -680,6 +729,7 @@
       </w:r>
       <w:r>
         <w:rPr>
+          <w:rFonts w:asciiTheme="majorHAnsi" w:hAnsiTheme="majorHAnsi" w:cstheme="majorHAnsi"/>
           <w:spacing w:val="9"/>
           <w:sz w:val="26"/>
           <w:szCs w:val="26"/>
@@ -688,6 +738,7 @@
       </w:r>
       <w:r>
         <w:rPr>
+          <w:rFonts w:asciiTheme="majorHAnsi" w:hAnsiTheme="majorHAnsi" w:cstheme="majorHAnsi"/>
           <w:sz w:val="26"/>
           <w:szCs w:val="26"/>
         </w:rPr>
@@ -695,6 +746,7 @@
       </w:r>
       <w:r>
         <w:rPr>
+          <w:rFonts w:asciiTheme="majorHAnsi" w:hAnsiTheme="majorHAnsi" w:cstheme="majorHAnsi"/>
           <w:spacing w:val="8"/>
           <w:sz w:val="26"/>
           <w:szCs w:val="26"/>
@@ -703,6 +755,7 @@
       </w:r>
       <w:r>
         <w:rPr>
+          <w:rFonts w:asciiTheme="majorHAnsi" w:hAnsiTheme="majorHAnsi" w:cstheme="majorHAnsi"/>
           <w:sz w:val="26"/>
           <w:szCs w:val="26"/>
         </w:rPr>
@@ -710,6 +763,7 @@
       </w:r>
       <w:r>
         <w:rPr>
+          <w:rFonts w:asciiTheme="majorHAnsi" w:hAnsiTheme="majorHAnsi" w:cstheme="majorHAnsi"/>
           <w:spacing w:val="9"/>
           <w:sz w:val="26"/>
           <w:szCs w:val="26"/>
@@ -718,6 +772,7 @@
       </w:r>
       <w:r>
         <w:rPr>
+          <w:rFonts w:asciiTheme="majorHAnsi" w:hAnsiTheme="majorHAnsi" w:cstheme="majorHAnsi"/>
           <w:sz w:val="26"/>
           <w:szCs w:val="26"/>
         </w:rPr>
@@ -725,6 +780,7 @@
       </w:r>
       <w:r>
         <w:rPr>
+          <w:rFonts w:asciiTheme="majorHAnsi" w:hAnsiTheme="majorHAnsi" w:cstheme="majorHAnsi"/>
           <w:spacing w:val="9"/>
           <w:sz w:val="26"/>
           <w:szCs w:val="26"/>
@@ -733,6 +789,7 @@
       </w:r>
       <w:r>
         <w:rPr>
+          <w:rFonts w:asciiTheme="majorHAnsi" w:hAnsiTheme="majorHAnsi" w:cstheme="majorHAnsi"/>
           <w:sz w:val="26"/>
           <w:szCs w:val="26"/>
         </w:rPr>
@@ -740,6 +797,7 @@
       </w:r>
       <w:r>
         <w:rPr>
+          <w:rFonts w:asciiTheme="majorHAnsi" w:hAnsiTheme="majorHAnsi" w:cstheme="majorHAnsi"/>
           <w:spacing w:val="10"/>
           <w:sz w:val="26"/>
           <w:szCs w:val="26"/>
@@ -748,6 +806,7 @@
       </w:r>
       <w:r>
         <w:rPr>
+          <w:rFonts w:asciiTheme="majorHAnsi" w:hAnsiTheme="majorHAnsi" w:cstheme="majorHAnsi"/>
           <w:sz w:val="26"/>
           <w:szCs w:val="26"/>
         </w:rPr>
@@ -755,6 +814,7 @@
       </w:r>
       <w:r>
         <w:rPr>
+          <w:rFonts w:asciiTheme="majorHAnsi" w:hAnsiTheme="majorHAnsi" w:cstheme="majorHAnsi"/>
           <w:spacing w:val="9"/>
           <w:sz w:val="26"/>
           <w:szCs w:val="26"/>
@@ -763,6 +823,7 @@
       </w:r>
       <w:r>
         <w:rPr>
+          <w:rFonts w:asciiTheme="majorHAnsi" w:hAnsiTheme="majorHAnsi" w:cstheme="majorHAnsi"/>
           <w:spacing w:val="-4"/>
           <w:sz w:val="26"/>
           <w:szCs w:val="26"/>
@@ -776,6 +837,7 @@
         <w:ind w:left="743"/>
         <w:jc w:val="both"/>
         <w:rPr>
+          <w:rFonts w:asciiTheme="majorHAnsi" w:hAnsiTheme="majorHAnsi" w:cstheme="majorHAnsi"/>
           <w:b/>
           <w:sz w:val="26"/>
           <w:szCs w:val="26"/>
@@ -784,6 +846,7 @@
       </w:pPr>
       <w:r>
         <w:rPr>
+          <w:rFonts w:asciiTheme="majorHAnsi" w:hAnsiTheme="majorHAnsi" w:cstheme="majorHAnsi"/>
           <w:b/>
           <w:sz w:val="26"/>
           <w:szCs w:val="26"/>
@@ -792,6 +855,7 @@
       </w:r>
       <w:r>
         <w:rPr>
+          <w:rFonts w:asciiTheme="majorHAnsi" w:hAnsiTheme="majorHAnsi" w:cstheme="majorHAnsi"/>
           <w:b/>
           <w:spacing w:val="10"/>
           <w:sz w:val="26"/>
@@ -801,6 +865,7 @@
       </w:r>
       <w:r>
         <w:rPr>
+          <w:rFonts w:asciiTheme="majorHAnsi" w:hAnsiTheme="majorHAnsi" w:cstheme="majorHAnsi"/>
           <w:b/>
           <w:sz w:val="26"/>
           <w:szCs w:val="26"/>
@@ -809,6 +874,7 @@
       </w:r>
       <w:r>
         <w:rPr>
+          <w:rFonts w:asciiTheme="majorHAnsi" w:hAnsiTheme="majorHAnsi" w:cstheme="majorHAnsi"/>
           <w:b/>
           <w:spacing w:val="10"/>
           <w:sz w:val="26"/>
@@ -818,6 +884,7 @@
       </w:r>
       <w:r>
         <w:rPr>
+          <w:rFonts w:asciiTheme="majorHAnsi" w:hAnsiTheme="majorHAnsi" w:cstheme="majorHAnsi"/>
           <w:b/>
           <w:spacing w:val="-2"/>
           <w:sz w:val="26"/>
@@ -832,6 +899,7 @@
         <w:ind w:left="743"/>
         <w:jc w:val="both"/>
         <w:rPr>
+          <w:rFonts w:asciiTheme="majorHAnsi" w:hAnsiTheme="majorHAnsi" w:cstheme="majorHAnsi"/>
           <w:b/>
           <w:sz w:val="26"/>
           <w:szCs w:val="26"/>
@@ -840,6 +908,7 @@
       </w:pPr>
       <w:r>
         <w:rPr>
+          <w:rFonts w:asciiTheme="majorHAnsi" w:hAnsiTheme="majorHAnsi" w:cstheme="majorHAnsi"/>
           <w:b/>
           <w:sz w:val="26"/>
           <w:szCs w:val="26"/>
@@ -849,6 +918,7 @@
       </w:r>
       <w:r>
         <w:rPr>
+          <w:rFonts w:asciiTheme="majorHAnsi" w:hAnsiTheme="majorHAnsi" w:cstheme="majorHAnsi"/>
           <w:sz w:val="26"/>
           <w:szCs w:val="26"/>
         </w:rPr>
@@ -856,6 +926,7 @@
       </w:r>
       <w:r>
         <w:rPr>
+          <w:rFonts w:asciiTheme="majorHAnsi" w:hAnsiTheme="majorHAnsi" w:cstheme="majorHAnsi"/>
           <w:spacing w:val="7"/>
           <w:sz w:val="26"/>
           <w:szCs w:val="26"/>
@@ -864,6 +935,7 @@
       </w:r>
       <w:r>
         <w:rPr>
+          <w:rFonts w:asciiTheme="majorHAnsi" w:hAnsiTheme="majorHAnsi" w:cstheme="majorHAnsi"/>
           <w:sz w:val="26"/>
           <w:szCs w:val="26"/>
         </w:rPr>
@@ -871,6 +943,7 @@
       </w:r>
       <w:r>
         <w:rPr>
+          <w:rFonts w:asciiTheme="majorHAnsi" w:hAnsiTheme="majorHAnsi" w:cstheme="majorHAnsi"/>
           <w:spacing w:val="11"/>
           <w:sz w:val="26"/>
           <w:szCs w:val="26"/>
@@ -879,6 +952,7 @@
       </w:r>
       <w:r>
         <w:rPr>
+          <w:rFonts w:asciiTheme="majorHAnsi" w:hAnsiTheme="majorHAnsi" w:cstheme="majorHAnsi"/>
           <w:sz w:val="26"/>
           <w:szCs w:val="26"/>
         </w:rPr>
@@ -886,6 +960,7 @@
       </w:r>
       <w:r>
         <w:rPr>
+          <w:rFonts w:asciiTheme="majorHAnsi" w:hAnsiTheme="majorHAnsi" w:cstheme="majorHAnsi"/>
           <w:spacing w:val="10"/>
           <w:sz w:val="26"/>
           <w:szCs w:val="26"/>
@@ -894,6 +969,7 @@
       </w:r>
       <w:r>
         <w:rPr>
+          <w:rFonts w:asciiTheme="majorHAnsi" w:hAnsiTheme="majorHAnsi" w:cstheme="majorHAnsi"/>
           <w:sz w:val="26"/>
           <w:szCs w:val="26"/>
         </w:rPr>
@@ -901,6 +977,7 @@
       </w:r>
       <w:r>
         <w:rPr>
+          <w:rFonts w:asciiTheme="majorHAnsi" w:hAnsiTheme="majorHAnsi" w:cstheme="majorHAnsi"/>
           <w:spacing w:val="9"/>
           <w:sz w:val="26"/>
           <w:szCs w:val="26"/>
@@ -909,6 +986,7 @@
       </w:r>
       <w:r>
         <w:rPr>
+          <w:rFonts w:asciiTheme="majorHAnsi" w:hAnsiTheme="majorHAnsi" w:cstheme="majorHAnsi"/>
           <w:sz w:val="26"/>
           <w:szCs w:val="26"/>
         </w:rPr>
@@ -916,6 +994,7 @@
       </w:r>
       <w:r>
         <w:rPr>
+          <w:rFonts w:asciiTheme="majorHAnsi" w:hAnsiTheme="majorHAnsi" w:cstheme="majorHAnsi"/>
           <w:spacing w:val="10"/>
           <w:sz w:val="26"/>
           <w:szCs w:val="26"/>
@@ -924,6 +1003,7 @@
       </w:r>
       <w:r>
         <w:rPr>
+          <w:rFonts w:asciiTheme="majorHAnsi" w:hAnsiTheme="majorHAnsi" w:cstheme="majorHAnsi"/>
           <w:sz w:val="26"/>
           <w:szCs w:val="26"/>
         </w:rPr>
@@ -931,6 +1011,7 @@
       </w:r>
       <w:r>
         <w:rPr>
+          <w:rFonts w:asciiTheme="majorHAnsi" w:hAnsiTheme="majorHAnsi" w:cstheme="majorHAnsi"/>
           <w:spacing w:val="10"/>
           <w:sz w:val="26"/>
           <w:szCs w:val="26"/>
@@ -939,6 +1020,7 @@
       </w:r>
       <w:r>
         <w:rPr>
+          <w:rFonts w:asciiTheme="majorHAnsi" w:hAnsiTheme="majorHAnsi" w:cstheme="majorHAnsi"/>
           <w:sz w:val="26"/>
           <w:szCs w:val="26"/>
         </w:rPr>
@@ -946,6 +1028,7 @@
       </w:r>
       <w:r>
         <w:rPr>
+          <w:rFonts w:asciiTheme="majorHAnsi" w:hAnsiTheme="majorHAnsi" w:cstheme="majorHAnsi"/>
           <w:spacing w:val="11"/>
           <w:sz w:val="26"/>
           <w:szCs w:val="26"/>
@@ -954,6 +1037,7 @@
       </w:r>
       <w:r>
         <w:rPr>
+          <w:rFonts w:asciiTheme="majorHAnsi" w:hAnsiTheme="majorHAnsi" w:cstheme="majorHAnsi"/>
           <w:sz w:val="26"/>
           <w:szCs w:val="26"/>
         </w:rPr>
@@ -961,6 +1045,7 @@
       </w:r>
       <w:r>
         <w:rPr>
+          <w:rFonts w:asciiTheme="majorHAnsi" w:hAnsiTheme="majorHAnsi" w:cstheme="majorHAnsi"/>
           <w:spacing w:val="8"/>
           <w:sz w:val="26"/>
           <w:szCs w:val="26"/>
@@ -969,6 +1054,7 @@
       </w:r>
       <w:r>
         <w:rPr>
+          <w:rFonts w:asciiTheme="majorHAnsi" w:hAnsiTheme="majorHAnsi" w:cstheme="majorHAnsi"/>
           <w:sz w:val="26"/>
           <w:szCs w:val="26"/>
         </w:rPr>
@@ -976,6 +1062,7 @@
       </w:r>
       <w:r>
         <w:rPr>
+          <w:rFonts w:asciiTheme="majorHAnsi" w:hAnsiTheme="majorHAnsi" w:cstheme="majorHAnsi"/>
           <w:spacing w:val="10"/>
           <w:sz w:val="26"/>
           <w:szCs w:val="26"/>
@@ -984,6 +1071,7 @@
       </w:r>
       <w:r>
         <w:rPr>
+          <w:rFonts w:asciiTheme="majorHAnsi" w:hAnsiTheme="majorHAnsi" w:cstheme="majorHAnsi"/>
           <w:sz w:val="26"/>
           <w:szCs w:val="26"/>
         </w:rPr>
@@ -991,6 +1079,7 @@
       </w:r>
       <w:r>
         <w:rPr>
+          <w:rFonts w:asciiTheme="majorHAnsi" w:hAnsiTheme="majorHAnsi" w:cstheme="majorHAnsi"/>
           <w:spacing w:val="9"/>
           <w:sz w:val="26"/>
           <w:szCs w:val="26"/>
@@ -999,6 +1088,7 @@
       </w:r>
       <w:r>
         <w:rPr>
+          <w:rFonts w:asciiTheme="majorHAnsi" w:hAnsiTheme="majorHAnsi" w:cstheme="majorHAnsi"/>
           <w:sz w:val="26"/>
           <w:szCs w:val="26"/>
         </w:rPr>
@@ -1006,6 +1096,7 @@
       </w:r>
       <w:r>
         <w:rPr>
+          <w:rFonts w:asciiTheme="majorHAnsi" w:hAnsiTheme="majorHAnsi" w:cstheme="majorHAnsi"/>
           <w:spacing w:val="10"/>
           <w:sz w:val="26"/>
           <w:szCs w:val="26"/>
@@ -1014,6 +1105,7 @@
       </w:r>
       <w:r>
         <w:rPr>
+          <w:rFonts w:asciiTheme="majorHAnsi" w:hAnsiTheme="majorHAnsi" w:cstheme="majorHAnsi"/>
           <w:sz w:val="26"/>
           <w:szCs w:val="26"/>
         </w:rPr>
@@ -1021,6 +1113,7 @@
       </w:r>
       <w:r>
         <w:rPr>
+          <w:rFonts w:asciiTheme="majorHAnsi" w:hAnsiTheme="majorHAnsi" w:cstheme="majorHAnsi"/>
           <w:spacing w:val="9"/>
           <w:sz w:val="26"/>
           <w:szCs w:val="26"/>
@@ -1029,6 +1122,7 @@
       </w:r>
       <w:r>
         <w:rPr>
+          <w:rFonts w:asciiTheme="majorHAnsi" w:hAnsiTheme="majorHAnsi" w:cstheme="majorHAnsi"/>
           <w:sz w:val="26"/>
           <w:szCs w:val="26"/>
         </w:rPr>
@@ -1036,6 +1130,7 @@
       </w:r>
       <w:r>
         <w:rPr>
+          <w:rFonts w:asciiTheme="majorHAnsi" w:hAnsiTheme="majorHAnsi" w:cstheme="majorHAnsi"/>
           <w:spacing w:val="10"/>
           <w:sz w:val="26"/>
           <w:szCs w:val="26"/>
@@ -1044,6 +1139,7 @@
       </w:r>
       <w:r>
         <w:rPr>
+          <w:rFonts w:asciiTheme="majorHAnsi" w:hAnsiTheme="majorHAnsi" w:cstheme="majorHAnsi"/>
           <w:sz w:val="26"/>
           <w:szCs w:val="26"/>
         </w:rPr>
@@ -1051,6 +1147,7 @@
       </w:r>
       <w:r>
         <w:rPr>
+          <w:rFonts w:asciiTheme="majorHAnsi" w:hAnsiTheme="majorHAnsi" w:cstheme="majorHAnsi"/>
           <w:spacing w:val="11"/>
           <w:sz w:val="26"/>
           <w:szCs w:val="26"/>
@@ -1059,6 +1156,7 @@
       </w:r>
       <w:r>
         <w:rPr>
+          <w:rFonts w:asciiTheme="majorHAnsi" w:hAnsiTheme="majorHAnsi" w:cstheme="majorHAnsi"/>
           <w:spacing w:val="-2"/>
           <w:sz w:val="26"/>
           <w:szCs w:val="26"/>
@@ -1068,6 +1166,7 @@
       <w:proofErr w:type="gramStart"/>
       <w:r>
         <w:rPr>
+          <w:rFonts w:asciiTheme="majorHAnsi" w:hAnsiTheme="majorHAnsi" w:cstheme="majorHAnsi"/>
           <w:spacing w:val="-2"/>
           <w:sz w:val="26"/>
           <w:szCs w:val="26"/>
@@ -1077,6 +1176,7 @@
       <w:proofErr w:type="gramEnd"/>
       <w:r>
         <w:rPr>
+          <w:rFonts w:asciiTheme="majorHAnsi" w:hAnsiTheme="majorHAnsi" w:cstheme="majorHAnsi"/>
           <w:spacing w:val="-2"/>
           <w:sz w:val="26"/>
           <w:szCs w:val="26"/>
@@ -1090,6 +1190,7 @@
         <w:ind w:left="743"/>
         <w:jc w:val="both"/>
         <w:rPr>
+          <w:rFonts w:asciiTheme="majorHAnsi" w:hAnsiTheme="majorHAnsi" w:cstheme="majorHAnsi"/>
           <w:b/>
           <w:sz w:val="26"/>
           <w:szCs w:val="26"/>
@@ -1097,6 +1198,7 @@
       </w:pPr>
       <w:r>
         <w:rPr>
+          <w:rFonts w:asciiTheme="majorHAnsi" w:hAnsiTheme="majorHAnsi" w:cstheme="majorHAnsi"/>
           <w:b/>
           <w:sz w:val="26"/>
           <w:szCs w:val="26"/>
@@ -1106,6 +1208,7 @@
       </w:r>
       <w:r>
         <w:rPr>
+          <w:rFonts w:asciiTheme="majorHAnsi" w:hAnsiTheme="majorHAnsi" w:cstheme="majorHAnsi"/>
           <w:sz w:val="26"/>
           <w:szCs w:val="26"/>
           <w:lang w:val="en-US"/>
@@ -1114,6 +1217,7 @@
       </w:r>
       <w:r>
         <w:rPr>
+          <w:rFonts w:asciiTheme="majorHAnsi" w:hAnsiTheme="majorHAnsi" w:cstheme="majorHAnsi"/>
           <w:sz w:val="26"/>
           <w:szCs w:val="26"/>
         </w:rPr>
@@ -1121,6 +1225,7 @@
       </w:r>
       <w:r>
         <w:rPr>
+          <w:rFonts w:asciiTheme="majorHAnsi" w:hAnsiTheme="majorHAnsi" w:cstheme="majorHAnsi"/>
           <w:spacing w:val="8"/>
           <w:sz w:val="26"/>
           <w:szCs w:val="26"/>
@@ -1129,6 +1234,7 @@
       </w:r>
       <w:r>
         <w:rPr>
+          <w:rFonts w:asciiTheme="majorHAnsi" w:hAnsiTheme="majorHAnsi" w:cstheme="majorHAnsi"/>
           <w:sz w:val="26"/>
           <w:szCs w:val="26"/>
         </w:rPr>
@@ -1136,6 +1242,7 @@
       </w:r>
       <w:r>
         <w:rPr>
+          <w:rFonts w:asciiTheme="majorHAnsi" w:hAnsiTheme="majorHAnsi" w:cstheme="majorHAnsi"/>
           <w:spacing w:val="8"/>
           <w:sz w:val="26"/>
           <w:szCs w:val="26"/>
@@ -1144,6 +1251,7 @@
       </w:r>
       <w:r>
         <w:rPr>
+          <w:rFonts w:asciiTheme="majorHAnsi" w:hAnsiTheme="majorHAnsi" w:cstheme="majorHAnsi"/>
           <w:sz w:val="26"/>
           <w:szCs w:val="26"/>
         </w:rPr>
@@ -1151,6 +1259,7 @@
       </w:r>
       <w:r>
         <w:rPr>
+          <w:rFonts w:asciiTheme="majorHAnsi" w:hAnsiTheme="majorHAnsi" w:cstheme="majorHAnsi"/>
           <w:spacing w:val="7"/>
           <w:sz w:val="26"/>
           <w:szCs w:val="26"/>
@@ -1159,6 +1268,7 @@
       </w:r>
       <w:r>
         <w:rPr>
+          <w:rFonts w:asciiTheme="majorHAnsi" w:hAnsiTheme="majorHAnsi" w:cstheme="majorHAnsi"/>
           <w:sz w:val="26"/>
           <w:szCs w:val="26"/>
         </w:rPr>
@@ -1166,6 +1276,7 @@
       </w:r>
       <w:r>
         <w:rPr>
+          <w:rFonts w:asciiTheme="majorHAnsi" w:hAnsiTheme="majorHAnsi" w:cstheme="majorHAnsi"/>
           <w:spacing w:val="9"/>
           <w:sz w:val="26"/>
           <w:szCs w:val="26"/>
@@ -1174,6 +1285,7 @@
       </w:r>
       <w:r>
         <w:rPr>
+          <w:rFonts w:asciiTheme="majorHAnsi" w:hAnsiTheme="majorHAnsi" w:cstheme="majorHAnsi"/>
           <w:sz w:val="26"/>
           <w:szCs w:val="26"/>
         </w:rPr>
@@ -1181,6 +1293,7 @@
       </w:r>
       <w:r>
         <w:rPr>
+          <w:rFonts w:asciiTheme="majorHAnsi" w:hAnsiTheme="majorHAnsi" w:cstheme="majorHAnsi"/>
           <w:spacing w:val="8"/>
           <w:sz w:val="26"/>
           <w:szCs w:val="26"/>
@@ -1189,6 +1302,7 @@
       </w:r>
       <w:r>
         <w:rPr>
+          <w:rFonts w:asciiTheme="majorHAnsi" w:hAnsiTheme="majorHAnsi" w:cstheme="majorHAnsi"/>
           <w:sz w:val="26"/>
           <w:szCs w:val="26"/>
         </w:rPr>
@@ -1196,6 +1310,7 @@
       </w:r>
       <w:r>
         <w:rPr>
+          <w:rFonts w:asciiTheme="majorHAnsi" w:hAnsiTheme="majorHAnsi" w:cstheme="majorHAnsi"/>
           <w:spacing w:val="9"/>
           <w:sz w:val="26"/>
           <w:szCs w:val="26"/>
@@ -1204,6 +1319,7 @@
       </w:r>
       <w:r>
         <w:rPr>
+          <w:rFonts w:asciiTheme="majorHAnsi" w:hAnsiTheme="majorHAnsi" w:cstheme="majorHAnsi"/>
           <w:sz w:val="26"/>
           <w:szCs w:val="26"/>
         </w:rPr>
@@ -1211,6 +1327,7 @@
       </w:r>
       <w:r>
         <w:rPr>
+          <w:rFonts w:asciiTheme="majorHAnsi" w:hAnsiTheme="majorHAnsi" w:cstheme="majorHAnsi"/>
           <w:spacing w:val="7"/>
           <w:sz w:val="26"/>
           <w:szCs w:val="26"/>
@@ -1219,6 +1336,7 @@
       </w:r>
       <w:r>
         <w:rPr>
+          <w:rFonts w:asciiTheme="majorHAnsi" w:hAnsiTheme="majorHAnsi" w:cstheme="majorHAnsi"/>
           <w:sz w:val="26"/>
           <w:szCs w:val="26"/>
         </w:rPr>
@@ -1226,6 +1344,7 @@
       </w:r>
       <w:r>
         <w:rPr>
+          <w:rFonts w:asciiTheme="majorHAnsi" w:hAnsiTheme="majorHAnsi" w:cstheme="majorHAnsi"/>
           <w:spacing w:val="7"/>
           <w:sz w:val="26"/>
           <w:szCs w:val="26"/>
@@ -1234,6 +1353,7 @@
       </w:r>
       <w:r>
         <w:rPr>
+          <w:rFonts w:asciiTheme="majorHAnsi" w:hAnsiTheme="majorHAnsi" w:cstheme="majorHAnsi"/>
           <w:sz w:val="26"/>
           <w:szCs w:val="26"/>
         </w:rPr>
@@ -1241,6 +1361,7 @@
       </w:r>
       <w:r>
         <w:rPr>
+          <w:rFonts w:asciiTheme="majorHAnsi" w:hAnsiTheme="majorHAnsi" w:cstheme="majorHAnsi"/>
           <w:spacing w:val="2"/>
           <w:sz w:val="26"/>
           <w:szCs w:val="26"/>
@@ -1249,35 +1370,11 @@
       </w:r>
       <w:r>
         <w:rPr>
-          <w:sz w:val="26"/>
-          <w:szCs w:val="26"/>
+          <w:rFonts w:asciiTheme="majorHAnsi" w:hAnsiTheme="majorHAnsi" w:cstheme="majorHAnsi"/>
+          <w:color w:val="1F497D" w:themeColor="text2"/>
           <w:lang w:val="en-US"/>
         </w:rPr>
-        <w:t>{{C</w:t>
-      </w:r>
-      <w:r>
-        <w:rPr>
-          <w:sz w:val="26"/>
-          <w:szCs w:val="26"/>
-          <w:lang w:val="en-US"/>
-        </w:rPr>
-        <w:t>REATE</w:t>
-      </w:r>
-      <w:r>
-        <w:rPr>
-          <w:sz w:val="26"/>
-          <w:szCs w:val="26"/>
-          <w:lang w:val="en-US"/>
-        </w:rPr>
-        <w:t xml:space="preserve"> _DATE_TITLE}}</w:t>
-      </w:r>
-      <w:r>
-        <w:rPr>
-          <w:spacing w:val="-2"/>
-          <w:sz w:val="26"/>
-          <w:szCs w:val="26"/>
-        </w:rPr>
-        <w:t>.</w:t>
+        <w:t>{{CURRENT_DATE_TITLE}}</w:t>
       </w:r>
     </w:p>
     <w:p>
@@ -1286,12 +1383,14 @@
         <w:ind w:right="810" w:firstLine="720"/>
         <w:jc w:val="both"/>
         <w:rPr>
+          <w:rFonts w:asciiTheme="majorHAnsi" w:hAnsiTheme="majorHAnsi" w:cstheme="majorHAnsi"/>
           <w:sz w:val="26"/>
           <w:szCs w:val="26"/>
         </w:rPr>
       </w:pPr>
       <w:r>
         <w:rPr>
+          <w:rFonts w:asciiTheme="majorHAnsi" w:hAnsiTheme="majorHAnsi" w:cstheme="majorHAnsi"/>
           <w:color w:val="FF0000"/>
           <w:sz w:val="26"/>
           <w:szCs w:val="26"/>
@@ -1301,6 +1400,7 @@
       </w:r>
       <w:r>
         <w:rPr>
+          <w:rFonts w:asciiTheme="majorHAnsi" w:hAnsiTheme="majorHAnsi" w:cstheme="majorHAnsi"/>
           <w:color w:val="FF0000"/>
           <w:sz w:val="26"/>
           <w:szCs w:val="26"/>
@@ -1309,6 +1409,7 @@
       </w:r>
       <w:r>
         <w:rPr>
+          <w:rFonts w:asciiTheme="majorHAnsi" w:hAnsiTheme="majorHAnsi" w:cstheme="majorHAnsi"/>
           <w:color w:val="FF0000"/>
           <w:spacing w:val="24"/>
           <w:sz w:val="26"/>
@@ -1318,6 +1419,7 @@
       </w:r>
       <w:r>
         <w:rPr>
+          <w:rFonts w:asciiTheme="majorHAnsi" w:hAnsiTheme="majorHAnsi" w:cstheme="majorHAnsi"/>
           <w:color w:val="FF0000"/>
           <w:sz w:val="26"/>
           <w:szCs w:val="26"/>
@@ -1326,6 +1428,7 @@
       </w:r>
       <w:r>
         <w:rPr>
+          <w:rFonts w:asciiTheme="majorHAnsi" w:hAnsiTheme="majorHAnsi" w:cstheme="majorHAnsi"/>
           <w:color w:val="FF0000"/>
           <w:spacing w:val="21"/>
           <w:sz w:val="26"/>
@@ -1335,6 +1438,7 @@
       </w:r>
       <w:r>
         <w:rPr>
+          <w:rFonts w:asciiTheme="majorHAnsi" w:hAnsiTheme="majorHAnsi" w:cstheme="majorHAnsi"/>
           <w:color w:val="FF0000"/>
           <w:sz w:val="26"/>
           <w:szCs w:val="26"/>
@@ -1343,6 +1447,7 @@
       </w:r>
       <w:r>
         <w:rPr>
+          <w:rFonts w:asciiTheme="majorHAnsi" w:hAnsiTheme="majorHAnsi" w:cstheme="majorHAnsi"/>
           <w:color w:val="FF0000"/>
           <w:spacing w:val="23"/>
           <w:sz w:val="26"/>
@@ -1352,6 +1457,7 @@
       </w:r>
       <w:r>
         <w:rPr>
+          <w:rFonts w:asciiTheme="majorHAnsi" w:hAnsiTheme="majorHAnsi" w:cstheme="majorHAnsi"/>
           <w:color w:val="FF0000"/>
           <w:sz w:val="26"/>
           <w:szCs w:val="26"/>
@@ -1360,6 +1466,7 @@
       </w:r>
       <w:r>
         <w:rPr>
+          <w:rFonts w:asciiTheme="majorHAnsi" w:hAnsiTheme="majorHAnsi" w:cstheme="majorHAnsi"/>
           <w:color w:val="FF0000"/>
           <w:spacing w:val="23"/>
           <w:sz w:val="26"/>
@@ -1369,6 +1476,7 @@
       </w:r>
       <w:r>
         <w:rPr>
+          <w:rFonts w:asciiTheme="majorHAnsi" w:hAnsiTheme="majorHAnsi" w:cstheme="majorHAnsi"/>
           <w:color w:val="FF0000"/>
           <w:sz w:val="26"/>
           <w:szCs w:val="26"/>
@@ -1377,6 +1485,7 @@
       </w:r>
       <w:r>
         <w:rPr>
+          <w:rFonts w:asciiTheme="majorHAnsi" w:hAnsiTheme="majorHAnsi" w:cstheme="majorHAnsi"/>
           <w:color w:val="FF0000"/>
           <w:spacing w:val="20"/>
           <w:sz w:val="26"/>
@@ -1386,6 +1495,7 @@
       </w:r>
       <w:r>
         <w:rPr>
+          <w:rFonts w:asciiTheme="majorHAnsi" w:hAnsiTheme="majorHAnsi" w:cstheme="majorHAnsi"/>
           <w:color w:val="FF0000"/>
           <w:sz w:val="26"/>
           <w:szCs w:val="26"/>
@@ -1394,6 +1504,7 @@
       </w:r>
       <w:r>
         <w:rPr>
+          <w:rFonts w:asciiTheme="majorHAnsi" w:hAnsiTheme="majorHAnsi" w:cstheme="majorHAnsi"/>
           <w:color w:val="FF0000"/>
           <w:spacing w:val="24"/>
           <w:sz w:val="26"/>
@@ -1403,6 +1514,7 @@
       </w:r>
       <w:r>
         <w:rPr>
+          <w:rFonts w:asciiTheme="majorHAnsi" w:hAnsiTheme="majorHAnsi" w:cstheme="majorHAnsi"/>
           <w:color w:val="FF0000"/>
           <w:sz w:val="26"/>
           <w:szCs w:val="26"/>
@@ -1411,6 +1523,7 @@
       </w:r>
       <w:r>
         <w:rPr>
+          <w:rFonts w:asciiTheme="majorHAnsi" w:hAnsiTheme="majorHAnsi" w:cstheme="majorHAnsi"/>
           <w:color w:val="FF0000"/>
           <w:spacing w:val="24"/>
           <w:sz w:val="26"/>
@@ -1420,6 +1533,7 @@
       </w:r>
       <w:r>
         <w:rPr>
+          <w:rFonts w:asciiTheme="majorHAnsi" w:hAnsiTheme="majorHAnsi" w:cstheme="majorHAnsi"/>
           <w:color w:val="FF0000"/>
           <w:sz w:val="26"/>
           <w:szCs w:val="26"/>
@@ -1428,6 +1542,7 @@
       </w:r>
       <w:r>
         <w:rPr>
+          <w:rFonts w:asciiTheme="majorHAnsi" w:hAnsiTheme="majorHAnsi" w:cstheme="majorHAnsi"/>
           <w:color w:val="FF0000"/>
           <w:spacing w:val="23"/>
           <w:sz w:val="26"/>
@@ -1437,6 +1552,7 @@
       </w:r>
       <w:r>
         <w:rPr>
+          <w:rFonts w:asciiTheme="majorHAnsi" w:hAnsiTheme="majorHAnsi" w:cstheme="majorHAnsi"/>
           <w:color w:val="FF0000"/>
           <w:sz w:val="26"/>
           <w:szCs w:val="26"/>
@@ -1445,68 +1561,145 @@
       </w:r>
       <w:r>
         <w:rPr>
+          <w:rFonts w:asciiTheme="majorHAnsi" w:hAnsiTheme="majorHAnsi" w:cstheme="majorHAnsi"/>
+          <w:color w:val="FF0000"/>
+          <w:sz w:val="26"/>
+          <w:szCs w:val="26"/>
+          <w:lang w:val="en-US"/>
+        </w:rPr>
+        <w:t xml:space="preserve"> </w:t>
+      </w:r>
+      <w:r>
+        <w:rPr>
+          <w:rFonts w:asciiTheme="majorHAnsi" w:hAnsiTheme="majorHAnsi" w:cstheme="majorHAnsi"/>
+          <w:color w:val="FF0000"/>
+          <w:sz w:val="26"/>
+          <w:szCs w:val="26"/>
+          <w:lang w:val="en-US"/>
+        </w:rPr>
+        <w:t>{{</w:t>
+      </w:r>
+      <w:r>
+        <w:rPr>
+          <w:rFonts w:asciiTheme="majorHAnsi" w:hAnsiTheme="majorHAnsi" w:cstheme="majorHAnsi"/>
+          <w:color w:val="FF0000"/>
+          <w:sz w:val="26"/>
+          <w:szCs w:val="26"/>
+          <w:lang w:val="en-US"/>
+        </w:rPr>
+        <w:t>HDBD</w:t>
+      </w:r>
+      <w:r>
+        <w:rPr>
+          <w:rFonts w:asciiTheme="majorHAnsi" w:hAnsiTheme="majorHAnsi" w:cstheme="majorHAnsi"/>
+          <w:color w:val="FF0000"/>
+          <w:sz w:val="26"/>
+          <w:szCs w:val="26"/>
+          <w:lang w:val="en-US"/>
+        </w:rPr>
+        <w:t>}}</w:t>
+      </w:r>
+      <w:r>
+        <w:rPr>
+          <w:rFonts w:asciiTheme="majorHAnsi" w:hAnsiTheme="majorHAnsi" w:cstheme="majorHAnsi"/>
+          <w:color w:val="FF0000"/>
+          <w:spacing w:val="24"/>
+          <w:sz w:val="26"/>
+          <w:szCs w:val="26"/>
+          <w:lang w:val="en-US"/>
+        </w:rPr>
+        <w:t xml:space="preserve"> </w:t>
+      </w:r>
+      <w:r>
+        <w:rPr>
+          <w:rFonts w:asciiTheme="majorHAnsi" w:hAnsiTheme="majorHAnsi" w:cstheme="majorHAnsi"/>
+          <w:color w:val="FF0000"/>
+          <w:sz w:val="26"/>
+          <w:szCs w:val="26"/>
+        </w:rPr>
+        <w:t>ngày</w:t>
+      </w:r>
+      <w:r>
+        <w:rPr>
+          <w:rFonts w:asciiTheme="majorHAnsi" w:hAnsiTheme="majorHAnsi" w:cstheme="majorHAnsi"/>
+          <w:color w:val="FF0000"/>
+          <w:sz w:val="26"/>
+          <w:szCs w:val="26"/>
+          <w:lang w:val="en-US"/>
+        </w:rPr>
+        <w:t xml:space="preserve"> </w:t>
+      </w:r>
+      <w:r>
+        <w:rPr>
+          <w:rFonts w:asciiTheme="majorHAnsi" w:hAnsiTheme="majorHAnsi" w:cstheme="majorHAnsi"/>
+          <w:color w:val="FF0000"/>
+          <w:sz w:val="26"/>
+          <w:szCs w:val="26"/>
+          <w:lang w:val="en-US"/>
+        </w:rPr>
+        <w:t>{{HDBD_DATE}}</w:t>
+      </w:r>
+      <w:r>
+        <w:rPr>
+          <w:rFonts w:asciiTheme="majorHAnsi" w:hAnsiTheme="majorHAnsi" w:cstheme="majorHAnsi"/>
           <w:color w:val="FF0000"/>
           <w:spacing w:val="25"/>
           <w:sz w:val="26"/>
           <w:szCs w:val="26"/>
-        </w:rPr>
-        <w:t xml:space="preserve"> </w:t>
-      </w:r>
-      <w:r>
-        <w:rPr>
+          <w:lang w:val="en-US"/>
+        </w:rPr>
+        <w:t xml:space="preserve"> </w:t>
+      </w:r>
+      <w:r>
+        <w:rPr>
+          <w:rFonts w:asciiTheme="majorHAnsi" w:hAnsiTheme="majorHAnsi" w:cstheme="majorHAnsi"/>
           <w:color w:val="FF0000"/>
           <w:sz w:val="26"/>
           <w:szCs w:val="26"/>
-          <w:lang w:val="en-US"/>
-        </w:rPr>
-        <w:t>{{</w:t>
-      </w:r>
-      <w:r>
-        <w:rPr>
+        </w:rPr>
+        <w:t>và</w:t>
+      </w:r>
+      <w:r>
+        <w:rPr>
+          <w:rFonts w:asciiTheme="majorHAnsi" w:hAnsiTheme="majorHAnsi" w:cstheme="majorHAnsi"/>
           <w:color w:val="FF0000"/>
-          <w:sz w:val="26"/>
-          <w:szCs w:val="26"/>
-          <w:lang w:val="en-US"/>
-        </w:rPr>
-        <w:t>HDBD</w:t>
-      </w:r>
-      <w:r>
-        <w:rPr>
+          <w:spacing w:val="23"/>
+          <w:sz w:val="26"/>
+          <w:szCs w:val="26"/>
+        </w:rPr>
+        <w:t xml:space="preserve"> </w:t>
+      </w:r>
+      <w:r>
+        <w:rPr>
+          <w:rFonts w:asciiTheme="majorHAnsi" w:hAnsiTheme="majorHAnsi" w:cstheme="majorHAnsi"/>
           <w:color w:val="FF0000"/>
           <w:sz w:val="26"/>
           <w:szCs w:val="26"/>
-          <w:lang w:val="en-US"/>
-        </w:rPr>
-        <w:t>}}</w:t>
-      </w:r>
-      <w:r>
-        <w:rPr>
+        </w:rPr>
+        <w:t>các</w:t>
+      </w:r>
+      <w:r>
+        <w:rPr>
+          <w:rFonts w:asciiTheme="majorHAnsi" w:hAnsiTheme="majorHAnsi" w:cstheme="majorHAnsi"/>
           <w:color w:val="FF0000"/>
-          <w:spacing w:val="24"/>
-          <w:sz w:val="26"/>
-          <w:szCs w:val="26"/>
-        </w:rPr>
-        <w:t xml:space="preserve"> </w:t>
-      </w:r>
-      <w:r>
-        <w:rPr>
+          <w:spacing w:val="19"/>
+          <w:sz w:val="26"/>
+          <w:szCs w:val="26"/>
+        </w:rPr>
+        <w:t xml:space="preserve"> </w:t>
+      </w:r>
+      <w:r>
+        <w:rPr>
+          <w:rFonts w:asciiTheme="majorHAnsi" w:hAnsiTheme="majorHAnsi" w:cstheme="majorHAnsi"/>
           <w:color w:val="FF0000"/>
           <w:sz w:val="26"/>
           <w:szCs w:val="26"/>
         </w:rPr>
-        <w:t xml:space="preserve">ngày </w:t>
-      </w:r>
-      <w:r>
-        <w:rPr>
-          <w:color w:val="FF0000"/>
-          <w:sz w:val="26"/>
-          <w:szCs w:val="26"/>
-          <w:lang w:val="en-US"/>
-        </w:rPr>
-        <w:t>{{HDBD_DATE}}</w:t>
-      </w:r>
-      <w:r>
-        <w:rPr>
+        <w:t>văn</w:t>
+      </w:r>
+      <w:r>
+        <w:rPr>
+          <w:rFonts w:asciiTheme="majorHAnsi" w:hAnsiTheme="majorHAnsi" w:cstheme="majorHAnsi"/>
           <w:color w:val="FF0000"/>
           <w:spacing w:val="25"/>
           <w:sz w:val="26"/>
@@ -1516,14 +1709,16 @@
       </w:r>
       <w:r>
         <w:rPr>
+          <w:rFonts w:asciiTheme="majorHAnsi" w:hAnsiTheme="majorHAnsi" w:cstheme="majorHAnsi"/>
           <w:color w:val="FF0000"/>
           <w:sz w:val="26"/>
           <w:szCs w:val="26"/>
         </w:rPr>
-        <w:t>và</w:t>
-      </w:r>
-      <w:r>
-        <w:rPr>
+        <w:t>bản</w:t>
+      </w:r>
+      <w:r>
+        <w:rPr>
+          <w:rFonts w:asciiTheme="majorHAnsi" w:hAnsiTheme="majorHAnsi" w:cstheme="majorHAnsi"/>
           <w:color w:val="FF0000"/>
           <w:spacing w:val="23"/>
           <w:sz w:val="26"/>
@@ -1533,48 +1728,16 @@
       </w:r>
       <w:r>
         <w:rPr>
+          <w:rFonts w:asciiTheme="majorHAnsi" w:hAnsiTheme="majorHAnsi" w:cstheme="majorHAnsi"/>
           <w:color w:val="FF0000"/>
           <w:sz w:val="26"/>
           <w:szCs w:val="26"/>
         </w:rPr>
-        <w:t>các</w:t>
-      </w:r>
-      <w:r>
-        <w:rPr>
-          <w:color w:val="FF0000"/>
-          <w:spacing w:val="19"/>
-          <w:sz w:val="26"/>
-          <w:szCs w:val="26"/>
-        </w:rPr>
-        <w:t xml:space="preserve"> </w:t>
-      </w:r>
-      <w:r>
-        <w:rPr>
-          <w:color w:val="FF0000"/>
-          <w:sz w:val="26"/>
-          <w:szCs w:val="26"/>
-        </w:rPr>
-        <w:t>văn</w:t>
-      </w:r>
-      <w:r>
-        <w:rPr>
-          <w:color w:val="FF0000"/>
-          <w:spacing w:val="25"/>
-          <w:sz w:val="26"/>
-          <w:szCs w:val="26"/>
-        </w:rPr>
-        <w:t xml:space="preserve"> </w:t>
-      </w:r>
-      <w:r>
-        <w:rPr>
-          <w:color w:val="FF0000"/>
-          <w:sz w:val="26"/>
-          <w:szCs w:val="26"/>
-        </w:rPr>
-        <w:t>bản</w:t>
-      </w:r>
-      <w:r>
-        <w:rPr>
+        <w:t>sửa</w:t>
+      </w:r>
+      <w:r>
+        <w:rPr>
+          <w:rFonts w:asciiTheme="majorHAnsi" w:hAnsiTheme="majorHAnsi" w:cstheme="majorHAnsi"/>
           <w:color w:val="FF0000"/>
           <w:spacing w:val="23"/>
           <w:sz w:val="26"/>
@@ -1584,23 +1747,7 @@
       </w:r>
       <w:r>
         <w:rPr>
-          <w:color w:val="FF0000"/>
-          <w:sz w:val="26"/>
-          <w:szCs w:val="26"/>
-        </w:rPr>
-        <w:t>sửa</w:t>
-      </w:r>
-      <w:r>
-        <w:rPr>
-          <w:color w:val="FF0000"/>
-          <w:spacing w:val="23"/>
-          <w:sz w:val="26"/>
-          <w:szCs w:val="26"/>
-        </w:rPr>
-        <w:t xml:space="preserve"> </w:t>
-      </w:r>
-      <w:r>
-        <w:rPr>
+          <w:rFonts w:asciiTheme="majorHAnsi" w:hAnsiTheme="majorHAnsi" w:cstheme="majorHAnsi"/>
           <w:color w:val="FF0000"/>
           <w:sz w:val="26"/>
           <w:szCs w:val="26"/>
@@ -1615,12 +1762,14 @@
         <w:ind w:left="335"/>
         <w:jc w:val="both"/>
         <w:rPr>
+          <w:rFonts w:asciiTheme="majorHAnsi" w:hAnsiTheme="majorHAnsi" w:cstheme="majorHAnsi"/>
           <w:sz w:val="26"/>
           <w:szCs w:val="26"/>
         </w:rPr>
       </w:pPr>
       <w:r>
         <w:rPr>
+          <w:rFonts w:asciiTheme="majorHAnsi" w:hAnsiTheme="majorHAnsi" w:cstheme="majorHAnsi"/>
           <w:sz w:val="26"/>
           <w:szCs w:val="26"/>
         </w:rPr>
@@ -1628,6 +1777,7 @@
       </w:r>
       <w:r>
         <w:rPr>
+          <w:rFonts w:asciiTheme="majorHAnsi" w:hAnsiTheme="majorHAnsi" w:cstheme="majorHAnsi"/>
           <w:spacing w:val="11"/>
           <w:sz w:val="26"/>
           <w:szCs w:val="26"/>
@@ -1636,6 +1786,7 @@
       </w:r>
       <w:r>
         <w:rPr>
+          <w:rFonts w:asciiTheme="majorHAnsi" w:hAnsiTheme="majorHAnsi" w:cstheme="majorHAnsi"/>
           <w:sz w:val="26"/>
           <w:szCs w:val="26"/>
         </w:rPr>
@@ -1643,6 +1794,7 @@
       </w:r>
       <w:r>
         <w:rPr>
+          <w:rFonts w:asciiTheme="majorHAnsi" w:hAnsiTheme="majorHAnsi" w:cstheme="majorHAnsi"/>
           <w:spacing w:val="11"/>
           <w:sz w:val="26"/>
           <w:szCs w:val="26"/>
@@ -1651,6 +1803,7 @@
       </w:r>
       <w:r>
         <w:rPr>
+          <w:rFonts w:asciiTheme="majorHAnsi" w:hAnsiTheme="majorHAnsi" w:cstheme="majorHAnsi"/>
           <w:sz w:val="26"/>
           <w:szCs w:val="26"/>
         </w:rPr>
@@ -1658,6 +1811,7 @@
       </w:r>
       <w:r>
         <w:rPr>
+          <w:rFonts w:asciiTheme="majorHAnsi" w:hAnsiTheme="majorHAnsi" w:cstheme="majorHAnsi"/>
           <w:spacing w:val="11"/>
           <w:sz w:val="26"/>
           <w:szCs w:val="26"/>
@@ -1666,6 +1820,7 @@
       </w:r>
       <w:r>
         <w:rPr>
+          <w:rFonts w:asciiTheme="majorHAnsi" w:hAnsiTheme="majorHAnsi" w:cstheme="majorHAnsi"/>
           <w:sz w:val="26"/>
           <w:szCs w:val="26"/>
         </w:rPr>
@@ -1673,6 +1828,7 @@
       </w:r>
       <w:r>
         <w:rPr>
+          <w:rFonts w:asciiTheme="majorHAnsi" w:hAnsiTheme="majorHAnsi" w:cstheme="majorHAnsi"/>
           <w:spacing w:val="11"/>
           <w:sz w:val="26"/>
           <w:szCs w:val="26"/>
@@ -1681,6 +1837,7 @@
       </w:r>
       <w:r>
         <w:rPr>
+          <w:rFonts w:asciiTheme="majorHAnsi" w:hAnsiTheme="majorHAnsi" w:cstheme="majorHAnsi"/>
           <w:sz w:val="26"/>
           <w:szCs w:val="26"/>
         </w:rPr>
@@ -1688,6 +1845,7 @@
       </w:r>
       <w:r>
         <w:rPr>
+          <w:rFonts w:asciiTheme="majorHAnsi" w:hAnsiTheme="majorHAnsi" w:cstheme="majorHAnsi"/>
           <w:spacing w:val="9"/>
           <w:sz w:val="26"/>
           <w:szCs w:val="26"/>
@@ -1696,6 +1854,7 @@
       </w:r>
       <w:r>
         <w:rPr>
+          <w:rFonts w:asciiTheme="majorHAnsi" w:hAnsiTheme="majorHAnsi" w:cstheme="majorHAnsi"/>
           <w:sz w:val="26"/>
           <w:szCs w:val="26"/>
         </w:rPr>
@@ -1703,6 +1862,7 @@
       </w:r>
       <w:r>
         <w:rPr>
+          <w:rFonts w:asciiTheme="majorHAnsi" w:hAnsiTheme="majorHAnsi" w:cstheme="majorHAnsi"/>
           <w:spacing w:val="11"/>
           <w:sz w:val="26"/>
           <w:szCs w:val="26"/>
@@ -1711,6 +1871,7 @@
       </w:r>
       <w:r>
         <w:rPr>
+          <w:rFonts w:asciiTheme="majorHAnsi" w:hAnsiTheme="majorHAnsi" w:cstheme="majorHAnsi"/>
           <w:sz w:val="26"/>
           <w:szCs w:val="26"/>
         </w:rPr>
@@ -1718,6 +1879,7 @@
       </w:r>
       <w:r>
         <w:rPr>
+          <w:rFonts w:asciiTheme="majorHAnsi" w:hAnsiTheme="majorHAnsi" w:cstheme="majorHAnsi"/>
           <w:spacing w:val="11"/>
           <w:sz w:val="26"/>
           <w:szCs w:val="26"/>
@@ -1726,6 +1888,7 @@
       </w:r>
       <w:r>
         <w:rPr>
+          <w:rFonts w:asciiTheme="majorHAnsi" w:hAnsiTheme="majorHAnsi" w:cstheme="majorHAnsi"/>
           <w:sz w:val="26"/>
           <w:szCs w:val="26"/>
         </w:rPr>
@@ -1733,6 +1896,7 @@
       </w:r>
       <w:r>
         <w:rPr>
+          <w:rFonts w:asciiTheme="majorHAnsi" w:hAnsiTheme="majorHAnsi" w:cstheme="majorHAnsi"/>
           <w:spacing w:val="10"/>
           <w:sz w:val="26"/>
           <w:szCs w:val="26"/>
@@ -1741,6 +1905,7 @@
       </w:r>
       <w:r>
         <w:rPr>
+          <w:rFonts w:asciiTheme="majorHAnsi" w:hAnsiTheme="majorHAnsi" w:cstheme="majorHAnsi"/>
           <w:spacing w:val="-4"/>
           <w:sz w:val="26"/>
           <w:szCs w:val="26"/>
@@ -1753,6 +1918,7 @@
         <w:pStyle w:val="BodyText"/>
         <w:spacing w:before="10"/>
         <w:rPr>
+          <w:rFonts w:asciiTheme="majorHAnsi" w:hAnsiTheme="majorHAnsi" w:cstheme="majorHAnsi"/>
           <w:sz w:val="22"/>
           <w:szCs w:val="22"/>
         </w:rPr>
@@ -2550,40 +2716,55 @@
           <w:p>
             <w:pPr>
               <w:pStyle w:val="TableParagraph"/>
-              <w:rPr>
-                <w:rFonts w:asciiTheme="majorHAnsi" w:hAnsiTheme="majorHAnsi" w:cstheme="majorHAnsi"/>
-              </w:rPr>
-            </w:pPr>
-          </w:p>
-          <w:p>
-            <w:pPr>
-              <w:pStyle w:val="TableParagraph"/>
-              <w:rPr>
-                <w:rFonts w:asciiTheme="majorHAnsi" w:hAnsiTheme="majorHAnsi" w:cstheme="majorHAnsi"/>
-              </w:rPr>
-            </w:pPr>
-          </w:p>
-          <w:p>
-            <w:pPr>
-              <w:pStyle w:val="TableParagraph"/>
-              <w:rPr>
-                <w:rFonts w:asciiTheme="majorHAnsi" w:hAnsiTheme="majorHAnsi" w:cstheme="majorHAnsi"/>
-              </w:rPr>
-            </w:pPr>
-          </w:p>
-          <w:p>
-            <w:pPr>
-              <w:pStyle w:val="TableParagraph"/>
-              <w:rPr>
-                <w:rFonts w:asciiTheme="majorHAnsi" w:hAnsiTheme="majorHAnsi" w:cstheme="majorHAnsi"/>
-              </w:rPr>
-            </w:pPr>
-          </w:p>
-          <w:p>
-            <w:pPr>
-              <w:pStyle w:val="TableParagraph"/>
-              <w:rPr>
-                <w:rFonts w:asciiTheme="majorHAnsi" w:hAnsiTheme="majorHAnsi" w:cstheme="majorHAnsi"/>
+              <w:jc w:val="center"/>
+              <w:rPr>
+                <w:rFonts w:asciiTheme="majorHAnsi" w:hAnsiTheme="majorHAnsi" w:cstheme="majorHAnsi"/>
+                <w:sz w:val="20"/>
+                <w:szCs w:val="20"/>
+              </w:rPr>
+            </w:pPr>
+          </w:p>
+          <w:p>
+            <w:pPr>
+              <w:pStyle w:val="TableParagraph"/>
+              <w:jc w:val="center"/>
+              <w:rPr>
+                <w:rFonts w:asciiTheme="majorHAnsi" w:hAnsiTheme="majorHAnsi" w:cstheme="majorHAnsi"/>
+                <w:sz w:val="20"/>
+                <w:szCs w:val="20"/>
+              </w:rPr>
+            </w:pPr>
+          </w:p>
+          <w:p>
+            <w:pPr>
+              <w:pStyle w:val="TableParagraph"/>
+              <w:jc w:val="center"/>
+              <w:rPr>
+                <w:rFonts w:asciiTheme="majorHAnsi" w:hAnsiTheme="majorHAnsi" w:cstheme="majorHAnsi"/>
+                <w:sz w:val="20"/>
+                <w:szCs w:val="20"/>
+              </w:rPr>
+            </w:pPr>
+          </w:p>
+          <w:p>
+            <w:pPr>
+              <w:pStyle w:val="TableParagraph"/>
+              <w:jc w:val="center"/>
+              <w:rPr>
+                <w:rFonts w:asciiTheme="majorHAnsi" w:hAnsiTheme="majorHAnsi" w:cstheme="majorHAnsi"/>
+                <w:sz w:val="20"/>
+                <w:szCs w:val="20"/>
+              </w:rPr>
+            </w:pPr>
+          </w:p>
+          <w:p>
+            <w:pPr>
+              <w:pStyle w:val="TableParagraph"/>
+              <w:jc w:val="center"/>
+              <w:rPr>
+                <w:rFonts w:asciiTheme="majorHAnsi" w:hAnsiTheme="majorHAnsi" w:cstheme="majorHAnsi"/>
+                <w:sz w:val="20"/>
+                <w:szCs w:val="20"/>
               </w:rPr>
             </w:pPr>
           </w:p>
@@ -2591,8 +2772,11 @@
             <w:pPr>
               <w:pStyle w:val="TableParagraph"/>
               <w:spacing w:before="72"/>
-              <w:rPr>
-                <w:rFonts w:asciiTheme="majorHAnsi" w:hAnsiTheme="majorHAnsi" w:cstheme="majorHAnsi"/>
+              <w:jc w:val="center"/>
+              <w:rPr>
+                <w:rFonts w:asciiTheme="majorHAnsi" w:hAnsiTheme="majorHAnsi" w:cstheme="majorHAnsi"/>
+                <w:sz w:val="20"/>
+                <w:szCs w:val="20"/>
               </w:rPr>
             </w:pPr>
           </w:p>
@@ -2604,18 +2788,24 @@
               <w:jc w:val="center"/>
               <w:rPr>
                 <w:rFonts w:asciiTheme="majorHAnsi" w:hAnsiTheme="majorHAnsi" w:cstheme="majorHAnsi"/>
+                <w:sz w:val="20"/>
+                <w:szCs w:val="20"/>
                 <w:lang w:val="en-US"/>
               </w:rPr>
             </w:pPr>
             <w:r>
               <w:rPr>
                 <w:rFonts w:asciiTheme="majorHAnsi" w:hAnsiTheme="majorHAnsi" w:cstheme="majorHAnsi"/>
+                <w:sz w:val="20"/>
+                <w:szCs w:val="20"/>
               </w:rPr>
               <w:t>{</w:t>
             </w:r>
             <w:r>
               <w:rPr>
                 <w:rFonts w:asciiTheme="majorHAnsi" w:hAnsiTheme="majorHAnsi" w:cstheme="majorHAnsi"/>
+                <w:sz w:val="20"/>
+                <w:szCs w:val="20"/>
                 <w:lang w:val="en-US"/>
               </w:rPr>
               <w:t>{stt</w:t>
@@ -2623,6 +2813,8 @@
             <w:r>
               <w:rPr>
                 <w:rFonts w:asciiTheme="majorHAnsi" w:hAnsiTheme="majorHAnsi" w:cstheme="majorHAnsi"/>
+                <w:sz w:val="20"/>
+                <w:szCs w:val="20"/>
               </w:rPr>
               <w:t>}}</w:t>
             </w:r>
@@ -2640,18 +2832,24 @@
               <w:jc w:val="center"/>
               <w:rPr>
                 <w:rFonts w:asciiTheme="majorHAnsi" w:hAnsiTheme="majorHAnsi" w:cstheme="majorHAnsi"/>
+                <w:sz w:val="16"/>
+                <w:szCs w:val="16"/>
                 <w:lang w:val="en-US"/>
               </w:rPr>
             </w:pPr>
             <w:r>
               <w:rPr>
                 <w:rFonts w:asciiTheme="majorHAnsi" w:hAnsiTheme="majorHAnsi" w:cstheme="majorHAnsi"/>
+                <w:sz w:val="16"/>
+                <w:szCs w:val="16"/>
               </w:rPr>
               <w:t>{{</w:t>
             </w:r>
             <w:r>
               <w:rPr>
                 <w:rFonts w:asciiTheme="majorHAnsi" w:hAnsiTheme="majorHAnsi" w:cstheme="majorHAnsi"/>
+                <w:sz w:val="16"/>
+                <w:szCs w:val="16"/>
                 <w:lang w:val="en-US"/>
               </w:rPr>
               <w:t>vehicle_info</w:t>
@@ -2659,6 +2857,8 @@
             <w:r>
               <w:rPr>
                 <w:rFonts w:asciiTheme="majorHAnsi" w:hAnsiTheme="majorHAnsi" w:cstheme="majorHAnsi"/>
+                <w:sz w:val="16"/>
+                <w:szCs w:val="16"/>
               </w:rPr>
               <w:t>}}</w:t>
             </w:r>
@@ -2671,32 +2871,44 @@
           <w:p>
             <w:pPr>
               <w:pStyle w:val="TableParagraph"/>
-              <w:rPr>
-                <w:rFonts w:asciiTheme="majorHAnsi" w:hAnsiTheme="majorHAnsi" w:cstheme="majorHAnsi"/>
-              </w:rPr>
-            </w:pPr>
-          </w:p>
-          <w:p>
-            <w:pPr>
-              <w:pStyle w:val="TableParagraph"/>
-              <w:rPr>
-                <w:rFonts w:asciiTheme="majorHAnsi" w:hAnsiTheme="majorHAnsi" w:cstheme="majorHAnsi"/>
-              </w:rPr>
-            </w:pPr>
-          </w:p>
-          <w:p>
-            <w:pPr>
-              <w:pStyle w:val="TableParagraph"/>
-              <w:rPr>
-                <w:rFonts w:asciiTheme="majorHAnsi" w:hAnsiTheme="majorHAnsi" w:cstheme="majorHAnsi"/>
-              </w:rPr>
-            </w:pPr>
-          </w:p>
-          <w:p>
-            <w:pPr>
-              <w:pStyle w:val="TableParagraph"/>
-              <w:rPr>
-                <w:rFonts w:asciiTheme="majorHAnsi" w:hAnsiTheme="majorHAnsi" w:cstheme="majorHAnsi"/>
+              <w:jc w:val="center"/>
+              <w:rPr>
+                <w:rFonts w:asciiTheme="majorHAnsi" w:hAnsiTheme="majorHAnsi" w:cstheme="majorHAnsi"/>
+                <w:sz w:val="20"/>
+                <w:szCs w:val="20"/>
+              </w:rPr>
+            </w:pPr>
+          </w:p>
+          <w:p>
+            <w:pPr>
+              <w:pStyle w:val="TableParagraph"/>
+              <w:jc w:val="center"/>
+              <w:rPr>
+                <w:rFonts w:asciiTheme="majorHAnsi" w:hAnsiTheme="majorHAnsi" w:cstheme="majorHAnsi"/>
+                <w:sz w:val="20"/>
+                <w:szCs w:val="20"/>
+              </w:rPr>
+            </w:pPr>
+          </w:p>
+          <w:p>
+            <w:pPr>
+              <w:pStyle w:val="TableParagraph"/>
+              <w:jc w:val="center"/>
+              <w:rPr>
+                <w:rFonts w:asciiTheme="majorHAnsi" w:hAnsiTheme="majorHAnsi" w:cstheme="majorHAnsi"/>
+                <w:sz w:val="20"/>
+                <w:szCs w:val="20"/>
+              </w:rPr>
+            </w:pPr>
+          </w:p>
+          <w:p>
+            <w:pPr>
+              <w:pStyle w:val="TableParagraph"/>
+              <w:jc w:val="center"/>
+              <w:rPr>
+                <w:rFonts w:asciiTheme="majorHAnsi" w:hAnsiTheme="majorHAnsi" w:cstheme="majorHAnsi"/>
+                <w:sz w:val="20"/>
+                <w:szCs w:val="20"/>
               </w:rPr>
             </w:pPr>
           </w:p>
@@ -2704,8 +2916,11 @@
             <w:pPr>
               <w:pStyle w:val="TableParagraph"/>
               <w:spacing w:before="117"/>
-              <w:rPr>
-                <w:rFonts w:asciiTheme="majorHAnsi" w:hAnsiTheme="majorHAnsi" w:cstheme="majorHAnsi"/>
+              <w:jc w:val="center"/>
+              <w:rPr>
+                <w:rFonts w:asciiTheme="majorHAnsi" w:hAnsiTheme="majorHAnsi" w:cstheme="majorHAnsi"/>
+                <w:sz w:val="20"/>
+                <w:szCs w:val="20"/>
               </w:rPr>
             </w:pPr>
           </w:p>
@@ -2718,6 +2933,8 @@
               <w:rPr>
                 <w:rFonts w:asciiTheme="majorHAnsi" w:hAnsiTheme="majorHAnsi" w:cstheme="majorHAnsi"/>
                 <w:spacing w:val="-2"/>
+                <w:sz w:val="20"/>
+                <w:szCs w:val="20"/>
                 <w:lang w:val="en-US"/>
               </w:rPr>
             </w:pPr>
@@ -2725,6 +2942,8 @@
               <w:rPr>
                 <w:rFonts w:asciiTheme="majorHAnsi" w:hAnsiTheme="majorHAnsi" w:cstheme="majorHAnsi"/>
                 <w:spacing w:val="-2"/>
+                <w:sz w:val="20"/>
+                <w:szCs w:val="20"/>
               </w:rPr>
               <w:t>{{</w:t>
             </w:r>
@@ -2732,6 +2951,8 @@
               <w:rPr>
                 <w:rFonts w:asciiTheme="majorHAnsi" w:hAnsiTheme="majorHAnsi" w:cstheme="majorHAnsi"/>
                 <w:spacing w:val="-2"/>
+                <w:sz w:val="20"/>
+                <w:szCs w:val="20"/>
                 <w:lang w:val="en-US"/>
               </w:rPr>
               <w:t>chassi</w:t>
@@ -2740,6 +2961,8 @@
               <w:rPr>
                 <w:rFonts w:asciiTheme="majorHAnsi" w:hAnsiTheme="majorHAnsi" w:cstheme="majorHAnsi"/>
                 <w:spacing w:val="-2"/>
+                <w:sz w:val="20"/>
+                <w:szCs w:val="20"/>
                 <w:lang w:val="en-US"/>
               </w:rPr>
               <w:t>s</w:t>
@@ -2748,6 +2971,8 @@
               <w:rPr>
                 <w:rFonts w:asciiTheme="majorHAnsi" w:hAnsiTheme="majorHAnsi" w:cstheme="majorHAnsi"/>
                 <w:spacing w:val="-2"/>
+                <w:sz w:val="20"/>
+                <w:szCs w:val="20"/>
               </w:rPr>
               <w:t>}}</w:t>
             </w:r>
@@ -2760,56 +2985,77 @@
           <w:p>
             <w:pPr>
               <w:pStyle w:val="TableParagraph"/>
-              <w:rPr>
-                <w:rFonts w:asciiTheme="majorHAnsi" w:hAnsiTheme="majorHAnsi" w:cstheme="majorHAnsi"/>
-              </w:rPr>
-            </w:pPr>
-          </w:p>
-          <w:p>
-            <w:pPr>
-              <w:pStyle w:val="TableParagraph"/>
-              <w:rPr>
-                <w:rFonts w:asciiTheme="majorHAnsi" w:hAnsiTheme="majorHAnsi" w:cstheme="majorHAnsi"/>
-              </w:rPr>
-            </w:pPr>
-          </w:p>
-          <w:p>
-            <w:pPr>
-              <w:pStyle w:val="TableParagraph"/>
-              <w:rPr>
-                <w:rFonts w:asciiTheme="majorHAnsi" w:hAnsiTheme="majorHAnsi" w:cstheme="majorHAnsi"/>
-              </w:rPr>
-            </w:pPr>
-          </w:p>
-          <w:p>
-            <w:pPr>
-              <w:pStyle w:val="TableParagraph"/>
-              <w:rPr>
-                <w:rFonts w:asciiTheme="majorHAnsi" w:hAnsiTheme="majorHAnsi" w:cstheme="majorHAnsi"/>
-              </w:rPr>
-            </w:pPr>
-          </w:p>
-          <w:p>
-            <w:pPr>
-              <w:pStyle w:val="TableParagraph"/>
-              <w:rPr>
-                <w:rFonts w:asciiTheme="majorHAnsi" w:hAnsiTheme="majorHAnsi" w:cstheme="majorHAnsi"/>
-              </w:rPr>
-            </w:pPr>
-          </w:p>
-          <w:p>
-            <w:pPr>
-              <w:pStyle w:val="TableParagraph"/>
-              <w:rPr>
-                <w:rFonts w:asciiTheme="majorHAnsi" w:hAnsiTheme="majorHAnsi" w:cstheme="majorHAnsi"/>
-              </w:rPr>
-            </w:pPr>
-          </w:p>
-          <w:p>
-            <w:pPr>
-              <w:pStyle w:val="TableParagraph"/>
-              <w:rPr>
-                <w:rFonts w:asciiTheme="majorHAnsi" w:hAnsiTheme="majorHAnsi" w:cstheme="majorHAnsi"/>
+              <w:jc w:val="center"/>
+              <w:rPr>
+                <w:rFonts w:asciiTheme="majorHAnsi" w:hAnsiTheme="majorHAnsi" w:cstheme="majorHAnsi"/>
+                <w:sz w:val="20"/>
+                <w:szCs w:val="20"/>
+              </w:rPr>
+            </w:pPr>
+          </w:p>
+          <w:p>
+            <w:pPr>
+              <w:pStyle w:val="TableParagraph"/>
+              <w:jc w:val="center"/>
+              <w:rPr>
+                <w:rFonts w:asciiTheme="majorHAnsi" w:hAnsiTheme="majorHAnsi" w:cstheme="majorHAnsi"/>
+                <w:sz w:val="20"/>
+                <w:szCs w:val="20"/>
+              </w:rPr>
+            </w:pPr>
+          </w:p>
+          <w:p>
+            <w:pPr>
+              <w:pStyle w:val="TableParagraph"/>
+              <w:jc w:val="center"/>
+              <w:rPr>
+                <w:rFonts w:asciiTheme="majorHAnsi" w:hAnsiTheme="majorHAnsi" w:cstheme="majorHAnsi"/>
+                <w:sz w:val="20"/>
+                <w:szCs w:val="20"/>
+              </w:rPr>
+            </w:pPr>
+          </w:p>
+          <w:p>
+            <w:pPr>
+              <w:pStyle w:val="TableParagraph"/>
+              <w:jc w:val="center"/>
+              <w:rPr>
+                <w:rFonts w:asciiTheme="majorHAnsi" w:hAnsiTheme="majorHAnsi" w:cstheme="majorHAnsi"/>
+                <w:sz w:val="20"/>
+                <w:szCs w:val="20"/>
+              </w:rPr>
+            </w:pPr>
+          </w:p>
+          <w:p>
+            <w:pPr>
+              <w:pStyle w:val="TableParagraph"/>
+              <w:jc w:val="center"/>
+              <w:rPr>
+                <w:rFonts w:asciiTheme="majorHAnsi" w:hAnsiTheme="majorHAnsi" w:cstheme="majorHAnsi"/>
+                <w:sz w:val="20"/>
+                <w:szCs w:val="20"/>
+              </w:rPr>
+            </w:pPr>
+          </w:p>
+          <w:p>
+            <w:pPr>
+              <w:pStyle w:val="TableParagraph"/>
+              <w:jc w:val="center"/>
+              <w:rPr>
+                <w:rFonts w:asciiTheme="majorHAnsi" w:hAnsiTheme="majorHAnsi" w:cstheme="majorHAnsi"/>
+                <w:sz w:val="20"/>
+                <w:szCs w:val="20"/>
+              </w:rPr>
+            </w:pPr>
+          </w:p>
+          <w:p>
+            <w:pPr>
+              <w:pStyle w:val="TableParagraph"/>
+              <w:jc w:val="center"/>
+              <w:rPr>
+                <w:rFonts w:asciiTheme="majorHAnsi" w:hAnsiTheme="majorHAnsi" w:cstheme="majorHAnsi"/>
+                <w:sz w:val="20"/>
+                <w:szCs w:val="20"/>
               </w:rPr>
             </w:pPr>
           </w:p>
@@ -2820,6 +3066,8 @@
               <w:jc w:val="center"/>
               <w:rPr>
                 <w:rFonts w:asciiTheme="majorHAnsi" w:hAnsiTheme="majorHAnsi" w:cstheme="majorHAnsi"/>
+                <w:sz w:val="20"/>
+                <w:szCs w:val="20"/>
               </w:rPr>
             </w:pPr>
           </w:p>
@@ -2833,6 +3081,8 @@
                 <w:color w:val="FF0000"/>
                 <w:spacing w:val="-2"/>
                 <w:w w:val="105"/>
+                <w:sz w:val="20"/>
+                <w:szCs w:val="20"/>
                 <w:lang w:val="en-US"/>
               </w:rPr>
             </w:pPr>
@@ -2842,6 +3092,8 @@
                 <w:color w:val="FF0000"/>
                 <w:spacing w:val="-2"/>
                 <w:w w:val="105"/>
+                <w:sz w:val="20"/>
+                <w:szCs w:val="20"/>
               </w:rPr>
               <w:t>{</w:t>
             </w:r>
@@ -2851,6 +3103,8 @@
                 <w:color w:val="FF0000"/>
                 <w:spacing w:val="-2"/>
                 <w:w w:val="105"/>
+                <w:sz w:val="20"/>
+                <w:szCs w:val="20"/>
                 <w:lang w:val="en-US"/>
               </w:rPr>
               <w:t>{manufacturer</w:t>
@@ -2861,6 +3115,8 @@
                 <w:color w:val="FF0000"/>
                 <w:spacing w:val="-2"/>
                 <w:w w:val="105"/>
+                <w:sz w:val="20"/>
+                <w:szCs w:val="20"/>
               </w:rPr>
               <w:t>}}</w:t>
             </w:r>
@@ -2873,32 +3129,44 @@
           <w:p>
             <w:pPr>
               <w:pStyle w:val="TableParagraph"/>
-              <w:rPr>
-                <w:rFonts w:asciiTheme="majorHAnsi" w:hAnsiTheme="majorHAnsi" w:cstheme="majorHAnsi"/>
-              </w:rPr>
-            </w:pPr>
-          </w:p>
-          <w:p>
-            <w:pPr>
-              <w:pStyle w:val="TableParagraph"/>
-              <w:rPr>
-                <w:rFonts w:asciiTheme="majorHAnsi" w:hAnsiTheme="majorHAnsi" w:cstheme="majorHAnsi"/>
-              </w:rPr>
-            </w:pPr>
-          </w:p>
-          <w:p>
-            <w:pPr>
-              <w:pStyle w:val="TableParagraph"/>
-              <w:rPr>
-                <w:rFonts w:asciiTheme="majorHAnsi" w:hAnsiTheme="majorHAnsi" w:cstheme="majorHAnsi"/>
-              </w:rPr>
-            </w:pPr>
-          </w:p>
-          <w:p>
-            <w:pPr>
-              <w:pStyle w:val="TableParagraph"/>
-              <w:rPr>
-                <w:rFonts w:asciiTheme="majorHAnsi" w:hAnsiTheme="majorHAnsi" w:cstheme="majorHAnsi"/>
+              <w:jc w:val="center"/>
+              <w:rPr>
+                <w:rFonts w:asciiTheme="majorHAnsi" w:hAnsiTheme="majorHAnsi" w:cstheme="majorHAnsi"/>
+                <w:sz w:val="20"/>
+                <w:szCs w:val="20"/>
+              </w:rPr>
+            </w:pPr>
+          </w:p>
+          <w:p>
+            <w:pPr>
+              <w:pStyle w:val="TableParagraph"/>
+              <w:jc w:val="center"/>
+              <w:rPr>
+                <w:rFonts w:asciiTheme="majorHAnsi" w:hAnsiTheme="majorHAnsi" w:cstheme="majorHAnsi"/>
+                <w:sz w:val="20"/>
+                <w:szCs w:val="20"/>
+              </w:rPr>
+            </w:pPr>
+          </w:p>
+          <w:p>
+            <w:pPr>
+              <w:pStyle w:val="TableParagraph"/>
+              <w:jc w:val="center"/>
+              <w:rPr>
+                <w:rFonts w:asciiTheme="majorHAnsi" w:hAnsiTheme="majorHAnsi" w:cstheme="majorHAnsi"/>
+                <w:sz w:val="20"/>
+                <w:szCs w:val="20"/>
+              </w:rPr>
+            </w:pPr>
+          </w:p>
+          <w:p>
+            <w:pPr>
+              <w:pStyle w:val="TableParagraph"/>
+              <w:jc w:val="center"/>
+              <w:rPr>
+                <w:rFonts w:asciiTheme="majorHAnsi" w:hAnsiTheme="majorHAnsi" w:cstheme="majorHAnsi"/>
+                <w:sz w:val="20"/>
+                <w:szCs w:val="20"/>
               </w:rPr>
             </w:pPr>
           </w:p>
@@ -2906,8 +3174,11 @@
             <w:pPr>
               <w:pStyle w:val="TableParagraph"/>
               <w:spacing w:before="49"/>
-              <w:rPr>
-                <w:rFonts w:asciiTheme="majorHAnsi" w:hAnsiTheme="majorHAnsi" w:cstheme="majorHAnsi"/>
+              <w:jc w:val="center"/>
+              <w:rPr>
+                <w:rFonts w:asciiTheme="majorHAnsi" w:hAnsiTheme="majorHAnsi" w:cstheme="majorHAnsi"/>
+                <w:sz w:val="20"/>
+                <w:szCs w:val="20"/>
               </w:rPr>
             </w:pPr>
           </w:p>
@@ -2919,11 +3190,15 @@
               <w:jc w:val="center"/>
               <w:rPr>
                 <w:rFonts w:asciiTheme="majorHAnsi" w:hAnsiTheme="majorHAnsi" w:cstheme="majorHAnsi"/>
-              </w:rPr>
-            </w:pPr>
-            <w:r>
-              <w:rPr>
-                <w:rFonts w:asciiTheme="majorHAnsi" w:hAnsiTheme="majorHAnsi" w:cstheme="majorHAnsi"/>
+                <w:sz w:val="20"/>
+                <w:szCs w:val="20"/>
+              </w:rPr>
+            </w:pPr>
+            <w:r>
+              <w:rPr>
+                <w:rFonts w:asciiTheme="majorHAnsi" w:hAnsiTheme="majorHAnsi" w:cstheme="majorHAnsi"/>
+                <w:sz w:val="20"/>
+                <w:szCs w:val="20"/>
               </w:rPr>
               <w:t>Cty</w:t>
             </w:r>
@@ -2931,12 +3206,16 @@
               <w:rPr>
                 <w:rFonts w:asciiTheme="majorHAnsi" w:hAnsiTheme="majorHAnsi" w:cstheme="majorHAnsi"/>
                 <w:spacing w:val="-10"/>
+                <w:sz w:val="20"/>
+                <w:szCs w:val="20"/>
               </w:rPr>
               <w:t xml:space="preserve"> </w:t>
             </w:r>
             <w:r>
               <w:rPr>
                 <w:rFonts w:asciiTheme="majorHAnsi" w:hAnsiTheme="majorHAnsi" w:cstheme="majorHAnsi"/>
+                <w:sz w:val="20"/>
+                <w:szCs w:val="20"/>
               </w:rPr>
               <w:t>CP</w:t>
             </w:r>
@@ -2944,6 +3223,8 @@
               <w:rPr>
                 <w:rFonts w:asciiTheme="majorHAnsi" w:hAnsiTheme="majorHAnsi" w:cstheme="majorHAnsi"/>
                 <w:spacing w:val="-3"/>
+                <w:sz w:val="20"/>
+                <w:szCs w:val="20"/>
               </w:rPr>
               <w:t xml:space="preserve"> </w:t>
             </w:r>
@@ -2951,6 +3232,8 @@
               <w:rPr>
                 <w:rFonts w:asciiTheme="majorHAnsi" w:hAnsiTheme="majorHAnsi" w:cstheme="majorHAnsi"/>
                 <w:spacing w:val="-5"/>
+                <w:sz w:val="20"/>
+                <w:szCs w:val="20"/>
               </w:rPr>
               <w:t>TM</w:t>
             </w:r>
@@ -2963,11 +3246,15 @@
               <w:jc w:val="center"/>
               <w:rPr>
                 <w:rFonts w:asciiTheme="majorHAnsi" w:hAnsiTheme="majorHAnsi" w:cstheme="majorHAnsi"/>
-              </w:rPr>
-            </w:pPr>
-            <w:r>
-              <w:rPr>
-                <w:rFonts w:asciiTheme="majorHAnsi" w:hAnsiTheme="majorHAnsi" w:cstheme="majorHAnsi"/>
+                <w:sz w:val="20"/>
+                <w:szCs w:val="20"/>
+              </w:rPr>
+            </w:pPr>
+            <w:r>
+              <w:rPr>
+                <w:rFonts w:asciiTheme="majorHAnsi" w:hAnsiTheme="majorHAnsi" w:cstheme="majorHAnsi"/>
+                <w:sz w:val="20"/>
+                <w:szCs w:val="20"/>
               </w:rPr>
               <w:t>XNK</w:t>
             </w:r>
@@ -2975,6 +3262,8 @@
               <w:rPr>
                 <w:rFonts w:asciiTheme="majorHAnsi" w:hAnsiTheme="majorHAnsi" w:cstheme="majorHAnsi"/>
                 <w:spacing w:val="-5"/>
+                <w:sz w:val="20"/>
+                <w:szCs w:val="20"/>
               </w:rPr>
               <w:t xml:space="preserve"> Huy</w:t>
             </w:r>
@@ -2987,11 +3276,15 @@
               <w:jc w:val="center"/>
               <w:rPr>
                 <w:rFonts w:asciiTheme="majorHAnsi" w:hAnsiTheme="majorHAnsi" w:cstheme="majorHAnsi"/>
-              </w:rPr>
-            </w:pPr>
-            <w:r>
-              <w:rPr>
-                <w:rFonts w:asciiTheme="majorHAnsi" w:hAnsiTheme="majorHAnsi" w:cstheme="majorHAnsi"/>
+                <w:sz w:val="20"/>
+                <w:szCs w:val="20"/>
+              </w:rPr>
+            </w:pPr>
+            <w:r>
+              <w:rPr>
+                <w:rFonts w:asciiTheme="majorHAnsi" w:hAnsiTheme="majorHAnsi" w:cstheme="majorHAnsi"/>
+                <w:sz w:val="20"/>
+                <w:szCs w:val="20"/>
               </w:rPr>
               <w:t>Tiến</w:t>
             </w:r>
@@ -2999,6 +3292,8 @@
               <w:rPr>
                 <w:rFonts w:asciiTheme="majorHAnsi" w:hAnsiTheme="majorHAnsi" w:cstheme="majorHAnsi"/>
                 <w:spacing w:val="-7"/>
+                <w:sz w:val="20"/>
+                <w:szCs w:val="20"/>
               </w:rPr>
               <w:t xml:space="preserve"> </w:t>
             </w:r>
@@ -3006,6 +3301,8 @@
               <w:rPr>
                 <w:rFonts w:asciiTheme="majorHAnsi" w:hAnsiTheme="majorHAnsi" w:cstheme="majorHAnsi"/>
                 <w:spacing w:val="-4"/>
+                <w:sz w:val="20"/>
+                <w:szCs w:val="20"/>
               </w:rPr>
               <w:t>Dũng</w:t>
             </w:r>
@@ -3018,40 +3315,55 @@
           <w:p>
             <w:pPr>
               <w:pStyle w:val="TableParagraph"/>
-              <w:rPr>
-                <w:rFonts w:asciiTheme="majorHAnsi" w:hAnsiTheme="majorHAnsi" w:cstheme="majorHAnsi"/>
-              </w:rPr>
-            </w:pPr>
-          </w:p>
-          <w:p>
-            <w:pPr>
-              <w:pStyle w:val="TableParagraph"/>
-              <w:rPr>
-                <w:rFonts w:asciiTheme="majorHAnsi" w:hAnsiTheme="majorHAnsi" w:cstheme="majorHAnsi"/>
-              </w:rPr>
-            </w:pPr>
-          </w:p>
-          <w:p>
-            <w:pPr>
-              <w:pStyle w:val="TableParagraph"/>
-              <w:rPr>
-                <w:rFonts w:asciiTheme="majorHAnsi" w:hAnsiTheme="majorHAnsi" w:cstheme="majorHAnsi"/>
-              </w:rPr>
-            </w:pPr>
-          </w:p>
-          <w:p>
-            <w:pPr>
-              <w:pStyle w:val="TableParagraph"/>
-              <w:rPr>
-                <w:rFonts w:asciiTheme="majorHAnsi" w:hAnsiTheme="majorHAnsi" w:cstheme="majorHAnsi"/>
-              </w:rPr>
-            </w:pPr>
-          </w:p>
-          <w:p>
-            <w:pPr>
-              <w:pStyle w:val="TableParagraph"/>
-              <w:rPr>
-                <w:rFonts w:asciiTheme="majorHAnsi" w:hAnsiTheme="majorHAnsi" w:cstheme="majorHAnsi"/>
+              <w:jc w:val="center"/>
+              <w:rPr>
+                <w:rFonts w:asciiTheme="majorHAnsi" w:hAnsiTheme="majorHAnsi" w:cstheme="majorHAnsi"/>
+                <w:sz w:val="20"/>
+                <w:szCs w:val="20"/>
+              </w:rPr>
+            </w:pPr>
+          </w:p>
+          <w:p>
+            <w:pPr>
+              <w:pStyle w:val="TableParagraph"/>
+              <w:jc w:val="center"/>
+              <w:rPr>
+                <w:rFonts w:asciiTheme="majorHAnsi" w:hAnsiTheme="majorHAnsi" w:cstheme="majorHAnsi"/>
+                <w:sz w:val="20"/>
+                <w:szCs w:val="20"/>
+              </w:rPr>
+            </w:pPr>
+          </w:p>
+          <w:p>
+            <w:pPr>
+              <w:pStyle w:val="TableParagraph"/>
+              <w:jc w:val="center"/>
+              <w:rPr>
+                <w:rFonts w:asciiTheme="majorHAnsi" w:hAnsiTheme="majorHAnsi" w:cstheme="majorHAnsi"/>
+                <w:sz w:val="20"/>
+                <w:szCs w:val="20"/>
+              </w:rPr>
+            </w:pPr>
+          </w:p>
+          <w:p>
+            <w:pPr>
+              <w:pStyle w:val="TableParagraph"/>
+              <w:jc w:val="center"/>
+              <w:rPr>
+                <w:rFonts w:asciiTheme="majorHAnsi" w:hAnsiTheme="majorHAnsi" w:cstheme="majorHAnsi"/>
+                <w:sz w:val="20"/>
+                <w:szCs w:val="20"/>
+              </w:rPr>
+            </w:pPr>
+          </w:p>
+          <w:p>
+            <w:pPr>
+              <w:pStyle w:val="TableParagraph"/>
+              <w:jc w:val="center"/>
+              <w:rPr>
+                <w:rFonts w:asciiTheme="majorHAnsi" w:hAnsiTheme="majorHAnsi" w:cstheme="majorHAnsi"/>
+                <w:sz w:val="20"/>
+                <w:szCs w:val="20"/>
               </w:rPr>
             </w:pPr>
           </w:p>
@@ -3059,8 +3371,11 @@
             <w:pPr>
               <w:pStyle w:val="TableParagraph"/>
               <w:spacing w:before="222"/>
-              <w:rPr>
-                <w:rFonts w:asciiTheme="majorHAnsi" w:hAnsiTheme="majorHAnsi" w:cstheme="majorHAnsi"/>
+              <w:jc w:val="center"/>
+              <w:rPr>
+                <w:rFonts w:asciiTheme="majorHAnsi" w:hAnsiTheme="majorHAnsi" w:cstheme="majorHAnsi"/>
+                <w:sz w:val="20"/>
+                <w:szCs w:val="20"/>
               </w:rPr>
             </w:pPr>
           </w:p>
@@ -3071,6 +3386,8 @@
               <w:jc w:val="center"/>
               <w:rPr>
                 <w:rFonts w:asciiTheme="majorHAnsi" w:hAnsiTheme="majorHAnsi" w:cstheme="majorHAnsi"/>
+                <w:sz w:val="20"/>
+                <w:szCs w:val="20"/>
               </w:rPr>
             </w:pPr>
             <w:r>
@@ -3078,6 +3395,8 @@
                 <w:rFonts w:asciiTheme="majorHAnsi" w:hAnsiTheme="majorHAnsi" w:cstheme="majorHAnsi"/>
                 <w:color w:val="FF0000"/>
                 <w:spacing w:val="-2"/>
+                <w:sz w:val="20"/>
+                <w:szCs w:val="20"/>
               </w:rPr>
               <w:t>10987477</w:t>
             </w:r>
@@ -3090,8 +3409,11 @@
           <w:p>
             <w:pPr>
               <w:pStyle w:val="TableParagraph"/>
-              <w:rPr>
-                <w:rFonts w:asciiTheme="majorHAnsi" w:hAnsiTheme="majorHAnsi" w:cstheme="majorHAnsi"/>
+              <w:jc w:val="center"/>
+              <w:rPr>
+                <w:rFonts w:asciiTheme="majorHAnsi" w:hAnsiTheme="majorHAnsi" w:cstheme="majorHAnsi"/>
+                <w:sz w:val="20"/>
+                <w:szCs w:val="20"/>
               </w:rPr>
             </w:pPr>
           </w:p>
@@ -3103,40 +3425,55 @@
           <w:p>
             <w:pPr>
               <w:pStyle w:val="TableParagraph"/>
-              <w:rPr>
-                <w:rFonts w:asciiTheme="majorHAnsi" w:hAnsiTheme="majorHAnsi" w:cstheme="majorHAnsi"/>
-              </w:rPr>
-            </w:pPr>
-          </w:p>
-          <w:p>
-            <w:pPr>
-              <w:pStyle w:val="TableParagraph"/>
-              <w:rPr>
-                <w:rFonts w:asciiTheme="majorHAnsi" w:hAnsiTheme="majorHAnsi" w:cstheme="majorHAnsi"/>
-              </w:rPr>
-            </w:pPr>
-          </w:p>
-          <w:p>
-            <w:pPr>
-              <w:pStyle w:val="TableParagraph"/>
-              <w:rPr>
-                <w:rFonts w:asciiTheme="majorHAnsi" w:hAnsiTheme="majorHAnsi" w:cstheme="majorHAnsi"/>
-              </w:rPr>
-            </w:pPr>
-          </w:p>
-          <w:p>
-            <w:pPr>
-              <w:pStyle w:val="TableParagraph"/>
-              <w:rPr>
-                <w:rFonts w:asciiTheme="majorHAnsi" w:hAnsiTheme="majorHAnsi" w:cstheme="majorHAnsi"/>
-              </w:rPr>
-            </w:pPr>
-          </w:p>
-          <w:p>
-            <w:pPr>
-              <w:pStyle w:val="TableParagraph"/>
-              <w:rPr>
-                <w:rFonts w:asciiTheme="majorHAnsi" w:hAnsiTheme="majorHAnsi" w:cstheme="majorHAnsi"/>
+              <w:jc w:val="center"/>
+              <w:rPr>
+                <w:rFonts w:asciiTheme="majorHAnsi" w:hAnsiTheme="majorHAnsi" w:cstheme="majorHAnsi"/>
+                <w:sz w:val="20"/>
+                <w:szCs w:val="20"/>
+              </w:rPr>
+            </w:pPr>
+          </w:p>
+          <w:p>
+            <w:pPr>
+              <w:pStyle w:val="TableParagraph"/>
+              <w:jc w:val="center"/>
+              <w:rPr>
+                <w:rFonts w:asciiTheme="majorHAnsi" w:hAnsiTheme="majorHAnsi" w:cstheme="majorHAnsi"/>
+                <w:sz w:val="20"/>
+                <w:szCs w:val="20"/>
+              </w:rPr>
+            </w:pPr>
+          </w:p>
+          <w:p>
+            <w:pPr>
+              <w:pStyle w:val="TableParagraph"/>
+              <w:jc w:val="center"/>
+              <w:rPr>
+                <w:rFonts w:asciiTheme="majorHAnsi" w:hAnsiTheme="majorHAnsi" w:cstheme="majorHAnsi"/>
+                <w:sz w:val="20"/>
+                <w:szCs w:val="20"/>
+              </w:rPr>
+            </w:pPr>
+          </w:p>
+          <w:p>
+            <w:pPr>
+              <w:pStyle w:val="TableParagraph"/>
+              <w:jc w:val="center"/>
+              <w:rPr>
+                <w:rFonts w:asciiTheme="majorHAnsi" w:hAnsiTheme="majorHAnsi" w:cstheme="majorHAnsi"/>
+                <w:sz w:val="20"/>
+                <w:szCs w:val="20"/>
+              </w:rPr>
+            </w:pPr>
+          </w:p>
+          <w:p>
+            <w:pPr>
+              <w:pStyle w:val="TableParagraph"/>
+              <w:jc w:val="center"/>
+              <w:rPr>
+                <w:rFonts w:asciiTheme="majorHAnsi" w:hAnsiTheme="majorHAnsi" w:cstheme="majorHAnsi"/>
+                <w:sz w:val="20"/>
+                <w:szCs w:val="20"/>
               </w:rPr>
             </w:pPr>
           </w:p>
@@ -3144,8 +3481,11 @@
             <w:pPr>
               <w:pStyle w:val="TableParagraph"/>
               <w:spacing w:before="1"/>
-              <w:rPr>
-                <w:rFonts w:asciiTheme="majorHAnsi" w:hAnsiTheme="majorHAnsi" w:cstheme="majorHAnsi"/>
+              <w:jc w:val="center"/>
+              <w:rPr>
+                <w:rFonts w:asciiTheme="majorHAnsi" w:hAnsiTheme="majorHAnsi" w:cstheme="majorHAnsi"/>
+                <w:sz w:val="20"/>
+                <w:szCs w:val="20"/>
               </w:rPr>
             </w:pPr>
           </w:p>
@@ -3158,6 +3498,8 @@
                 <w:rFonts w:asciiTheme="majorHAnsi" w:hAnsiTheme="majorHAnsi" w:cstheme="majorHAnsi"/>
                 <w:spacing w:val="-2"/>
                 <w:w w:val="105"/>
+                <w:sz w:val="16"/>
+                <w:szCs w:val="16"/>
                 <w:lang w:val="en-US"/>
               </w:rPr>
             </w:pPr>
@@ -3166,6 +3508,8 @@
                 <w:rFonts w:asciiTheme="majorHAnsi" w:hAnsiTheme="majorHAnsi" w:cstheme="majorHAnsi"/>
                 <w:spacing w:val="-2"/>
                 <w:w w:val="105"/>
+                <w:sz w:val="16"/>
+                <w:szCs w:val="16"/>
               </w:rPr>
               <w:t>{{</w:t>
             </w:r>
@@ -3174,6 +3518,8 @@
                 <w:rFonts w:asciiTheme="majorHAnsi" w:hAnsiTheme="majorHAnsi" w:cstheme="majorHAnsi"/>
                 <w:spacing w:val="-2"/>
                 <w:w w:val="105"/>
+                <w:sz w:val="16"/>
+                <w:szCs w:val="16"/>
                 <w:lang w:val="en-US"/>
               </w:rPr>
               <w:t>price</w:t>
@@ -3183,6 +3529,8 @@
                 <w:rFonts w:asciiTheme="majorHAnsi" w:hAnsiTheme="majorHAnsi" w:cstheme="majorHAnsi"/>
                 <w:spacing w:val="-2"/>
                 <w:w w:val="105"/>
+                <w:sz w:val="16"/>
+                <w:szCs w:val="16"/>
               </w:rPr>
               <w:t>}}</w:t>
             </w:r>
@@ -3195,56 +3543,77 @@
           <w:p>
             <w:pPr>
               <w:pStyle w:val="TableParagraph"/>
-              <w:rPr>
-                <w:rFonts w:asciiTheme="majorHAnsi" w:hAnsiTheme="majorHAnsi" w:cstheme="majorHAnsi"/>
-              </w:rPr>
-            </w:pPr>
-          </w:p>
-          <w:p>
-            <w:pPr>
-              <w:pStyle w:val="TableParagraph"/>
-              <w:rPr>
-                <w:rFonts w:asciiTheme="majorHAnsi" w:hAnsiTheme="majorHAnsi" w:cstheme="majorHAnsi"/>
-              </w:rPr>
-            </w:pPr>
-          </w:p>
-          <w:p>
-            <w:pPr>
-              <w:pStyle w:val="TableParagraph"/>
-              <w:rPr>
-                <w:rFonts w:asciiTheme="majorHAnsi" w:hAnsiTheme="majorHAnsi" w:cstheme="majorHAnsi"/>
-              </w:rPr>
-            </w:pPr>
-          </w:p>
-          <w:p>
-            <w:pPr>
-              <w:pStyle w:val="TableParagraph"/>
-              <w:rPr>
-                <w:rFonts w:asciiTheme="majorHAnsi" w:hAnsiTheme="majorHAnsi" w:cstheme="majorHAnsi"/>
-              </w:rPr>
-            </w:pPr>
-          </w:p>
-          <w:p>
-            <w:pPr>
-              <w:pStyle w:val="TableParagraph"/>
-              <w:rPr>
-                <w:rFonts w:asciiTheme="majorHAnsi" w:hAnsiTheme="majorHAnsi" w:cstheme="majorHAnsi"/>
-              </w:rPr>
-            </w:pPr>
-          </w:p>
-          <w:p>
-            <w:pPr>
-              <w:pStyle w:val="TableParagraph"/>
-              <w:rPr>
-                <w:rFonts w:asciiTheme="majorHAnsi" w:hAnsiTheme="majorHAnsi" w:cstheme="majorHAnsi"/>
-              </w:rPr>
-            </w:pPr>
-          </w:p>
-          <w:p>
-            <w:pPr>
-              <w:pStyle w:val="TableParagraph"/>
-              <w:rPr>
-                <w:rFonts w:asciiTheme="majorHAnsi" w:hAnsiTheme="majorHAnsi" w:cstheme="majorHAnsi"/>
+              <w:jc w:val="center"/>
+              <w:rPr>
+                <w:rFonts w:asciiTheme="majorHAnsi" w:hAnsiTheme="majorHAnsi" w:cstheme="majorHAnsi"/>
+                <w:sz w:val="20"/>
+                <w:szCs w:val="20"/>
+              </w:rPr>
+            </w:pPr>
+          </w:p>
+          <w:p>
+            <w:pPr>
+              <w:pStyle w:val="TableParagraph"/>
+              <w:jc w:val="center"/>
+              <w:rPr>
+                <w:rFonts w:asciiTheme="majorHAnsi" w:hAnsiTheme="majorHAnsi" w:cstheme="majorHAnsi"/>
+                <w:sz w:val="20"/>
+                <w:szCs w:val="20"/>
+              </w:rPr>
+            </w:pPr>
+          </w:p>
+          <w:p>
+            <w:pPr>
+              <w:pStyle w:val="TableParagraph"/>
+              <w:jc w:val="center"/>
+              <w:rPr>
+                <w:rFonts w:asciiTheme="majorHAnsi" w:hAnsiTheme="majorHAnsi" w:cstheme="majorHAnsi"/>
+                <w:sz w:val="20"/>
+                <w:szCs w:val="20"/>
+              </w:rPr>
+            </w:pPr>
+          </w:p>
+          <w:p>
+            <w:pPr>
+              <w:pStyle w:val="TableParagraph"/>
+              <w:jc w:val="center"/>
+              <w:rPr>
+                <w:rFonts w:asciiTheme="majorHAnsi" w:hAnsiTheme="majorHAnsi" w:cstheme="majorHAnsi"/>
+                <w:sz w:val="20"/>
+                <w:szCs w:val="20"/>
+              </w:rPr>
+            </w:pPr>
+          </w:p>
+          <w:p>
+            <w:pPr>
+              <w:pStyle w:val="TableParagraph"/>
+              <w:jc w:val="center"/>
+              <w:rPr>
+                <w:rFonts w:asciiTheme="majorHAnsi" w:hAnsiTheme="majorHAnsi" w:cstheme="majorHAnsi"/>
+                <w:sz w:val="20"/>
+                <w:szCs w:val="20"/>
+              </w:rPr>
+            </w:pPr>
+          </w:p>
+          <w:p>
+            <w:pPr>
+              <w:pStyle w:val="TableParagraph"/>
+              <w:jc w:val="center"/>
+              <w:rPr>
+                <w:rFonts w:asciiTheme="majorHAnsi" w:hAnsiTheme="majorHAnsi" w:cstheme="majorHAnsi"/>
+                <w:sz w:val="20"/>
+                <w:szCs w:val="20"/>
+              </w:rPr>
+            </w:pPr>
+          </w:p>
+          <w:p>
+            <w:pPr>
+              <w:pStyle w:val="TableParagraph"/>
+              <w:jc w:val="center"/>
+              <w:rPr>
+                <w:rFonts w:asciiTheme="majorHAnsi" w:hAnsiTheme="majorHAnsi" w:cstheme="majorHAnsi"/>
+                <w:sz w:val="20"/>
+                <w:szCs w:val="20"/>
               </w:rPr>
             </w:pPr>
           </w:p>
@@ -3252,8 +3621,11 @@
             <w:pPr>
               <w:pStyle w:val="TableParagraph"/>
               <w:spacing w:before="59"/>
-              <w:rPr>
-                <w:rFonts w:asciiTheme="majorHAnsi" w:hAnsiTheme="majorHAnsi" w:cstheme="majorHAnsi"/>
+              <w:jc w:val="center"/>
+              <w:rPr>
+                <w:rFonts w:asciiTheme="majorHAnsi" w:hAnsiTheme="majorHAnsi" w:cstheme="majorHAnsi"/>
+                <w:sz w:val="20"/>
+                <w:szCs w:val="20"/>
               </w:rPr>
             </w:pPr>
           </w:p>
@@ -3264,12 +3636,16 @@
               <w:jc w:val="center"/>
               <w:rPr>
                 <w:rFonts w:asciiTheme="majorHAnsi" w:hAnsiTheme="majorHAnsi" w:cstheme="majorHAnsi"/>
+                <w:sz w:val="20"/>
+                <w:szCs w:val="20"/>
               </w:rPr>
             </w:pPr>
             <w:r>
               <w:rPr>
                 <w:rFonts w:asciiTheme="majorHAnsi" w:hAnsiTheme="majorHAnsi" w:cstheme="majorHAnsi"/>
                 <w:w w:val="105"/>
+                <w:sz w:val="20"/>
+                <w:szCs w:val="20"/>
               </w:rPr>
               <w:t>bản</w:t>
             </w:r>
@@ -3278,6 +3654,8 @@
                 <w:rFonts w:asciiTheme="majorHAnsi" w:hAnsiTheme="majorHAnsi" w:cstheme="majorHAnsi"/>
                 <w:spacing w:val="-2"/>
                 <w:w w:val="105"/>
+                <w:sz w:val="20"/>
+                <w:szCs w:val="20"/>
               </w:rPr>
               <w:t xml:space="preserve"> </w:t>
             </w:r>
@@ -3286,6 +3664,8 @@
                 <w:rFonts w:asciiTheme="majorHAnsi" w:hAnsiTheme="majorHAnsi" w:cstheme="majorHAnsi"/>
                 <w:spacing w:val="-5"/>
                 <w:w w:val="105"/>
+                <w:sz w:val="20"/>
+                <w:szCs w:val="20"/>
               </w:rPr>
               <w:t>gốc</w:t>
             </w:r>
@@ -3297,6 +3677,9 @@
       <w:pPr>
         <w:pStyle w:val="TableParagraph"/>
         <w:jc w:val="center"/>
+        <w:rPr>
+          <w:rFonts w:asciiTheme="majorHAnsi" w:hAnsiTheme="majorHAnsi" w:cstheme="majorHAnsi"/>
+        </w:rPr>
         <w:sectPr>
           <w:footerReference w:type="default" r:id="rId7"/>
           <w:type w:val="continuous"/>
@@ -3328,8 +3711,8 @@
       <w:tblGrid>
         <w:gridCol w:w="408"/>
         <w:gridCol w:w="2866"/>
-        <w:gridCol w:w="2288"/>
-        <w:gridCol w:w="720"/>
+        <w:gridCol w:w="2468"/>
+        <w:gridCol w:w="540"/>
         <w:gridCol w:w="625"/>
         <w:gridCol w:w="1217"/>
         <w:gridCol w:w="783"/>
@@ -3347,6 +3730,9 @@
           <w:p>
             <w:pPr>
               <w:pStyle w:val="TableParagraph"/>
+              <w:rPr>
+                <w:rFonts w:asciiTheme="majorHAnsi" w:hAnsiTheme="majorHAnsi" w:cstheme="majorHAnsi"/>
+              </w:rPr>
             </w:pPr>
           </w:p>
         </w:tc>
@@ -3359,69 +3745,99 @@
               <w:pStyle w:val="TableParagraph"/>
               <w:spacing w:before="200" w:line="264" w:lineRule="auto"/>
               <w:ind w:left="34" w:right="139"/>
-            </w:pPr>
-            <w:r>
+              <w:rPr>
+                <w:rFonts w:asciiTheme="majorHAnsi" w:hAnsiTheme="majorHAnsi" w:cstheme="majorHAnsi"/>
+              </w:rPr>
+            </w:pPr>
+            <w:r>
+              <w:rPr>
+                <w:rFonts w:asciiTheme="majorHAnsi" w:hAnsiTheme="majorHAnsi" w:cstheme="majorHAnsi"/>
+              </w:rPr>
               <w:t>Văn</w:t>
             </w:r>
             <w:r>
               <w:rPr>
+                <w:rFonts w:asciiTheme="majorHAnsi" w:hAnsiTheme="majorHAnsi" w:cstheme="majorHAnsi"/>
                 <w:spacing w:val="-9"/>
               </w:rPr>
               <w:t xml:space="preserve"> </w:t>
             </w:r>
             <w:r>
+              <w:rPr>
+                <w:rFonts w:asciiTheme="majorHAnsi" w:hAnsiTheme="majorHAnsi" w:cstheme="majorHAnsi"/>
+              </w:rPr>
               <w:t>bản</w:t>
             </w:r>
             <w:r>
               <w:rPr>
+                <w:rFonts w:asciiTheme="majorHAnsi" w:hAnsiTheme="majorHAnsi" w:cstheme="majorHAnsi"/>
                 <w:spacing w:val="-9"/>
               </w:rPr>
               <w:t xml:space="preserve"> </w:t>
             </w:r>
             <w:r>
+              <w:rPr>
+                <w:rFonts w:asciiTheme="majorHAnsi" w:hAnsiTheme="majorHAnsi" w:cstheme="majorHAnsi"/>
+              </w:rPr>
               <w:t>sửa</w:t>
             </w:r>
             <w:r>
               <w:rPr>
+                <w:rFonts w:asciiTheme="majorHAnsi" w:hAnsiTheme="majorHAnsi" w:cstheme="majorHAnsi"/>
                 <w:spacing w:val="-8"/>
               </w:rPr>
               <w:t xml:space="preserve"> </w:t>
             </w:r>
             <w:r>
+              <w:rPr>
+                <w:rFonts w:asciiTheme="majorHAnsi" w:hAnsiTheme="majorHAnsi" w:cstheme="majorHAnsi"/>
+              </w:rPr>
               <w:t>đổi,</w:t>
             </w:r>
             <w:r>
               <w:rPr>
+                <w:rFonts w:asciiTheme="majorHAnsi" w:hAnsiTheme="majorHAnsi" w:cstheme="majorHAnsi"/>
                 <w:spacing w:val="-8"/>
               </w:rPr>
               <w:t xml:space="preserve"> </w:t>
             </w:r>
             <w:r>
+              <w:rPr>
+                <w:rFonts w:asciiTheme="majorHAnsi" w:hAnsiTheme="majorHAnsi" w:cstheme="majorHAnsi"/>
+              </w:rPr>
               <w:t>bổ</w:t>
             </w:r>
             <w:r>
               <w:rPr>
+                <w:rFonts w:asciiTheme="majorHAnsi" w:hAnsiTheme="majorHAnsi" w:cstheme="majorHAnsi"/>
                 <w:spacing w:val="-7"/>
               </w:rPr>
               <w:t xml:space="preserve"> </w:t>
             </w:r>
             <w:r>
+              <w:rPr>
+                <w:rFonts w:asciiTheme="majorHAnsi" w:hAnsiTheme="majorHAnsi" w:cstheme="majorHAnsi"/>
+              </w:rPr>
               <w:t>sung</w:t>
             </w:r>
             <w:r>
               <w:rPr>
+                <w:rFonts w:asciiTheme="majorHAnsi" w:hAnsiTheme="majorHAnsi" w:cstheme="majorHAnsi"/>
                 <w:spacing w:val="-9"/>
               </w:rPr>
               <w:t xml:space="preserve"> </w:t>
             </w:r>
             <w:r>
+              <w:rPr>
+                <w:rFonts w:asciiTheme="majorHAnsi" w:hAnsiTheme="majorHAnsi" w:cstheme="majorHAnsi"/>
+              </w:rPr>
               <w:t>Hợp đồng thế chấp</w:t>
             </w:r>
           </w:p>
         </w:tc>
         <w:tc>
           <w:tcPr>
-            <w:tcW w:w="2288" w:type="dxa"/>
+            <w:tcW w:w="2468" w:type="dxa"/>
           </w:tcPr>
           <w:p>
             <w:pPr>
@@ -3429,12 +3845,26 @@
               <w:spacing w:before="22"/>
               <w:ind w:left="34"/>
               <w:jc w:val="center"/>
-            </w:pPr>
-            <w:r>
+              <w:rPr>
+                <w:rFonts w:asciiTheme="majorHAnsi" w:hAnsiTheme="majorHAnsi" w:cstheme="majorHAnsi"/>
+              </w:rPr>
+            </w:pPr>
+            <w:r>
+              <w:rPr>
+                <w:rFonts w:asciiTheme="majorHAnsi" w:hAnsiTheme="majorHAnsi" w:cstheme="majorHAnsi"/>
+              </w:rPr>
               <w:t>(</w:t>
             </w:r>
             <w:r>
               <w:rPr>
+                <w:rFonts w:asciiTheme="majorHAnsi" w:hAnsiTheme="majorHAnsi" w:cstheme="majorHAnsi"/>
+                <w:lang w:val="en-US"/>
+              </w:rPr>
+              <w:t xml:space="preserve">HDTC số </w:t>
+            </w:r>
+            <w:r>
+              <w:rPr>
+                <w:rFonts w:asciiTheme="majorHAnsi" w:hAnsiTheme="majorHAnsi" w:cstheme="majorHAnsi"/>
                 <w:color w:val="FF0000"/>
                 <w:sz w:val="26"/>
                 <w:szCs w:val="26"/>
@@ -3444,6 +3874,7 @@
             </w:r>
             <w:r>
               <w:rPr>
+                <w:rFonts w:asciiTheme="majorHAnsi" w:hAnsiTheme="majorHAnsi" w:cstheme="majorHAnsi"/>
                 <w:spacing w:val="-2"/>
               </w:rPr>
               <w:t>)</w:t>
@@ -3452,11 +3883,14 @@
         </w:tc>
         <w:tc>
           <w:tcPr>
-            <w:tcW w:w="720" w:type="dxa"/>
+            <w:tcW w:w="540" w:type="dxa"/>
           </w:tcPr>
           <w:p>
             <w:pPr>
               <w:pStyle w:val="TableParagraph"/>
+              <w:rPr>
+                <w:rFonts w:asciiTheme="majorHAnsi" w:hAnsiTheme="majorHAnsi" w:cstheme="majorHAnsi"/>
+              </w:rPr>
             </w:pPr>
           </w:p>
         </w:tc>
@@ -3467,6 +3901,9 @@
           <w:p>
             <w:pPr>
               <w:pStyle w:val="TableParagraph"/>
+              <w:rPr>
+                <w:rFonts w:asciiTheme="majorHAnsi" w:hAnsiTheme="majorHAnsi" w:cstheme="majorHAnsi"/>
+              </w:rPr>
             </w:pPr>
           </w:p>
         </w:tc>
@@ -3477,6 +3914,9 @@
           <w:p>
             <w:pPr>
               <w:pStyle w:val="TableParagraph"/>
+              <w:rPr>
+                <w:rFonts w:asciiTheme="majorHAnsi" w:hAnsiTheme="majorHAnsi" w:cstheme="majorHAnsi"/>
+              </w:rPr>
             </w:pPr>
           </w:p>
         </w:tc>
@@ -3487,6 +3927,9 @@
           <w:p>
             <w:pPr>
               <w:pStyle w:val="TableParagraph"/>
+              <w:rPr>
+                <w:rFonts w:asciiTheme="majorHAnsi" w:hAnsiTheme="majorHAnsi" w:cstheme="majorHAnsi"/>
+              </w:rPr>
             </w:pPr>
           </w:p>
         </w:tc>
@@ -3497,6 +3940,9 @@
           <w:p>
             <w:pPr>
               <w:pStyle w:val="TableParagraph"/>
+              <w:rPr>
+                <w:rFonts w:asciiTheme="majorHAnsi" w:hAnsiTheme="majorHAnsi" w:cstheme="majorHAnsi"/>
+              </w:rPr>
             </w:pPr>
           </w:p>
         </w:tc>
@@ -3508,6 +3954,9 @@
             <w:pPr>
               <w:pStyle w:val="TableParagraph"/>
               <w:spacing w:before="150"/>
+              <w:rPr>
+                <w:rFonts w:asciiTheme="majorHAnsi" w:hAnsiTheme="majorHAnsi" w:cstheme="majorHAnsi"/>
+              </w:rPr>
             </w:pPr>
           </w:p>
           <w:p>
@@ -3516,15 +3965,20 @@
               <w:spacing w:before="1"/>
               <w:ind w:left="21"/>
               <w:jc w:val="center"/>
-            </w:pPr>
-            <w:r>
-              <w:rPr>
+              <w:rPr>
+                <w:rFonts w:asciiTheme="majorHAnsi" w:hAnsiTheme="majorHAnsi" w:cstheme="majorHAnsi"/>
+              </w:rPr>
+            </w:pPr>
+            <w:r>
+              <w:rPr>
+                <w:rFonts w:asciiTheme="majorHAnsi" w:hAnsiTheme="majorHAnsi" w:cstheme="majorHAnsi"/>
                 <w:w w:val="105"/>
               </w:rPr>
               <w:t>bản</w:t>
             </w:r>
             <w:r>
               <w:rPr>
+                <w:rFonts w:asciiTheme="majorHAnsi" w:hAnsiTheme="majorHAnsi" w:cstheme="majorHAnsi"/>
                 <w:spacing w:val="-2"/>
                 <w:w w:val="105"/>
               </w:rPr>
@@ -3532,6 +3986,7 @@
             </w:r>
             <w:r>
               <w:rPr>
+                <w:rFonts w:asciiTheme="majorHAnsi" w:hAnsiTheme="majorHAnsi" w:cstheme="majorHAnsi"/>
                 <w:spacing w:val="-5"/>
                 <w:w w:val="105"/>
               </w:rPr>
@@ -3551,6 +4006,9 @@
           <w:p>
             <w:pPr>
               <w:pStyle w:val="TableParagraph"/>
+              <w:rPr>
+                <w:rFonts w:asciiTheme="majorHAnsi" w:hAnsiTheme="majorHAnsi" w:cstheme="majorHAnsi"/>
+              </w:rPr>
             </w:pPr>
           </w:p>
         </w:tc>
@@ -3563,57 +4021,84 @@
               <w:pStyle w:val="TableParagraph"/>
               <w:spacing w:before="32"/>
               <w:ind w:left="34"/>
-            </w:pPr>
-            <w:r>
+              <w:rPr>
+                <w:rFonts w:asciiTheme="majorHAnsi" w:hAnsiTheme="majorHAnsi" w:cstheme="majorHAnsi"/>
+              </w:rPr>
+            </w:pPr>
+            <w:r>
+              <w:rPr>
+                <w:rFonts w:asciiTheme="majorHAnsi" w:hAnsiTheme="majorHAnsi" w:cstheme="majorHAnsi"/>
+              </w:rPr>
               <w:t>Đơn</w:t>
             </w:r>
             <w:r>
               <w:rPr>
+                <w:rFonts w:asciiTheme="majorHAnsi" w:hAnsiTheme="majorHAnsi" w:cstheme="majorHAnsi"/>
                 <w:spacing w:val="-6"/>
               </w:rPr>
               <w:t xml:space="preserve"> </w:t>
             </w:r>
             <w:r>
+              <w:rPr>
+                <w:rFonts w:asciiTheme="majorHAnsi" w:hAnsiTheme="majorHAnsi" w:cstheme="majorHAnsi"/>
+              </w:rPr>
               <w:t>yều</w:t>
             </w:r>
             <w:r>
               <w:rPr>
+                <w:rFonts w:asciiTheme="majorHAnsi" w:hAnsiTheme="majorHAnsi" w:cstheme="majorHAnsi"/>
                 <w:spacing w:val="-5"/>
               </w:rPr>
               <w:t xml:space="preserve"> </w:t>
             </w:r>
             <w:r>
+              <w:rPr>
+                <w:rFonts w:asciiTheme="majorHAnsi" w:hAnsiTheme="majorHAnsi" w:cstheme="majorHAnsi"/>
+              </w:rPr>
               <w:t>cầu</w:t>
             </w:r>
             <w:r>
               <w:rPr>
+                <w:rFonts w:asciiTheme="majorHAnsi" w:hAnsiTheme="majorHAnsi" w:cstheme="majorHAnsi"/>
                 <w:spacing w:val="-5"/>
               </w:rPr>
               <w:t xml:space="preserve"> </w:t>
             </w:r>
             <w:r>
+              <w:rPr>
+                <w:rFonts w:asciiTheme="majorHAnsi" w:hAnsiTheme="majorHAnsi" w:cstheme="majorHAnsi"/>
+              </w:rPr>
               <w:t>đăng</w:t>
             </w:r>
             <w:r>
               <w:rPr>
+                <w:rFonts w:asciiTheme="majorHAnsi" w:hAnsiTheme="majorHAnsi" w:cstheme="majorHAnsi"/>
                 <w:spacing w:val="-6"/>
               </w:rPr>
               <w:t xml:space="preserve"> </w:t>
             </w:r>
             <w:r>
+              <w:rPr>
+                <w:rFonts w:asciiTheme="majorHAnsi" w:hAnsiTheme="majorHAnsi" w:cstheme="majorHAnsi"/>
+              </w:rPr>
               <w:t>ký</w:t>
             </w:r>
             <w:r>
               <w:rPr>
+                <w:rFonts w:asciiTheme="majorHAnsi" w:hAnsiTheme="majorHAnsi" w:cstheme="majorHAnsi"/>
                 <w:spacing w:val="-8"/>
               </w:rPr>
               <w:t xml:space="preserve"> </w:t>
             </w:r>
             <w:r>
+              <w:rPr>
+                <w:rFonts w:asciiTheme="majorHAnsi" w:hAnsiTheme="majorHAnsi" w:cstheme="majorHAnsi"/>
+              </w:rPr>
               <w:t>thế</w:t>
             </w:r>
             <w:r>
               <w:rPr>
+                <w:rFonts w:asciiTheme="majorHAnsi" w:hAnsiTheme="majorHAnsi" w:cstheme="majorHAnsi"/>
                 <w:spacing w:val="-4"/>
               </w:rPr>
               <w:t xml:space="preserve"> chấp</w:t>
@@ -3622,21 +4107,27 @@
         </w:tc>
         <w:tc>
           <w:tcPr>
-            <w:tcW w:w="2288" w:type="dxa"/>
+            <w:tcW w:w="2468" w:type="dxa"/>
           </w:tcPr>
           <w:p>
             <w:pPr>
               <w:pStyle w:val="TableParagraph"/>
+              <w:rPr>
+                <w:rFonts w:asciiTheme="majorHAnsi" w:hAnsiTheme="majorHAnsi" w:cstheme="majorHAnsi"/>
+              </w:rPr>
             </w:pPr>
           </w:p>
         </w:tc>
         <w:tc>
           <w:tcPr>
-            <w:tcW w:w="720" w:type="dxa"/>
+            <w:tcW w:w="540" w:type="dxa"/>
           </w:tcPr>
           <w:p>
             <w:pPr>
               <w:pStyle w:val="TableParagraph"/>
+              <w:rPr>
+                <w:rFonts w:asciiTheme="majorHAnsi" w:hAnsiTheme="majorHAnsi" w:cstheme="majorHAnsi"/>
+              </w:rPr>
             </w:pPr>
           </w:p>
         </w:tc>
@@ -3647,6 +4138,9 @@
           <w:p>
             <w:pPr>
               <w:pStyle w:val="TableParagraph"/>
+              <w:rPr>
+                <w:rFonts w:asciiTheme="majorHAnsi" w:hAnsiTheme="majorHAnsi" w:cstheme="majorHAnsi"/>
+              </w:rPr>
             </w:pPr>
           </w:p>
         </w:tc>
@@ -3657,6 +4151,9 @@
           <w:p>
             <w:pPr>
               <w:pStyle w:val="TableParagraph"/>
+              <w:rPr>
+                <w:rFonts w:asciiTheme="majorHAnsi" w:hAnsiTheme="majorHAnsi" w:cstheme="majorHAnsi"/>
+              </w:rPr>
             </w:pPr>
           </w:p>
         </w:tc>
@@ -3667,6 +4164,9 @@
           <w:p>
             <w:pPr>
               <w:pStyle w:val="TableParagraph"/>
+              <w:rPr>
+                <w:rFonts w:asciiTheme="majorHAnsi" w:hAnsiTheme="majorHAnsi" w:cstheme="majorHAnsi"/>
+              </w:rPr>
             </w:pPr>
           </w:p>
         </w:tc>
@@ -3677,6 +4177,9 @@
           <w:p>
             <w:pPr>
               <w:pStyle w:val="TableParagraph"/>
+              <w:rPr>
+                <w:rFonts w:asciiTheme="majorHAnsi" w:hAnsiTheme="majorHAnsi" w:cstheme="majorHAnsi"/>
+              </w:rPr>
             </w:pPr>
           </w:p>
         </w:tc>
@@ -3690,15 +4193,20 @@
               <w:spacing w:before="53"/>
               <w:ind w:left="21"/>
               <w:jc w:val="center"/>
-            </w:pPr>
-            <w:r>
-              <w:rPr>
+              <w:rPr>
+                <w:rFonts w:asciiTheme="majorHAnsi" w:hAnsiTheme="majorHAnsi" w:cstheme="majorHAnsi"/>
+              </w:rPr>
+            </w:pPr>
+            <w:r>
+              <w:rPr>
+                <w:rFonts w:asciiTheme="majorHAnsi" w:hAnsiTheme="majorHAnsi" w:cstheme="majorHAnsi"/>
                 <w:w w:val="105"/>
               </w:rPr>
               <w:t>bản</w:t>
             </w:r>
             <w:r>
               <w:rPr>
+                <w:rFonts w:asciiTheme="majorHAnsi" w:hAnsiTheme="majorHAnsi" w:cstheme="majorHAnsi"/>
                 <w:spacing w:val="-2"/>
                 <w:w w:val="105"/>
               </w:rPr>
@@ -3706,6 +4214,7 @@
             </w:r>
             <w:r>
               <w:rPr>
+                <w:rFonts w:asciiTheme="majorHAnsi" w:hAnsiTheme="majorHAnsi" w:cstheme="majorHAnsi"/>
                 <w:spacing w:val="-5"/>
                 <w:w w:val="105"/>
               </w:rPr>
@@ -3725,6 +4234,9 @@
           <w:p>
             <w:pPr>
               <w:pStyle w:val="TableParagraph"/>
+              <w:rPr>
+                <w:rFonts w:asciiTheme="majorHAnsi" w:hAnsiTheme="majorHAnsi" w:cstheme="majorHAnsi"/>
+              </w:rPr>
             </w:pPr>
           </w:p>
         </w:tc>
@@ -3737,36 +4249,52 @@
               <w:pStyle w:val="TableParagraph"/>
               <w:spacing w:before="32"/>
               <w:ind w:left="34"/>
-            </w:pPr>
-            <w:r>
+              <w:rPr>
+                <w:rFonts w:asciiTheme="majorHAnsi" w:hAnsiTheme="majorHAnsi" w:cstheme="majorHAnsi"/>
+              </w:rPr>
+            </w:pPr>
+            <w:r>
+              <w:rPr>
+                <w:rFonts w:asciiTheme="majorHAnsi" w:hAnsiTheme="majorHAnsi" w:cstheme="majorHAnsi"/>
+              </w:rPr>
               <w:t>Biên</w:t>
             </w:r>
             <w:r>
               <w:rPr>
+                <w:rFonts w:asciiTheme="majorHAnsi" w:hAnsiTheme="majorHAnsi" w:cstheme="majorHAnsi"/>
                 <w:spacing w:val="-5"/>
               </w:rPr>
               <w:t xml:space="preserve"> </w:t>
             </w:r>
             <w:r>
+              <w:rPr>
+                <w:rFonts w:asciiTheme="majorHAnsi" w:hAnsiTheme="majorHAnsi" w:cstheme="majorHAnsi"/>
+              </w:rPr>
               <w:t>bản</w:t>
             </w:r>
             <w:r>
               <w:rPr>
+                <w:rFonts w:asciiTheme="majorHAnsi" w:hAnsiTheme="majorHAnsi" w:cstheme="majorHAnsi"/>
                 <w:spacing w:val="-4"/>
               </w:rPr>
               <w:t xml:space="preserve"> </w:t>
             </w:r>
             <w:r>
+              <w:rPr>
+                <w:rFonts w:asciiTheme="majorHAnsi" w:hAnsiTheme="majorHAnsi" w:cstheme="majorHAnsi"/>
+              </w:rPr>
               <w:t>định</w:t>
             </w:r>
             <w:r>
               <w:rPr>
+                <w:rFonts w:asciiTheme="majorHAnsi" w:hAnsiTheme="majorHAnsi" w:cstheme="majorHAnsi"/>
                 <w:spacing w:val="-4"/>
               </w:rPr>
               <w:t xml:space="preserve"> </w:t>
             </w:r>
             <w:r>
               <w:rPr>
+                <w:rFonts w:asciiTheme="majorHAnsi" w:hAnsiTheme="majorHAnsi" w:cstheme="majorHAnsi"/>
                 <w:spacing w:val="-5"/>
               </w:rPr>
               <w:t>giá</w:t>
@@ -3775,21 +4303,27 @@
         </w:tc>
         <w:tc>
           <w:tcPr>
-            <w:tcW w:w="2288" w:type="dxa"/>
+            <w:tcW w:w="2468" w:type="dxa"/>
           </w:tcPr>
           <w:p>
             <w:pPr>
               <w:pStyle w:val="TableParagraph"/>
+              <w:rPr>
+                <w:rFonts w:asciiTheme="majorHAnsi" w:hAnsiTheme="majorHAnsi" w:cstheme="majorHAnsi"/>
+              </w:rPr>
             </w:pPr>
           </w:p>
         </w:tc>
         <w:tc>
           <w:tcPr>
-            <w:tcW w:w="720" w:type="dxa"/>
+            <w:tcW w:w="540" w:type="dxa"/>
           </w:tcPr>
           <w:p>
             <w:pPr>
               <w:pStyle w:val="TableParagraph"/>
+              <w:rPr>
+                <w:rFonts w:asciiTheme="majorHAnsi" w:hAnsiTheme="majorHAnsi" w:cstheme="majorHAnsi"/>
+              </w:rPr>
             </w:pPr>
           </w:p>
         </w:tc>
@@ -3800,6 +4334,9 @@
           <w:p>
             <w:pPr>
               <w:pStyle w:val="TableParagraph"/>
+              <w:rPr>
+                <w:rFonts w:asciiTheme="majorHAnsi" w:hAnsiTheme="majorHAnsi" w:cstheme="majorHAnsi"/>
+              </w:rPr>
             </w:pPr>
           </w:p>
         </w:tc>
@@ -3810,6 +4347,9 @@
           <w:p>
             <w:pPr>
               <w:pStyle w:val="TableParagraph"/>
+              <w:rPr>
+                <w:rFonts w:asciiTheme="majorHAnsi" w:hAnsiTheme="majorHAnsi" w:cstheme="majorHAnsi"/>
+              </w:rPr>
             </w:pPr>
           </w:p>
         </w:tc>
@@ -3820,6 +4360,9 @@
           <w:p>
             <w:pPr>
               <w:pStyle w:val="TableParagraph"/>
+              <w:rPr>
+                <w:rFonts w:asciiTheme="majorHAnsi" w:hAnsiTheme="majorHAnsi" w:cstheme="majorHAnsi"/>
+              </w:rPr>
             </w:pPr>
           </w:p>
         </w:tc>
@@ -3830,6 +4373,9 @@
           <w:p>
             <w:pPr>
               <w:pStyle w:val="TableParagraph"/>
+              <w:rPr>
+                <w:rFonts w:asciiTheme="majorHAnsi" w:hAnsiTheme="majorHAnsi" w:cstheme="majorHAnsi"/>
+              </w:rPr>
             </w:pPr>
           </w:p>
         </w:tc>
@@ -3843,15 +4389,20 @@
               <w:spacing w:before="53"/>
               <w:ind w:left="21"/>
               <w:jc w:val="center"/>
-            </w:pPr>
-            <w:r>
-              <w:rPr>
+              <w:rPr>
+                <w:rFonts w:asciiTheme="majorHAnsi" w:hAnsiTheme="majorHAnsi" w:cstheme="majorHAnsi"/>
+              </w:rPr>
+            </w:pPr>
+            <w:r>
+              <w:rPr>
+                <w:rFonts w:asciiTheme="majorHAnsi" w:hAnsiTheme="majorHAnsi" w:cstheme="majorHAnsi"/>
                 <w:w w:val="105"/>
               </w:rPr>
               <w:t>bản</w:t>
             </w:r>
             <w:r>
               <w:rPr>
+                <w:rFonts w:asciiTheme="majorHAnsi" w:hAnsiTheme="majorHAnsi" w:cstheme="majorHAnsi"/>
                 <w:spacing w:val="-2"/>
                 <w:w w:val="105"/>
               </w:rPr>
@@ -3859,6 +4410,7 @@
             </w:r>
             <w:r>
               <w:rPr>
+                <w:rFonts w:asciiTheme="majorHAnsi" w:hAnsiTheme="majorHAnsi" w:cstheme="majorHAnsi"/>
                 <w:spacing w:val="-5"/>
                 <w:w w:val="105"/>
               </w:rPr>
@@ -3878,6 +4430,9 @@
           <w:p>
             <w:pPr>
               <w:pStyle w:val="TableParagraph"/>
+              <w:rPr>
+                <w:rFonts w:asciiTheme="majorHAnsi" w:hAnsiTheme="majorHAnsi" w:cstheme="majorHAnsi"/>
+              </w:rPr>
             </w:pPr>
           </w:p>
         </w:tc>
@@ -3893,11 +4448,13 @@
               <w:ind w:left="17"/>
               <w:jc w:val="center"/>
               <w:rPr>
-                <w:b/>
-              </w:rPr>
-            </w:pPr>
-            <w:r>
-              <w:rPr>
+                <w:rFonts w:asciiTheme="majorHAnsi" w:hAnsiTheme="majorHAnsi" w:cstheme="majorHAnsi"/>
+                <w:b/>
+              </w:rPr>
+            </w:pPr>
+            <w:r>
+              <w:rPr>
+                <w:rFonts w:asciiTheme="majorHAnsi" w:hAnsiTheme="majorHAnsi" w:cstheme="majorHAnsi"/>
                 <w:b/>
                 <w:spacing w:val="-4"/>
               </w:rPr>
@@ -3912,6 +4469,9 @@
           <w:p>
             <w:pPr>
               <w:pStyle w:val="TableParagraph"/>
+              <w:rPr>
+                <w:rFonts w:asciiTheme="majorHAnsi" w:hAnsiTheme="majorHAnsi" w:cstheme="majorHAnsi"/>
+              </w:rPr>
             </w:pPr>
           </w:p>
         </w:tc>
@@ -3926,12 +4486,14 @@
               <w:ind w:left="104"/>
               <w:jc w:val="center"/>
               <w:rPr>
+                <w:rFonts w:asciiTheme="majorHAnsi" w:hAnsiTheme="majorHAnsi" w:cstheme="majorHAnsi"/>
                 <w:b/>
                 <w:lang w:val="en-US"/>
               </w:rPr>
             </w:pPr>
             <w:r>
               <w:rPr>
+                <w:rFonts w:asciiTheme="majorHAnsi" w:hAnsiTheme="majorHAnsi" w:cstheme="majorHAnsi"/>
                 <w:b/>
                 <w:color w:val="FF0000"/>
                 <w:spacing w:val="-2"/>
@@ -3948,6 +4510,9 @@
           <w:p>
             <w:pPr>
               <w:pStyle w:val="TableParagraph"/>
+              <w:rPr>
+                <w:rFonts w:asciiTheme="majorHAnsi" w:hAnsiTheme="majorHAnsi" w:cstheme="majorHAnsi"/>
+              </w:rPr>
             </w:pPr>
           </w:p>
         </w:tc>
@@ -3961,6 +4526,7 @@
         <w:spacing w:before="157"/>
         <w:ind w:left="710"/>
         <w:rPr>
+          <w:rFonts w:asciiTheme="majorHAnsi" w:hAnsiTheme="majorHAnsi" w:cstheme="majorHAnsi"/>
           <w:b/>
           <w:lang w:val="en-US"/>
         </w:rPr>
@@ -3974,6 +4540,7 @@
         <w:spacing w:before="157"/>
         <w:ind w:left="710"/>
         <w:rPr>
+          <w:rFonts w:asciiTheme="majorHAnsi" w:hAnsiTheme="majorHAnsi" w:cstheme="majorHAnsi"/>
           <w:b/>
           <w:lang w:val="en-US"/>
         </w:rPr>
@@ -3986,6 +4553,7 @@
         </w:tabs>
         <w:spacing w:before="157"/>
         <w:rPr>
+          <w:rFonts w:asciiTheme="majorHAnsi" w:hAnsiTheme="majorHAnsi" w:cstheme="majorHAnsi"/>
           <w:b/>
           <w:lang w:val="en-US"/>
         </w:rPr>
@@ -4028,6 +4596,7 @@
               <w:spacing w:before="157"/>
               <w:jc w:val="center"/>
               <w:rPr>
+                <w:rFonts w:asciiTheme="majorHAnsi" w:hAnsiTheme="majorHAnsi" w:cstheme="majorHAnsi"/>
                 <w:b/>
                 <w:spacing w:val="-5"/>
                 <w:lang w:val="en-US"/>
@@ -4035,6 +4604,7 @@
             </w:pPr>
             <w:r>
               <w:rPr>
+                <w:rFonts w:asciiTheme="majorHAnsi" w:hAnsiTheme="majorHAnsi" w:cstheme="majorHAnsi"/>
                 <w:b/>
               </w:rPr>
               <w:lastRenderedPageBreak/>
@@ -4042,6 +4612,7 @@
             </w:r>
             <w:r>
               <w:rPr>
+                <w:rFonts w:asciiTheme="majorHAnsi" w:hAnsiTheme="majorHAnsi" w:cstheme="majorHAnsi"/>
                 <w:b/>
                 <w:spacing w:val="-5"/>
               </w:rPr>
@@ -4049,12 +4620,14 @@
             </w:r>
             <w:r>
               <w:rPr>
+                <w:rFonts w:asciiTheme="majorHAnsi" w:hAnsiTheme="majorHAnsi" w:cstheme="majorHAnsi"/>
                 <w:b/>
               </w:rPr>
               <w:t>GIAO</w:t>
             </w:r>
             <w:r>
               <w:rPr>
+                <w:rFonts w:asciiTheme="majorHAnsi" w:hAnsiTheme="majorHAnsi" w:cstheme="majorHAnsi"/>
                 <w:b/>
                 <w:spacing w:val="-4"/>
               </w:rPr>
@@ -4062,12 +4635,14 @@
             </w:r>
             <w:r>
               <w:rPr>
+                <w:rFonts w:asciiTheme="majorHAnsi" w:hAnsiTheme="majorHAnsi" w:cstheme="majorHAnsi"/>
                 <w:b/>
               </w:rPr>
               <w:t>-</w:t>
             </w:r>
             <w:r>
               <w:rPr>
+                <w:rFonts w:asciiTheme="majorHAnsi" w:hAnsiTheme="majorHAnsi" w:cstheme="majorHAnsi"/>
                 <w:b/>
                 <w:spacing w:val="-6"/>
               </w:rPr>
@@ -4075,12 +4650,14 @@
             </w:r>
             <w:r>
               <w:rPr>
+                <w:rFonts w:asciiTheme="majorHAnsi" w:hAnsiTheme="majorHAnsi" w:cstheme="majorHAnsi"/>
                 <w:b/>
               </w:rPr>
               <w:t>ĐỀ</w:t>
             </w:r>
             <w:r>
               <w:rPr>
+                <w:rFonts w:asciiTheme="majorHAnsi" w:hAnsiTheme="majorHAnsi" w:cstheme="majorHAnsi"/>
                 <w:b/>
                 <w:spacing w:val="-4"/>
               </w:rPr>
@@ -4088,12 +4665,14 @@
             </w:r>
             <w:r>
               <w:rPr>
+                <w:rFonts w:asciiTheme="majorHAnsi" w:hAnsiTheme="majorHAnsi" w:cstheme="majorHAnsi"/>
                 <w:b/>
               </w:rPr>
               <w:t>NGHỊ</w:t>
             </w:r>
             <w:r>
               <w:rPr>
+                <w:rFonts w:asciiTheme="majorHAnsi" w:hAnsiTheme="majorHAnsi" w:cstheme="majorHAnsi"/>
                 <w:b/>
                 <w:spacing w:val="-7"/>
               </w:rPr>
@@ -4101,12 +4680,14 @@
             </w:r>
             <w:r>
               <w:rPr>
+                <w:rFonts w:asciiTheme="majorHAnsi" w:hAnsiTheme="majorHAnsi" w:cstheme="majorHAnsi"/>
                 <w:b/>
               </w:rPr>
               <w:t>NHẬP</w:t>
             </w:r>
             <w:r>
               <w:rPr>
+                <w:rFonts w:asciiTheme="majorHAnsi" w:hAnsiTheme="majorHAnsi" w:cstheme="majorHAnsi"/>
                 <w:b/>
                 <w:spacing w:val="-4"/>
               </w:rPr>
@@ -4114,6 +4695,7 @@
             </w:r>
             <w:r>
               <w:rPr>
+                <w:rFonts w:asciiTheme="majorHAnsi" w:hAnsiTheme="majorHAnsi" w:cstheme="majorHAnsi"/>
                 <w:b/>
                 <w:spacing w:val="-5"/>
               </w:rPr>
@@ -4128,12 +4710,14 @@
               <w:spacing w:before="157"/>
               <w:jc w:val="center"/>
               <w:rPr>
+                <w:rFonts w:asciiTheme="majorHAnsi" w:hAnsiTheme="majorHAnsi" w:cstheme="majorHAnsi"/>
                 <w:b/>
                 <w:lang w:val="en-US"/>
               </w:rPr>
             </w:pPr>
             <w:r>
               <w:rPr>
+                <w:rFonts w:asciiTheme="majorHAnsi" w:hAnsiTheme="majorHAnsi" w:cstheme="majorHAnsi"/>
                 <w:b/>
                 <w:spacing w:val="-2"/>
               </w:rPr>
@@ -4153,6 +4737,7 @@
               <w:spacing w:before="157"/>
               <w:jc w:val="center"/>
               <w:rPr>
+                <w:rFonts w:asciiTheme="majorHAnsi" w:hAnsiTheme="majorHAnsi" w:cstheme="majorHAnsi"/>
                 <w:b/>
                 <w:spacing w:val="-5"/>
                 <w:lang w:val="en-US"/>
@@ -4160,12 +4745,14 @@
             </w:pPr>
             <w:r>
               <w:rPr>
+                <w:rFonts w:asciiTheme="majorHAnsi" w:hAnsiTheme="majorHAnsi" w:cstheme="majorHAnsi"/>
                 <w:b/>
               </w:rPr>
               <w:t>PHÊ</w:t>
             </w:r>
             <w:r>
               <w:rPr>
+                <w:rFonts w:asciiTheme="majorHAnsi" w:hAnsiTheme="majorHAnsi" w:cstheme="majorHAnsi"/>
                 <w:b/>
                 <w:spacing w:val="-8"/>
               </w:rPr>
@@ -4173,12 +4760,14 @@
             </w:r>
             <w:r>
               <w:rPr>
+                <w:rFonts w:asciiTheme="majorHAnsi" w:hAnsiTheme="majorHAnsi" w:cstheme="majorHAnsi"/>
                 <w:b/>
               </w:rPr>
               <w:t>DUYỆT</w:t>
             </w:r>
             <w:r>
               <w:rPr>
+                <w:rFonts w:asciiTheme="majorHAnsi" w:hAnsiTheme="majorHAnsi" w:cstheme="majorHAnsi"/>
                 <w:b/>
                 <w:spacing w:val="-7"/>
               </w:rPr>
@@ -4186,12 +4775,14 @@
             </w:r>
             <w:r>
               <w:rPr>
+                <w:rFonts w:asciiTheme="majorHAnsi" w:hAnsiTheme="majorHAnsi" w:cstheme="majorHAnsi"/>
                 <w:b/>
               </w:rPr>
               <w:t>CỦA</w:t>
             </w:r>
             <w:r>
               <w:rPr>
+                <w:rFonts w:asciiTheme="majorHAnsi" w:hAnsiTheme="majorHAnsi" w:cstheme="majorHAnsi"/>
                 <w:b/>
                 <w:spacing w:val="-7"/>
               </w:rPr>
@@ -4199,12 +4790,14 @@
             </w:r>
             <w:r>
               <w:rPr>
+                <w:rFonts w:asciiTheme="majorHAnsi" w:hAnsiTheme="majorHAnsi" w:cstheme="majorHAnsi"/>
                 <w:b/>
               </w:rPr>
               <w:t>GIÁM</w:t>
             </w:r>
             <w:r>
               <w:rPr>
+                <w:rFonts w:asciiTheme="majorHAnsi" w:hAnsiTheme="majorHAnsi" w:cstheme="majorHAnsi"/>
                 <w:b/>
                 <w:spacing w:val="-3"/>
               </w:rPr>
@@ -4212,6 +4805,7 @@
             </w:r>
             <w:r>
               <w:rPr>
+                <w:rFonts w:asciiTheme="majorHAnsi" w:hAnsiTheme="majorHAnsi" w:cstheme="majorHAnsi"/>
                 <w:b/>
                 <w:spacing w:val="-5"/>
               </w:rPr>
@@ -4226,18 +4820,21 @@
               <w:spacing w:before="28"/>
               <w:jc w:val="center"/>
               <w:rPr>
+                <w:rFonts w:asciiTheme="majorHAnsi" w:hAnsiTheme="majorHAnsi" w:cstheme="majorHAnsi"/>
                 <w:b/>
                 <w:lang w:val="en-US"/>
               </w:rPr>
             </w:pPr>
             <w:r>
               <w:rPr>
+                <w:rFonts w:asciiTheme="majorHAnsi" w:hAnsiTheme="majorHAnsi" w:cstheme="majorHAnsi"/>
                 <w:b/>
               </w:rPr>
               <w:t>LĐ</w:t>
             </w:r>
             <w:r>
               <w:rPr>
+                <w:rFonts w:asciiTheme="majorHAnsi" w:hAnsiTheme="majorHAnsi" w:cstheme="majorHAnsi"/>
                 <w:b/>
                 <w:spacing w:val="-3"/>
               </w:rPr>
@@ -4245,6 +4842,7 @@
             </w:r>
             <w:r>
               <w:rPr>
+                <w:rFonts w:asciiTheme="majorHAnsi" w:hAnsiTheme="majorHAnsi" w:cstheme="majorHAnsi"/>
                 <w:b/>
                 <w:spacing w:val="-2"/>
               </w:rPr>
@@ -4258,6 +4856,7 @@
               </w:tabs>
               <w:spacing w:before="157"/>
               <w:rPr>
+                <w:rFonts w:asciiTheme="majorHAnsi" w:hAnsiTheme="majorHAnsi" w:cstheme="majorHAnsi"/>
                 <w:b/>
                 <w:lang w:val="en-US"/>
               </w:rPr>
@@ -4271,6 +4870,7 @@
         <w:pStyle w:val="BodyText"/>
         <w:spacing w:before="186"/>
         <w:rPr>
+          <w:rFonts w:asciiTheme="majorHAnsi" w:hAnsiTheme="majorHAnsi" w:cstheme="majorHAnsi"/>
           <w:b/>
           <w:sz w:val="22"/>
           <w:szCs w:val="22"/>
@@ -4283,6 +4883,7 @@
         <w:pStyle w:val="BodyText"/>
         <w:spacing w:before="186"/>
         <w:rPr>
+          <w:rFonts w:asciiTheme="majorHAnsi" w:hAnsiTheme="majorHAnsi" w:cstheme="majorHAnsi"/>
           <w:b/>
           <w:sz w:val="22"/>
           <w:szCs w:val="22"/>
@@ -4295,6 +4896,7 @@
         <w:pStyle w:val="BodyText"/>
         <w:spacing w:before="186"/>
         <w:rPr>
+          <w:rFonts w:asciiTheme="majorHAnsi" w:hAnsiTheme="majorHAnsi" w:cstheme="majorHAnsi"/>
           <w:b/>
           <w:sz w:val="22"/>
           <w:szCs w:val="22"/>
@@ -4307,6 +4909,7 @@
         <w:pStyle w:val="BodyText"/>
         <w:spacing w:before="186"/>
         <w:rPr>
+          <w:rFonts w:asciiTheme="majorHAnsi" w:hAnsiTheme="majorHAnsi" w:cstheme="majorHAnsi"/>
           <w:b/>
           <w:sz w:val="22"/>
           <w:szCs w:val="22"/>
@@ -4320,12 +4923,14 @@
         <w:ind w:left="0" w:right="111"/>
         <w:jc w:val="center"/>
         <w:rPr>
+          <w:rFonts w:asciiTheme="majorHAnsi" w:hAnsiTheme="majorHAnsi" w:cstheme="majorHAnsi"/>
           <w:sz w:val="24"/>
           <w:szCs w:val="24"/>
         </w:rPr>
       </w:pPr>
       <w:r>
         <w:rPr>
+          <w:rFonts w:asciiTheme="majorHAnsi" w:hAnsiTheme="majorHAnsi" w:cstheme="majorHAnsi"/>
           <w:sz w:val="24"/>
           <w:szCs w:val="24"/>
         </w:rPr>
@@ -4333,6 +4938,7 @@
       </w:r>
       <w:r>
         <w:rPr>
+          <w:rFonts w:asciiTheme="majorHAnsi" w:hAnsiTheme="majorHAnsi" w:cstheme="majorHAnsi"/>
           <w:spacing w:val="11"/>
           <w:sz w:val="24"/>
           <w:szCs w:val="24"/>
@@ -4341,6 +4947,7 @@
       </w:r>
       <w:r>
         <w:rPr>
+          <w:rFonts w:asciiTheme="majorHAnsi" w:hAnsiTheme="majorHAnsi" w:cstheme="majorHAnsi"/>
           <w:sz w:val="24"/>
           <w:szCs w:val="24"/>
         </w:rPr>
@@ -4348,6 +4955,7 @@
       </w:r>
       <w:r>
         <w:rPr>
+          <w:rFonts w:asciiTheme="majorHAnsi" w:hAnsiTheme="majorHAnsi" w:cstheme="majorHAnsi"/>
           <w:spacing w:val="12"/>
           <w:sz w:val="24"/>
           <w:szCs w:val="24"/>
@@ -4356,6 +4964,7 @@
       </w:r>
       <w:r>
         <w:rPr>
+          <w:rFonts w:asciiTheme="majorHAnsi" w:hAnsiTheme="majorHAnsi" w:cstheme="majorHAnsi"/>
           <w:sz w:val="24"/>
           <w:szCs w:val="24"/>
         </w:rPr>
@@ -4363,6 +4972,7 @@
       </w:r>
       <w:r>
         <w:rPr>
+          <w:rFonts w:asciiTheme="majorHAnsi" w:hAnsiTheme="majorHAnsi" w:cstheme="majorHAnsi"/>
           <w:spacing w:val="11"/>
           <w:sz w:val="24"/>
           <w:szCs w:val="24"/>
@@ -4371,6 +4981,7 @@
       </w:r>
       <w:r>
         <w:rPr>
+          <w:rFonts w:asciiTheme="majorHAnsi" w:hAnsiTheme="majorHAnsi" w:cstheme="majorHAnsi"/>
           <w:sz w:val="24"/>
           <w:szCs w:val="24"/>
         </w:rPr>
@@ -4378,6 +4989,7 @@
       </w:r>
       <w:r>
         <w:rPr>
+          <w:rFonts w:asciiTheme="majorHAnsi" w:hAnsiTheme="majorHAnsi" w:cstheme="majorHAnsi"/>
           <w:spacing w:val="10"/>
           <w:sz w:val="24"/>
           <w:szCs w:val="24"/>
@@ -4386,6 +4998,7 @@
       </w:r>
       <w:r>
         <w:rPr>
+          <w:rFonts w:asciiTheme="majorHAnsi" w:hAnsiTheme="majorHAnsi" w:cstheme="majorHAnsi"/>
           <w:sz w:val="24"/>
           <w:szCs w:val="24"/>
         </w:rPr>
@@ -4393,6 +5006,7 @@
       </w:r>
       <w:r>
         <w:rPr>
+          <w:rFonts w:asciiTheme="majorHAnsi" w:hAnsiTheme="majorHAnsi" w:cstheme="majorHAnsi"/>
           <w:spacing w:val="11"/>
           <w:sz w:val="24"/>
           <w:szCs w:val="24"/>
@@ -4401,6 +5015,7 @@
       </w:r>
       <w:r>
         <w:rPr>
+          <w:rFonts w:asciiTheme="majorHAnsi" w:hAnsiTheme="majorHAnsi" w:cstheme="majorHAnsi"/>
           <w:sz w:val="24"/>
           <w:szCs w:val="24"/>
         </w:rPr>
@@ -4408,6 +5023,7 @@
       </w:r>
       <w:r>
         <w:rPr>
+          <w:rFonts w:asciiTheme="majorHAnsi" w:hAnsiTheme="majorHAnsi" w:cstheme="majorHAnsi"/>
           <w:spacing w:val="11"/>
           <w:sz w:val="24"/>
           <w:szCs w:val="24"/>
@@ -4416,6 +5032,7 @@
       </w:r>
       <w:r>
         <w:rPr>
+          <w:rFonts w:asciiTheme="majorHAnsi" w:hAnsiTheme="majorHAnsi" w:cstheme="majorHAnsi"/>
           <w:spacing w:val="-5"/>
           <w:sz w:val="24"/>
           <w:szCs w:val="24"/>
@@ -4429,6 +5046,7 @@
         <w:ind w:left="136"/>
         <w:jc w:val="center"/>
         <w:rPr>
+          <w:rFonts w:asciiTheme="majorHAnsi" w:hAnsiTheme="majorHAnsi" w:cstheme="majorHAnsi"/>
           <w:sz w:val="24"/>
           <w:szCs w:val="24"/>
           <w:lang w:val="en-US"/>
@@ -4436,6 +5054,7 @@
       </w:pPr>
       <w:r>
         <w:rPr>
+          <w:rFonts w:asciiTheme="majorHAnsi" w:hAnsiTheme="majorHAnsi" w:cstheme="majorHAnsi"/>
           <w:sz w:val="24"/>
           <w:szCs w:val="24"/>
         </w:rPr>
@@ -4443,6 +5062,7 @@
       </w:r>
       <w:r>
         <w:rPr>
+          <w:rFonts w:asciiTheme="majorHAnsi" w:hAnsiTheme="majorHAnsi" w:cstheme="majorHAnsi"/>
           <w:spacing w:val="-4"/>
           <w:sz w:val="24"/>
           <w:szCs w:val="24"/>
@@ -4451,6 +5071,7 @@
       </w:r>
       <w:r>
         <w:rPr>
+          <w:rFonts w:asciiTheme="majorHAnsi" w:hAnsiTheme="majorHAnsi" w:cstheme="majorHAnsi"/>
           <w:sz w:val="24"/>
           <w:szCs w:val="24"/>
         </w:rPr>
@@ -4458,6 +5079,7 @@
       </w:r>
       <w:r>
         <w:rPr>
+          <w:rFonts w:asciiTheme="majorHAnsi" w:hAnsiTheme="majorHAnsi" w:cstheme="majorHAnsi"/>
           <w:spacing w:val="-6"/>
           <w:sz w:val="24"/>
           <w:szCs w:val="24"/>
@@ -4466,6 +5088,7 @@
       </w:r>
       <w:r>
         <w:rPr>
+          <w:rFonts w:asciiTheme="majorHAnsi" w:hAnsiTheme="majorHAnsi" w:cstheme="majorHAnsi"/>
           <w:sz w:val="24"/>
           <w:szCs w:val="24"/>
         </w:rPr>
@@ -4473,6 +5096,7 @@
       </w:r>
       <w:r>
         <w:rPr>
+          <w:rFonts w:asciiTheme="majorHAnsi" w:hAnsiTheme="majorHAnsi" w:cstheme="majorHAnsi"/>
           <w:spacing w:val="-5"/>
           <w:sz w:val="24"/>
           <w:szCs w:val="24"/>
@@ -4481,6 +5105,7 @@
       </w:r>
       <w:r>
         <w:rPr>
+          <w:rFonts w:asciiTheme="majorHAnsi" w:hAnsiTheme="majorHAnsi" w:cstheme="majorHAnsi"/>
           <w:sz w:val="24"/>
           <w:szCs w:val="24"/>
         </w:rPr>
@@ -4488,6 +5113,7 @@
       </w:r>
       <w:r>
         <w:rPr>
+          <w:rFonts w:asciiTheme="majorHAnsi" w:hAnsiTheme="majorHAnsi" w:cstheme="majorHAnsi"/>
           <w:spacing w:val="-4"/>
           <w:sz w:val="24"/>
           <w:szCs w:val="24"/>
@@ -4496,6 +5122,7 @@
       </w:r>
       <w:r>
         <w:rPr>
+          <w:rFonts w:asciiTheme="majorHAnsi" w:hAnsiTheme="majorHAnsi" w:cstheme="majorHAnsi"/>
           <w:sz w:val="24"/>
           <w:szCs w:val="24"/>
         </w:rPr>
@@ -4503,6 +5130,7 @@
       </w:r>
       <w:r>
         <w:rPr>
+          <w:rFonts w:asciiTheme="majorHAnsi" w:hAnsiTheme="majorHAnsi" w:cstheme="majorHAnsi"/>
           <w:spacing w:val="-4"/>
           <w:sz w:val="24"/>
           <w:szCs w:val="24"/>
@@ -4511,6 +5139,7 @@
       </w:r>
       <w:r>
         <w:rPr>
+          <w:rFonts w:asciiTheme="majorHAnsi" w:hAnsiTheme="majorHAnsi" w:cstheme="majorHAnsi"/>
           <w:sz w:val="24"/>
           <w:szCs w:val="24"/>
         </w:rPr>
@@ -4518,6 +5147,7 @@
       </w:r>
       <w:r>
         <w:rPr>
+          <w:rFonts w:asciiTheme="majorHAnsi" w:hAnsiTheme="majorHAnsi" w:cstheme="majorHAnsi"/>
           <w:spacing w:val="-6"/>
           <w:sz w:val="24"/>
           <w:szCs w:val="24"/>
@@ -4526,6 +5156,7 @@
       </w:r>
       <w:r>
         <w:rPr>
+          <w:rFonts w:asciiTheme="majorHAnsi" w:hAnsiTheme="majorHAnsi" w:cstheme="majorHAnsi"/>
           <w:sz w:val="24"/>
           <w:szCs w:val="24"/>
         </w:rPr>
@@ -4533,6 +5164,7 @@
       </w:r>
       <w:r>
         <w:rPr>
+          <w:rFonts w:asciiTheme="majorHAnsi" w:hAnsiTheme="majorHAnsi" w:cstheme="majorHAnsi"/>
           <w:spacing w:val="-5"/>
           <w:sz w:val="24"/>
           <w:szCs w:val="24"/>
@@ -4541,6 +5173,7 @@
       </w:r>
       <w:r>
         <w:rPr>
+          <w:rFonts w:asciiTheme="majorHAnsi" w:hAnsiTheme="majorHAnsi" w:cstheme="majorHAnsi"/>
           <w:sz w:val="24"/>
           <w:szCs w:val="24"/>
         </w:rPr>
@@ -4548,6 +5181,7 @@
       </w:r>
       <w:r>
         <w:rPr>
+          <w:rFonts w:asciiTheme="majorHAnsi" w:hAnsiTheme="majorHAnsi" w:cstheme="majorHAnsi"/>
           <w:spacing w:val="-4"/>
           <w:sz w:val="24"/>
           <w:szCs w:val="24"/>
@@ -4556,6 +5190,7 @@
       </w:r>
       <w:r>
         <w:rPr>
+          <w:rFonts w:asciiTheme="majorHAnsi" w:hAnsiTheme="majorHAnsi" w:cstheme="majorHAnsi"/>
           <w:sz w:val="24"/>
           <w:szCs w:val="24"/>
         </w:rPr>
@@ -4563,6 +5198,7 @@
       </w:r>
       <w:r>
         <w:rPr>
+          <w:rFonts w:asciiTheme="majorHAnsi" w:hAnsiTheme="majorHAnsi" w:cstheme="majorHAnsi"/>
           <w:spacing w:val="-6"/>
           <w:sz w:val="24"/>
           <w:szCs w:val="24"/>
@@ -4571,6 +5207,7 @@
       </w:r>
       <w:r>
         <w:rPr>
+          <w:rFonts w:asciiTheme="majorHAnsi" w:hAnsiTheme="majorHAnsi" w:cstheme="majorHAnsi"/>
           <w:sz w:val="24"/>
           <w:szCs w:val="24"/>
         </w:rPr>
@@ -4578,6 +5215,7 @@
       </w:r>
       <w:r>
         <w:rPr>
+          <w:rFonts w:asciiTheme="majorHAnsi" w:hAnsiTheme="majorHAnsi" w:cstheme="majorHAnsi"/>
           <w:spacing w:val="-3"/>
           <w:sz w:val="24"/>
           <w:szCs w:val="24"/>
@@ -4586,6 +5224,7 @@
       </w:r>
       <w:r>
         <w:rPr>
+          <w:rFonts w:asciiTheme="majorHAnsi" w:hAnsiTheme="majorHAnsi" w:cstheme="majorHAnsi"/>
           <w:sz w:val="24"/>
           <w:szCs w:val="24"/>
         </w:rPr>
@@ -4593,6 +5232,7 @@
       </w:r>
       <w:r>
         <w:rPr>
+          <w:rFonts w:asciiTheme="majorHAnsi" w:hAnsiTheme="majorHAnsi" w:cstheme="majorHAnsi"/>
           <w:spacing w:val="-3"/>
           <w:sz w:val="24"/>
           <w:szCs w:val="24"/>
@@ -4601,6 +5241,7 @@
       </w:r>
       <w:r>
         <w:rPr>
+          <w:rFonts w:asciiTheme="majorHAnsi" w:hAnsiTheme="majorHAnsi" w:cstheme="majorHAnsi"/>
           <w:sz w:val="24"/>
           <w:szCs w:val="24"/>
         </w:rPr>
@@ -4608,6 +5249,7 @@
       </w:r>
       <w:r>
         <w:rPr>
+          <w:rFonts w:asciiTheme="majorHAnsi" w:hAnsiTheme="majorHAnsi" w:cstheme="majorHAnsi"/>
           <w:spacing w:val="-6"/>
           <w:sz w:val="24"/>
           <w:szCs w:val="24"/>
@@ -4616,6 +5258,7 @@
       </w:r>
       <w:r>
         <w:rPr>
+          <w:rFonts w:asciiTheme="majorHAnsi" w:hAnsiTheme="majorHAnsi" w:cstheme="majorHAnsi"/>
           <w:sz w:val="24"/>
           <w:szCs w:val="24"/>
         </w:rPr>
@@ -4623,6 +5266,7 @@
       </w:r>
       <w:r>
         <w:rPr>
+          <w:rFonts w:asciiTheme="majorHAnsi" w:hAnsiTheme="majorHAnsi" w:cstheme="majorHAnsi"/>
           <w:spacing w:val="-5"/>
           <w:sz w:val="24"/>
           <w:szCs w:val="24"/>
@@ -4631,6 +5275,7 @@
       </w:r>
       <w:r>
         <w:rPr>
+          <w:rFonts w:asciiTheme="majorHAnsi" w:hAnsiTheme="majorHAnsi" w:cstheme="majorHAnsi"/>
           <w:sz w:val="24"/>
           <w:szCs w:val="24"/>
         </w:rPr>
@@ -4638,6 +5283,7 @@
       </w:r>
       <w:r>
         <w:rPr>
+          <w:rFonts w:asciiTheme="majorHAnsi" w:hAnsiTheme="majorHAnsi" w:cstheme="majorHAnsi"/>
           <w:spacing w:val="-6"/>
           <w:sz w:val="24"/>
           <w:szCs w:val="24"/>
@@ -4646,6 +5292,7 @@
       </w:r>
       <w:r>
         <w:rPr>
+          <w:rFonts w:asciiTheme="majorHAnsi" w:hAnsiTheme="majorHAnsi" w:cstheme="majorHAnsi"/>
           <w:sz w:val="24"/>
           <w:szCs w:val="24"/>
         </w:rPr>
@@ -4653,6 +5300,7 @@
       </w:r>
       <w:r>
         <w:rPr>
+          <w:rFonts w:asciiTheme="majorHAnsi" w:hAnsiTheme="majorHAnsi" w:cstheme="majorHAnsi"/>
           <w:spacing w:val="-6"/>
           <w:sz w:val="24"/>
           <w:szCs w:val="24"/>
@@ -4661,6 +5309,7 @@
       </w:r>
       <w:r>
         <w:rPr>
+          <w:rFonts w:asciiTheme="majorHAnsi" w:hAnsiTheme="majorHAnsi" w:cstheme="majorHAnsi"/>
           <w:sz w:val="24"/>
           <w:szCs w:val="24"/>
         </w:rPr>
@@ -4668,6 +5317,7 @@
       </w:r>
       <w:r>
         <w:rPr>
+          <w:rFonts w:asciiTheme="majorHAnsi" w:hAnsiTheme="majorHAnsi" w:cstheme="majorHAnsi"/>
           <w:spacing w:val="-3"/>
           <w:sz w:val="24"/>
           <w:szCs w:val="24"/>
@@ -4676,6 +5326,7 @@
       </w:r>
       <w:r>
         <w:rPr>
+          <w:rFonts w:asciiTheme="majorHAnsi" w:hAnsiTheme="majorHAnsi" w:cstheme="majorHAnsi"/>
           <w:sz w:val="24"/>
           <w:szCs w:val="24"/>
         </w:rPr>
@@ -4683,6 +5334,7 @@
       </w:r>
       <w:r>
         <w:rPr>
+          <w:rFonts w:asciiTheme="majorHAnsi" w:hAnsiTheme="majorHAnsi" w:cstheme="majorHAnsi"/>
           <w:spacing w:val="-4"/>
           <w:sz w:val="24"/>
           <w:szCs w:val="24"/>
@@ -4691,6 +5343,7 @@
       </w:r>
       <w:r>
         <w:rPr>
+          <w:rFonts w:asciiTheme="majorHAnsi" w:hAnsiTheme="majorHAnsi" w:cstheme="majorHAnsi"/>
           <w:sz w:val="24"/>
           <w:szCs w:val="24"/>
         </w:rPr>
@@ -4698,6 +5351,7 @@
       </w:r>
       <w:r>
         <w:rPr>
+          <w:rFonts w:asciiTheme="majorHAnsi" w:hAnsiTheme="majorHAnsi" w:cstheme="majorHAnsi"/>
           <w:spacing w:val="-7"/>
           <w:sz w:val="24"/>
           <w:szCs w:val="24"/>
@@ -4706,6 +5360,7 @@
       </w:r>
       <w:r>
         <w:rPr>
+          <w:rFonts w:asciiTheme="majorHAnsi" w:hAnsiTheme="majorHAnsi" w:cstheme="majorHAnsi"/>
           <w:sz w:val="24"/>
           <w:szCs w:val="24"/>
         </w:rPr>
@@ -4713,6 +5368,7 @@
       </w:r>
       <w:r>
         <w:rPr>
+          <w:rFonts w:asciiTheme="majorHAnsi" w:hAnsiTheme="majorHAnsi" w:cstheme="majorHAnsi"/>
           <w:spacing w:val="-5"/>
           <w:sz w:val="24"/>
           <w:szCs w:val="24"/>
@@ -4721,6 +5377,7 @@
       </w:r>
       <w:r>
         <w:rPr>
+          <w:rFonts w:asciiTheme="majorHAnsi" w:hAnsiTheme="majorHAnsi" w:cstheme="majorHAnsi"/>
           <w:sz w:val="24"/>
           <w:szCs w:val="24"/>
         </w:rPr>
@@ -4728,6 +5385,7 @@
       </w:r>
       <w:r>
         <w:rPr>
+          <w:rFonts w:asciiTheme="majorHAnsi" w:hAnsiTheme="majorHAnsi" w:cstheme="majorHAnsi"/>
           <w:spacing w:val="-6"/>
           <w:sz w:val="24"/>
           <w:szCs w:val="24"/>
@@ -4736,6 +5394,7 @@
       </w:r>
       <w:r>
         <w:rPr>
+          <w:rFonts w:asciiTheme="majorHAnsi" w:hAnsiTheme="majorHAnsi" w:cstheme="majorHAnsi"/>
           <w:sz w:val="24"/>
           <w:szCs w:val="24"/>
         </w:rPr>
@@ -4743,6 +5402,7 @@
       </w:r>
       <w:r>
         <w:rPr>
+          <w:rFonts w:asciiTheme="majorHAnsi" w:hAnsiTheme="majorHAnsi" w:cstheme="majorHAnsi"/>
           <w:spacing w:val="-10"/>
           <w:sz w:val="24"/>
           <w:szCs w:val="24"/>
@@ -4751,6 +5411,7 @@
       </w:r>
       <w:r>
         <w:rPr>
+          <w:rFonts w:asciiTheme="majorHAnsi" w:hAnsiTheme="majorHAnsi" w:cstheme="majorHAnsi"/>
           <w:spacing w:val="-2"/>
           <w:sz w:val="24"/>
           <w:szCs w:val="24"/>
@@ -4764,12 +5425,14 @@
         <w:ind w:left="136"/>
         <w:jc w:val="center"/>
         <w:rPr>
+          <w:rFonts w:asciiTheme="majorHAnsi" w:hAnsiTheme="majorHAnsi" w:cstheme="majorHAnsi"/>
           <w:sz w:val="24"/>
           <w:szCs w:val="24"/>
         </w:rPr>
       </w:pPr>
       <w:r>
         <w:rPr>
+          <w:rFonts w:asciiTheme="majorHAnsi" w:hAnsiTheme="majorHAnsi" w:cstheme="majorHAnsi"/>
           <w:b/>
           <w:sz w:val="24"/>
           <w:szCs w:val="24"/>
@@ -4778,6 +5441,7 @@
       </w:r>
       <w:r>
         <w:rPr>
+          <w:rFonts w:asciiTheme="majorHAnsi" w:hAnsiTheme="majorHAnsi" w:cstheme="majorHAnsi"/>
           <w:b/>
           <w:spacing w:val="-6"/>
           <w:sz w:val="24"/>
@@ -4787,6 +5451,7 @@
       </w:r>
       <w:r>
         <w:rPr>
+          <w:rFonts w:asciiTheme="majorHAnsi" w:hAnsiTheme="majorHAnsi" w:cstheme="majorHAnsi"/>
           <w:b/>
           <w:sz w:val="24"/>
           <w:szCs w:val="24"/>
@@ -4795,6 +5460,7 @@
       </w:r>
       <w:r>
         <w:rPr>
+          <w:rFonts w:asciiTheme="majorHAnsi" w:hAnsiTheme="majorHAnsi" w:cstheme="majorHAnsi"/>
           <w:b/>
           <w:spacing w:val="-5"/>
           <w:sz w:val="24"/>
@@ -4804,6 +5470,7 @@
       </w:r>
       <w:r>
         <w:rPr>
+          <w:rFonts w:asciiTheme="majorHAnsi" w:hAnsiTheme="majorHAnsi" w:cstheme="majorHAnsi"/>
           <w:b/>
           <w:sz w:val="24"/>
           <w:szCs w:val="24"/>
@@ -4812,6 +5479,7 @@
       </w:r>
       <w:r>
         <w:rPr>
+          <w:rFonts w:asciiTheme="majorHAnsi" w:hAnsiTheme="majorHAnsi" w:cstheme="majorHAnsi"/>
           <w:b/>
           <w:spacing w:val="-5"/>
           <w:sz w:val="24"/>
@@ -4823,6 +5491,7 @@
     <w:p>
       <w:pPr>
         <w:rPr>
+          <w:rFonts w:asciiTheme="majorHAnsi" w:hAnsiTheme="majorHAnsi" w:cstheme="majorHAnsi"/>
           <w:b/>
           <w:sz w:val="24"/>
           <w:szCs w:val="24"/>
@@ -4833,6 +5502,7 @@
     <w:p>
       <w:pPr>
         <w:rPr>
+          <w:rFonts w:asciiTheme="majorHAnsi" w:hAnsiTheme="majorHAnsi" w:cstheme="majorHAnsi"/>
           <w:b/>
           <w:sz w:val="26"/>
           <w:szCs w:val="26"/>
@@ -4851,6 +5521,7 @@
         <w:ind w:left="96"/>
         <w:jc w:val="center"/>
         <w:rPr>
+          <w:rFonts w:asciiTheme="majorHAnsi" w:hAnsiTheme="majorHAnsi" w:cstheme="majorHAnsi"/>
           <w:b/>
           <w:sz w:val="24"/>
           <w:szCs w:val="24"/>
@@ -4858,6 +5529,7 @@
       </w:pPr>
       <w:r>
         <w:rPr>
+          <w:rFonts w:asciiTheme="majorHAnsi" w:hAnsiTheme="majorHAnsi" w:cstheme="majorHAnsi"/>
           <w:b/>
           <w:sz w:val="24"/>
           <w:szCs w:val="24"/>
@@ -4866,6 +5538,7 @@
       </w:r>
       <w:r>
         <w:rPr>
+          <w:rFonts w:asciiTheme="majorHAnsi" w:hAnsiTheme="majorHAnsi" w:cstheme="majorHAnsi"/>
           <w:b/>
           <w:spacing w:val="-4"/>
           <w:sz w:val="24"/>
@@ -4880,12 +5553,14 @@
         <w:ind w:left="149"/>
         <w:jc w:val="center"/>
         <w:rPr>
+          <w:rFonts w:asciiTheme="majorHAnsi" w:hAnsiTheme="majorHAnsi" w:cstheme="majorHAnsi"/>
           <w:sz w:val="24"/>
           <w:szCs w:val="24"/>
         </w:rPr>
       </w:pPr>
       <w:r>
         <w:rPr>
+          <w:rFonts w:asciiTheme="majorHAnsi" w:hAnsiTheme="majorHAnsi" w:cstheme="majorHAnsi"/>
           <w:sz w:val="24"/>
           <w:szCs w:val="24"/>
         </w:rPr>
@@ -4893,6 +5568,7 @@
       </w:r>
       <w:r>
         <w:rPr>
+          <w:rFonts w:asciiTheme="majorHAnsi" w:hAnsiTheme="majorHAnsi" w:cstheme="majorHAnsi"/>
           <w:spacing w:val="-6"/>
           <w:sz w:val="24"/>
           <w:szCs w:val="24"/>
@@ -4901,6 +5577,7 @@
       </w:r>
       <w:r>
         <w:rPr>
+          <w:rFonts w:asciiTheme="majorHAnsi" w:hAnsiTheme="majorHAnsi" w:cstheme="majorHAnsi"/>
           <w:sz w:val="24"/>
           <w:szCs w:val="24"/>
         </w:rPr>
@@ -4908,6 +5585,7 @@
       </w:r>
       <w:r>
         <w:rPr>
+          <w:rFonts w:asciiTheme="majorHAnsi" w:hAnsiTheme="majorHAnsi" w:cstheme="majorHAnsi"/>
           <w:spacing w:val="-7"/>
           <w:sz w:val="24"/>
           <w:szCs w:val="24"/>
@@ -4916,6 +5594,7 @@
       </w:r>
       <w:r>
         <w:rPr>
+          <w:rFonts w:asciiTheme="majorHAnsi" w:hAnsiTheme="majorHAnsi" w:cstheme="majorHAnsi"/>
           <w:sz w:val="24"/>
           <w:szCs w:val="24"/>
         </w:rPr>
@@ -4923,6 +5602,7 @@
       </w:r>
       <w:r>
         <w:rPr>
+          <w:rFonts w:asciiTheme="majorHAnsi" w:hAnsiTheme="majorHAnsi" w:cstheme="majorHAnsi"/>
           <w:spacing w:val="-5"/>
           <w:sz w:val="24"/>
           <w:szCs w:val="24"/>
@@ -4931,6 +5611,7 @@
       </w:r>
       <w:r>
         <w:rPr>
+          <w:rFonts w:asciiTheme="majorHAnsi" w:hAnsiTheme="majorHAnsi" w:cstheme="majorHAnsi"/>
           <w:sz w:val="24"/>
           <w:szCs w:val="24"/>
         </w:rPr>
@@ -4938,6 +5619,7 @@
       </w:r>
       <w:r>
         <w:rPr>
+          <w:rFonts w:asciiTheme="majorHAnsi" w:hAnsiTheme="majorHAnsi" w:cstheme="majorHAnsi"/>
           <w:spacing w:val="-7"/>
           <w:sz w:val="24"/>
           <w:szCs w:val="24"/>
@@ -4946,6 +5628,7 @@
       </w:r>
       <w:r>
         <w:rPr>
+          <w:rFonts w:asciiTheme="majorHAnsi" w:hAnsiTheme="majorHAnsi" w:cstheme="majorHAnsi"/>
           <w:sz w:val="24"/>
           <w:szCs w:val="24"/>
         </w:rPr>
@@ -4953,6 +5636,7 @@
       </w:r>
       <w:r>
         <w:rPr>
+          <w:rFonts w:asciiTheme="majorHAnsi" w:hAnsiTheme="majorHAnsi" w:cstheme="majorHAnsi"/>
           <w:spacing w:val="-5"/>
           <w:sz w:val="24"/>
           <w:szCs w:val="24"/>
@@ -4961,6 +5645,7 @@
       </w:r>
       <w:r>
         <w:rPr>
+          <w:rFonts w:asciiTheme="majorHAnsi" w:hAnsiTheme="majorHAnsi" w:cstheme="majorHAnsi"/>
           <w:sz w:val="24"/>
           <w:szCs w:val="24"/>
         </w:rPr>
@@ -4968,6 +5653,7 @@
       </w:r>
       <w:r>
         <w:rPr>
+          <w:rFonts w:asciiTheme="majorHAnsi" w:hAnsiTheme="majorHAnsi" w:cstheme="majorHAnsi"/>
           <w:spacing w:val="-5"/>
           <w:sz w:val="24"/>
           <w:szCs w:val="24"/>
@@ -4976,6 +5662,7 @@
       </w:r>
       <w:r>
         <w:rPr>
+          <w:rFonts w:asciiTheme="majorHAnsi" w:hAnsiTheme="majorHAnsi" w:cstheme="majorHAnsi"/>
           <w:spacing w:val="-4"/>
           <w:sz w:val="24"/>
           <w:szCs w:val="24"/>
@@ -4989,6 +5676,7 @@
         <w:ind w:left="149"/>
         <w:jc w:val="center"/>
         <w:rPr>
+          <w:rFonts w:asciiTheme="majorHAnsi" w:hAnsiTheme="majorHAnsi" w:cstheme="majorHAnsi"/>
           <w:b/>
           <w:sz w:val="24"/>
           <w:szCs w:val="24"/>
@@ -4996,6 +5684,7 @@
       </w:pPr>
       <w:r>
         <w:rPr>
+          <w:rFonts w:asciiTheme="majorHAnsi" w:hAnsiTheme="majorHAnsi" w:cstheme="majorHAnsi"/>
           <w:sz w:val="24"/>
           <w:szCs w:val="24"/>
         </w:rPr>
@@ -5003,6 +5692,7 @@
       </w:r>
       <w:r>
         <w:rPr>
+          <w:rFonts w:asciiTheme="majorHAnsi" w:hAnsiTheme="majorHAnsi" w:cstheme="majorHAnsi"/>
           <w:b/>
           <w:sz w:val="24"/>
           <w:szCs w:val="24"/>
@@ -5011,6 +5701,7 @@
       </w:r>
       <w:r>
         <w:rPr>
+          <w:rFonts w:asciiTheme="majorHAnsi" w:hAnsiTheme="majorHAnsi" w:cstheme="majorHAnsi"/>
           <w:b/>
           <w:spacing w:val="-7"/>
           <w:sz w:val="24"/>
@@ -5020,6 +5711,7 @@
       </w:r>
       <w:r>
         <w:rPr>
+          <w:rFonts w:asciiTheme="majorHAnsi" w:hAnsiTheme="majorHAnsi" w:cstheme="majorHAnsi"/>
           <w:b/>
           <w:sz w:val="24"/>
           <w:szCs w:val="24"/>
@@ -5028,6 +5720,7 @@
       </w:r>
       <w:r>
         <w:rPr>
+          <w:rFonts w:asciiTheme="majorHAnsi" w:hAnsiTheme="majorHAnsi" w:cstheme="majorHAnsi"/>
           <w:b/>
           <w:spacing w:val="-7"/>
           <w:sz w:val="24"/>
@@ -5037,6 +5730,7 @@
       </w:r>
       <w:r>
         <w:rPr>
+          <w:rFonts w:asciiTheme="majorHAnsi" w:hAnsiTheme="majorHAnsi" w:cstheme="majorHAnsi"/>
           <w:b/>
           <w:spacing w:val="-5"/>
           <w:sz w:val="24"/>
@@ -5051,12 +5745,14 @@
         <w:ind w:left="100"/>
         <w:jc w:val="center"/>
         <w:rPr>
+          <w:rFonts w:asciiTheme="majorHAnsi" w:hAnsiTheme="majorHAnsi" w:cstheme="majorHAnsi"/>
           <w:sz w:val="24"/>
           <w:szCs w:val="24"/>
         </w:rPr>
       </w:pPr>
       <w:r>
         <w:rPr>
+          <w:rFonts w:asciiTheme="majorHAnsi" w:hAnsiTheme="majorHAnsi" w:cstheme="majorHAnsi"/>
           <w:sz w:val="24"/>
           <w:szCs w:val="24"/>
         </w:rPr>
@@ -5064,6 +5760,7 @@
       </w:r>
       <w:r>
         <w:rPr>
+          <w:rFonts w:asciiTheme="majorHAnsi" w:hAnsiTheme="majorHAnsi" w:cstheme="majorHAnsi"/>
           <w:spacing w:val="-13"/>
           <w:sz w:val="24"/>
           <w:szCs w:val="24"/>
@@ -5072,6 +5769,7 @@
       </w:r>
       <w:r>
         <w:rPr>
+          <w:rFonts w:asciiTheme="majorHAnsi" w:hAnsiTheme="majorHAnsi" w:cstheme="majorHAnsi"/>
           <w:spacing w:val="-2"/>
           <w:sz w:val="24"/>
           <w:szCs w:val="24"/>
@@ -5085,6 +5783,7 @@
         <w:ind w:left="4" w:right="887"/>
         <w:jc w:val="center"/>
         <w:rPr>
+          <w:rFonts w:asciiTheme="majorHAnsi" w:hAnsiTheme="majorHAnsi" w:cstheme="majorHAnsi"/>
           <w:b/>
           <w:sz w:val="24"/>
           <w:szCs w:val="24"/>
@@ -5092,6 +5791,7 @@
       </w:pPr>
       <w:r>
         <w:rPr>
+          <w:rFonts w:asciiTheme="majorHAnsi" w:hAnsiTheme="majorHAnsi" w:cstheme="majorHAnsi"/>
           <w:sz w:val="24"/>
           <w:szCs w:val="24"/>
         </w:rPr>
@@ -5099,6 +5799,7 @@
       </w:r>
       <w:r>
         <w:rPr>
+          <w:rFonts w:asciiTheme="majorHAnsi" w:hAnsiTheme="majorHAnsi" w:cstheme="majorHAnsi"/>
           <w:b/>
           <w:sz w:val="24"/>
           <w:szCs w:val="24"/>
@@ -5107,6 +5808,7 @@
       </w:r>
       <w:r>
         <w:rPr>
+          <w:rFonts w:asciiTheme="majorHAnsi" w:hAnsiTheme="majorHAnsi" w:cstheme="majorHAnsi"/>
           <w:b/>
           <w:spacing w:val="-3"/>
           <w:sz w:val="24"/>
@@ -5116,6 +5818,7 @@
       </w:r>
       <w:r>
         <w:rPr>
+          <w:rFonts w:asciiTheme="majorHAnsi" w:hAnsiTheme="majorHAnsi" w:cstheme="majorHAnsi"/>
           <w:b/>
           <w:sz w:val="24"/>
           <w:szCs w:val="24"/>
@@ -5124,6 +5827,7 @@
       </w:r>
       <w:r>
         <w:rPr>
+          <w:rFonts w:asciiTheme="majorHAnsi" w:hAnsiTheme="majorHAnsi" w:cstheme="majorHAnsi"/>
           <w:b/>
           <w:spacing w:val="-6"/>
           <w:sz w:val="24"/>
@@ -5133,6 +5837,7 @@
       </w:r>
       <w:r>
         <w:rPr>
+          <w:rFonts w:asciiTheme="majorHAnsi" w:hAnsiTheme="majorHAnsi" w:cstheme="majorHAnsi"/>
           <w:b/>
           <w:sz w:val="24"/>
           <w:szCs w:val="24"/>
@@ -5141,6 +5846,7 @@
       </w:r>
       <w:r>
         <w:rPr>
+          <w:rFonts w:asciiTheme="majorHAnsi" w:hAnsiTheme="majorHAnsi" w:cstheme="majorHAnsi"/>
           <w:b/>
           <w:spacing w:val="-4"/>
           <w:sz w:val="24"/>
@@ -5150,6 +5856,7 @@
       </w:r>
       <w:r>
         <w:rPr>
+          <w:rFonts w:asciiTheme="majorHAnsi" w:hAnsiTheme="majorHAnsi" w:cstheme="majorHAnsi"/>
           <w:b/>
           <w:sz w:val="24"/>
           <w:szCs w:val="24"/>
@@ -5158,6 +5865,7 @@
       </w:r>
       <w:r>
         <w:rPr>
+          <w:rFonts w:asciiTheme="majorHAnsi" w:hAnsiTheme="majorHAnsi" w:cstheme="majorHAnsi"/>
           <w:b/>
           <w:spacing w:val="-4"/>
           <w:sz w:val="24"/>
@@ -5167,6 +5875,7 @@
       </w:r>
       <w:r>
         <w:rPr>
+          <w:rFonts w:asciiTheme="majorHAnsi" w:hAnsiTheme="majorHAnsi" w:cstheme="majorHAnsi"/>
           <w:b/>
           <w:spacing w:val="-5"/>
           <w:sz w:val="24"/>
@@ -5181,6 +5890,7 @@
         <w:ind w:right="887"/>
         <w:jc w:val="center"/>
         <w:rPr>
+          <w:rFonts w:asciiTheme="majorHAnsi" w:hAnsiTheme="majorHAnsi" w:cstheme="majorHAnsi"/>
           <w:b/>
           <w:sz w:val="24"/>
           <w:szCs w:val="24"/>
@@ -5188,6 +5898,7 @@
       </w:pPr>
       <w:r>
         <w:rPr>
+          <w:rFonts w:asciiTheme="majorHAnsi" w:hAnsiTheme="majorHAnsi" w:cstheme="majorHAnsi"/>
           <w:b/>
           <w:sz w:val="24"/>
           <w:szCs w:val="24"/>
@@ -5196,6 +5907,7 @@
       </w:r>
       <w:r>
         <w:rPr>
+          <w:rFonts w:asciiTheme="majorHAnsi" w:hAnsiTheme="majorHAnsi" w:cstheme="majorHAnsi"/>
           <w:b/>
           <w:spacing w:val="-5"/>
           <w:sz w:val="24"/>
@@ -5205,6 +5917,7 @@
       </w:r>
       <w:r>
         <w:rPr>
+          <w:rFonts w:asciiTheme="majorHAnsi" w:hAnsiTheme="majorHAnsi" w:cstheme="majorHAnsi"/>
           <w:b/>
           <w:sz w:val="24"/>
           <w:szCs w:val="24"/>
@@ -5213,6 +5926,7 @@
       </w:r>
       <w:r>
         <w:rPr>
+          <w:rFonts w:asciiTheme="majorHAnsi" w:hAnsiTheme="majorHAnsi" w:cstheme="majorHAnsi"/>
           <w:b/>
           <w:spacing w:val="-5"/>
           <w:sz w:val="24"/>
@@ -5222,6 +5936,7 @@
       </w:r>
       <w:r>
         <w:rPr>
+          <w:rFonts w:asciiTheme="majorHAnsi" w:hAnsiTheme="majorHAnsi" w:cstheme="majorHAnsi"/>
           <w:b/>
           <w:sz w:val="24"/>
           <w:szCs w:val="24"/>
@@ -5230,6 +5945,7 @@
       </w:r>
       <w:r>
         <w:rPr>
+          <w:rFonts w:asciiTheme="majorHAnsi" w:hAnsiTheme="majorHAnsi" w:cstheme="majorHAnsi"/>
           <w:b/>
           <w:spacing w:val="-5"/>
           <w:sz w:val="24"/>
@@ -5239,6 +5955,7 @@
       </w:r>
       <w:r>
         <w:rPr>
+          <w:rFonts w:asciiTheme="majorHAnsi" w:hAnsiTheme="majorHAnsi" w:cstheme="majorHAnsi"/>
           <w:b/>
           <w:sz w:val="24"/>
           <w:szCs w:val="24"/>
@@ -5247,6 +5964,7 @@
       </w:r>
       <w:r>
         <w:rPr>
+          <w:rFonts w:asciiTheme="majorHAnsi" w:hAnsiTheme="majorHAnsi" w:cstheme="majorHAnsi"/>
           <w:b/>
           <w:spacing w:val="-5"/>
           <w:sz w:val="24"/>
@@ -5256,6 +5974,7 @@
       </w:r>
       <w:r>
         <w:rPr>
+          <w:rFonts w:asciiTheme="majorHAnsi" w:hAnsiTheme="majorHAnsi" w:cstheme="majorHAnsi"/>
           <w:b/>
           <w:spacing w:val="-4"/>
           <w:sz w:val="24"/>
